--- a/sdr/human-readable/sdr-class-a-authoring.docx
+++ b/sdr/human-readable/sdr-class-a-authoring.docx
@@ -27,7 +27,7 @@
     </w:p>
     <w:p>
       <w:r>
-        <w:t>Generated from dataset 2026.07.14.01</w:t>
+        <w:t>Generated from dataset 2026.09.13.02</w:t>
       </w:r>
     </w:p>
     <w:p>
@@ -560,6 +560,137 @@
     </w:p>
     <w:p>
       <w:r>
+        <w:t>Force at Class A: MUST | Class A obligation: mandatory | timeframe: 3 months</w:t>
+      </w:r>
+    </w:p>
+    <w:p>
+      <w:r>
+        <w:rPr>
+          <w:b/>
+        </w:rPr>
+        <w:t xml:space="preserve">What it looks for: </w:t>
+      </w:r>
+      <w:r>
+        <w:rPr>
+          <w:i w:val="0"/>
+        </w:rPr>
+        <w:t>Providers MUST supply an Ongoing Certification Report to all necessary parties every 3 months, covering the entire period since the previous summary, in a consistent format that is human readable; this report MUST include high-level summaries of at least the following information (if applicable):</w:t>
+      </w:r>
+    </w:p>
+    <w:p>
+      <w:r>
+        <w:rPr>
+          <w:b/>
+        </w:rPr>
+        <w:t xml:space="preserve">How to comply (SAS guidance): </w:t>
+      </w:r>
+      <w:r>
+        <w:rPr>
+          <w:i w:val="0"/>
+        </w:rPr>
+        <w:t>Establish the quarterly Ongoing Certification Report and Quarterly Review cadence: a named owner, a calendar, a consistent format, a feedback mechanism, and public next-report and next-review dates in the certification data.</w:t>
+      </w:r>
+    </w:p>
+    <w:p>
+      <w:r>
+        <w:rPr>
+          <w:b/>
+        </w:rPr>
+        <w:t xml:space="preserve">Evidence required (rule-specific artifacts list): </w:t>
+      </w:r>
+      <w:r>
+        <w:rPr>
+          <w:i w:val="0"/>
+        </w:rPr>
+      </w:r>
+    </w:p>
+    <w:p>
+      <w:pPr>
+        <w:pStyle w:val="ListBullet"/>
+      </w:pPr>
+      <w:r>
+        <w:t>Most recent Ongoing Certification Report. If the report is not available, the provider MUST provide a sample report that includes all required information.</w:t>
+      </w:r>
+    </w:p>
+    <w:p>
+      <w:pPr>
+        <w:pStyle w:val="ListBullet"/>
+      </w:pPr>
+      <w:r>
+        <w:t>How the report will be delivered</w:t>
+      </w:r>
+    </w:p>
+    <w:p>
+      <w:r>
+        <w:rPr>
+          <w:b/>
+        </w:rPr>
+        <w:t xml:space="preserve">Implementation: </w:t>
+      </w:r>
+      <w:r>
+        <w:rPr>
+          <w:i w:val="0"/>
+        </w:rPr>
+        <w:t>[[ FILL: replace with the provider's real implementation facts ]]</w:t>
+      </w:r>
+    </w:p>
+    <w:p>
+      <w:r>
+        <w:rPr>
+          <w:b/>
+        </w:rPr>
+        <w:t xml:space="preserve">Validation: </w:t>
+      </w:r>
+      <w:r>
+        <w:rPr>
+          <w:i w:val="0"/>
+        </w:rPr>
+        <w:t>[[ FILL: replace with the provider's real implementation facts ]]</w:t>
+      </w:r>
+    </w:p>
+    <w:p>
+      <w:r>
+        <w:rPr>
+          <w:b/>
+        </w:rPr>
+        <w:t xml:space="preserve">Owner: </w:t>
+      </w:r>
+      <w:r>
+        <w:rPr>
+          <w:i w:val="0"/>
+        </w:rPr>
+        <w:t>[[ FILL: replace with the provider's real implementation facts ]]</w:t>
+      </w:r>
+    </w:p>
+    <w:p>
+      <w:r>
+        <w:rPr>
+          <w:b/>
+        </w:rPr>
+        <w:t xml:space="preserve">Status: </w:t>
+      </w:r>
+      <w:r>
+        <w:rPr>
+          <w:i w:val="0"/>
+        </w:rPr>
+        <w:t>Not Implemented</w:t>
+      </w:r>
+    </w:p>
+    <w:p>
+      <w:pPr>
+        <w:pStyle w:val="Heading2"/>
+      </w:pPr>
+      <w:r>
+        <w:t>CCM-OCR-NRD Next Report Date</w:t>
+      </w:r>
+    </w:p>
+    <w:p>
+      <w:r>
+        <w:t>Rule family: CCM (Collaborative Continuous Monitoring)</w:t>
+      </w:r>
+    </w:p>
+    <w:p>
+      <w:r>
         <w:t>Force at Class A: MUST | Class A obligation: mandatory</w:t>
       </w:r>
     </w:p>
@@ -574,7 +705,7 @@
         <w:rPr>
           <w:i w:val="0"/>
         </w:rPr>
-        <w:t>Providers MUST supply an Ongoing Certification Report to all necessary parties every 3 months, covering the entire period since the previous summary, in a consistent format that is human readable; this report MUST include high-level summaries of at least the following information:</w:t>
+        <w:t>Providers MUST supply the target date for their next Ongoing Certification Report with other public FedRAMP Certification Data.</w:t>
       </w:r>
     </w:p>
     <w:p>
@@ -596,6 +727,668 @@
         <w:rPr>
           <w:b/>
         </w:rPr>
+        <w:t xml:space="preserve">Evidence required (FedRAMP default artifact expectations for rules): </w:t>
+      </w:r>
+      <w:r>
+        <w:rPr>
+          <w:i w:val="0"/>
+        </w:rPr>
+      </w:r>
+    </w:p>
+    <w:p>
+      <w:pPr>
+        <w:pStyle w:val="ListBullet"/>
+      </w:pPr>
+      <w:r>
+        <w:t>Explanation of how the rule is followed, or an explanation of the reason and resulting risk to customers for not following the rule.</w:t>
+      </w:r>
+    </w:p>
+    <w:p>
+      <w:pPr>
+        <w:pStyle w:val="ListBullet"/>
+      </w:pPr>
+      <w:r>
+        <w:t>Verification that the implementation is appropriate for the rule, or that the reason for not implementing is accepted by a senior official.</w:t>
+      </w:r>
+    </w:p>
+    <w:p>
+      <w:pPr>
+        <w:pStyle w:val="ListBullet"/>
+      </w:pPr>
+      <w:r>
+        <w:t>Validation that the implementation is in place and working as intended, or that the reason for not implementing is accepted by a senior official.</w:t>
+      </w:r>
+    </w:p>
+    <w:p>
+      <w:pPr>
+        <w:pStyle w:val="ListBullet"/>
+      </w:pPr>
+      <w:r>
+        <w:t>Independent verification.</w:t>
+      </w:r>
+    </w:p>
+    <w:p>
+      <w:pPr>
+        <w:pStyle w:val="ListBullet"/>
+      </w:pPr>
+      <w:r>
+        <w:t>Independent validation.</w:t>
+      </w:r>
+    </w:p>
+    <w:p>
+      <w:r>
+        <w:rPr>
+          <w:b/>
+        </w:rPr>
+        <w:t xml:space="preserve">Implementation: </w:t>
+      </w:r>
+      <w:r>
+        <w:rPr>
+          <w:i w:val="0"/>
+        </w:rPr>
+        <w:t>[[ FILL: replace with the provider's real implementation facts ]]</w:t>
+      </w:r>
+    </w:p>
+    <w:p>
+      <w:r>
+        <w:rPr>
+          <w:b/>
+        </w:rPr>
+        <w:t xml:space="preserve">Validation: </w:t>
+      </w:r>
+      <w:r>
+        <w:rPr>
+          <w:i w:val="0"/>
+        </w:rPr>
+        <w:t>[[ FILL: replace with the provider's real implementation facts ]]</w:t>
+      </w:r>
+    </w:p>
+    <w:p>
+      <w:r>
+        <w:rPr>
+          <w:b/>
+        </w:rPr>
+        <w:t xml:space="preserve">Owner: </w:t>
+      </w:r>
+      <w:r>
+        <w:rPr>
+          <w:i w:val="0"/>
+        </w:rPr>
+        <w:t>[[ FILL: replace with the provider's real implementation facts ]]</w:t>
+      </w:r>
+    </w:p>
+    <w:p>
+      <w:r>
+        <w:rPr>
+          <w:b/>
+        </w:rPr>
+        <w:t xml:space="preserve">Status: </w:t>
+      </w:r>
+      <w:r>
+        <w:rPr>
+          <w:i w:val="0"/>
+        </w:rPr>
+        <w:t>Not Implemented</w:t>
+      </w:r>
+    </w:p>
+    <w:p>
+      <w:pPr>
+        <w:pStyle w:val="Heading2"/>
+      </w:pPr>
+      <w:r>
+        <w:t>CCM-QTR-MTG Quarterly Review Meeting</w:t>
+      </w:r>
+    </w:p>
+    <w:p>
+      <w:r>
+        <w:t>Rule family: CCM (Collaborative Continuous Monitoring)</w:t>
+      </w:r>
+    </w:p>
+    <w:p>
+      <w:r>
+        <w:t>Force at Class A: MAY | Class A obligation: optional | timeframe: 3 months</w:t>
+      </w:r>
+    </w:p>
+    <w:p>
+      <w:r>
+        <w:rPr>
+          <w:b/>
+        </w:rPr>
+        <w:t xml:space="preserve">What it looks for: </w:t>
+      </w:r>
+      <w:r>
+        <w:rPr>
+          <w:i w:val="0"/>
+        </w:rPr>
+        <w:t>Providers with Class A Certifications MAY host a synchronous Quarterly Review every 3 months, open to all necessary parties, to review aspects of the most recent Ongoing Certification Reports that the provider determines are of the most relevance to agencies.</w:t>
+      </w:r>
+    </w:p>
+    <w:p>
+      <w:r>
+        <w:rPr>
+          <w:b/>
+        </w:rPr>
+        <w:t xml:space="preserve">How to comply (SAS guidance): </w:t>
+      </w:r>
+      <w:r>
+        <w:rPr>
+          <w:i w:val="0"/>
+        </w:rPr>
+        <w:t>Establish the quarterly Ongoing Certification Report and Quarterly Review cadence: a named owner, a calendar, a consistent format, a feedback mechanism, and public next-report and next-review dates in the certification data.</w:t>
+      </w:r>
+    </w:p>
+    <w:p>
+      <w:r>
+        <w:rPr>
+          <w:b/>
+        </w:rPr>
+        <w:t xml:space="preserve">Evidence required (FedRAMP default artifact expectations for rules): </w:t>
+      </w:r>
+      <w:r>
+        <w:rPr>
+          <w:i w:val="0"/>
+        </w:rPr>
+      </w:r>
+    </w:p>
+    <w:p>
+      <w:pPr>
+        <w:pStyle w:val="ListBullet"/>
+      </w:pPr>
+      <w:r>
+        <w:t>Explanation of how the rule is followed, or an explanation of the reason and resulting risk to customers for not following the rule.</w:t>
+      </w:r>
+    </w:p>
+    <w:p>
+      <w:pPr>
+        <w:pStyle w:val="ListBullet"/>
+      </w:pPr>
+      <w:r>
+        <w:t>Verification that the implementation is appropriate for the rule, or that the reason for not implementing is accepted by a senior official.</w:t>
+      </w:r>
+    </w:p>
+    <w:p>
+      <w:pPr>
+        <w:pStyle w:val="ListBullet"/>
+      </w:pPr>
+      <w:r>
+        <w:t>Validation that the implementation is in place and working as intended, or that the reason for not implementing is accepted by a senior official.</w:t>
+      </w:r>
+    </w:p>
+    <w:p>
+      <w:pPr>
+        <w:pStyle w:val="ListBullet"/>
+      </w:pPr>
+      <w:r>
+        <w:t>Independent verification.</w:t>
+      </w:r>
+    </w:p>
+    <w:p>
+      <w:pPr>
+        <w:pStyle w:val="ListBullet"/>
+      </w:pPr>
+      <w:r>
+        <w:t>Independent validation.</w:t>
+      </w:r>
+    </w:p>
+    <w:p>
+      <w:r>
+        <w:rPr>
+          <w:b/>
+        </w:rPr>
+        <w:t xml:space="preserve">Implementation: </w:t>
+      </w:r>
+      <w:r>
+        <w:rPr>
+          <w:i w:val="0"/>
+        </w:rPr>
+        <w:t>[[ FILL: replace with the provider's real implementation facts ]]</w:t>
+      </w:r>
+    </w:p>
+    <w:p>
+      <w:r>
+        <w:rPr>
+          <w:b/>
+        </w:rPr>
+        <w:t xml:space="preserve">Validation: </w:t>
+      </w:r>
+      <w:r>
+        <w:rPr>
+          <w:i w:val="0"/>
+        </w:rPr>
+        <w:t>[[ FILL: replace with the provider's real implementation facts ]]</w:t>
+      </w:r>
+    </w:p>
+    <w:p>
+      <w:r>
+        <w:rPr>
+          <w:b/>
+        </w:rPr>
+        <w:t xml:space="preserve">Owner: </w:t>
+      </w:r>
+      <w:r>
+        <w:rPr>
+          <w:i w:val="0"/>
+        </w:rPr>
+        <w:t>[[ FILL: replace with the provider's real implementation facts ]]</w:t>
+      </w:r>
+    </w:p>
+    <w:p>
+      <w:r>
+        <w:rPr>
+          <w:b/>
+        </w:rPr>
+        <w:t xml:space="preserve">Status: </w:t>
+      </w:r>
+      <w:r>
+        <w:rPr>
+          <w:i w:val="0"/>
+        </w:rPr>
+        <w:t>Not Implemented</w:t>
+      </w:r>
+    </w:p>
+    <w:p>
+      <w:pPr>
+        <w:pStyle w:val="Heading2"/>
+      </w:pPr>
+      <w:r>
+        <w:t>CDS-CSO-AVR Availability Reporting</w:t>
+      </w:r>
+    </w:p>
+    <w:p>
+      <w:r>
+        <w:t>Rule family: CDS (Certification Data Sharing)</w:t>
+      </w:r>
+    </w:p>
+    <w:p>
+      <w:r>
+        <w:t>Force at Class A: SHOULD | Class A obligation: recommended</w:t>
+      </w:r>
+    </w:p>
+    <w:p>
+      <w:r>
+        <w:rPr>
+          <w:b/>
+        </w:rPr>
+        <w:t xml:space="preserve">What it looks for: </w:t>
+      </w:r>
+      <w:r>
+        <w:rPr>
+          <w:i w:val="0"/>
+        </w:rPr>
+        <w:t>Providers with Class A Certifications SHOULD maintain a web service, available to all necessary parties, that indicates current and historical availability of core services within the cloud service offering over at least the past 30 days, including availability incidents, in both human-readable and machine-readable formats; this service SHOULD be available even if the primary cloud service offering is unavailable.</w:t>
+      </w:r>
+    </w:p>
+    <w:p>
+      <w:r>
+        <w:rPr>
+          <w:b/>
+        </w:rPr>
+        <w:t xml:space="preserve">How to comply (SAS guidance): </w:t>
+      </w:r>
+      <w:r>
+        <w:rPr>
+          <w:i w:val="0"/>
+        </w:rPr>
+        <w:t>Publish certification data through a trust center with both public and agency-authenticated access, in human-readable and machine-readable form. Automate generation from the same pipeline that produces the SDR so the two never drift.</w:t>
+      </w:r>
+    </w:p>
+    <w:p>
+      <w:r>
+        <w:rPr>
+          <w:b/>
+        </w:rPr>
+        <w:t xml:space="preserve">Evidence required (FedRAMP default artifact expectations for rules): </w:t>
+      </w:r>
+      <w:r>
+        <w:rPr>
+          <w:i w:val="0"/>
+        </w:rPr>
+      </w:r>
+    </w:p>
+    <w:p>
+      <w:pPr>
+        <w:pStyle w:val="ListBullet"/>
+      </w:pPr>
+      <w:r>
+        <w:t>Explanation of how the rule is followed, or an explanation of the reason and resulting risk to customers for not following the rule.</w:t>
+      </w:r>
+    </w:p>
+    <w:p>
+      <w:pPr>
+        <w:pStyle w:val="ListBullet"/>
+      </w:pPr>
+      <w:r>
+        <w:t>Verification that the implementation is appropriate for the rule, or that the reason for not implementing is accepted by a senior official.</w:t>
+      </w:r>
+    </w:p>
+    <w:p>
+      <w:pPr>
+        <w:pStyle w:val="ListBullet"/>
+      </w:pPr>
+      <w:r>
+        <w:t>Validation that the implementation is in place and working as intended, or that the reason for not implementing is accepted by a senior official.</w:t>
+      </w:r>
+    </w:p>
+    <w:p>
+      <w:pPr>
+        <w:pStyle w:val="ListBullet"/>
+      </w:pPr>
+      <w:r>
+        <w:t>Independent verification.</w:t>
+      </w:r>
+    </w:p>
+    <w:p>
+      <w:pPr>
+        <w:pStyle w:val="ListBullet"/>
+      </w:pPr>
+      <w:r>
+        <w:t>Independent validation.</w:t>
+      </w:r>
+    </w:p>
+    <w:p>
+      <w:r>
+        <w:rPr>
+          <w:b/>
+        </w:rPr>
+        <w:t xml:space="preserve">Implementation: </w:t>
+      </w:r>
+      <w:r>
+        <w:rPr>
+          <w:i w:val="0"/>
+        </w:rPr>
+        <w:t>[[ FILL: replace with the provider's real implementation facts ]]</w:t>
+      </w:r>
+    </w:p>
+    <w:p>
+      <w:r>
+        <w:rPr>
+          <w:b/>
+        </w:rPr>
+        <w:t xml:space="preserve">Validation: </w:t>
+      </w:r>
+      <w:r>
+        <w:rPr>
+          <w:i w:val="0"/>
+        </w:rPr>
+        <w:t>[[ FILL: replace with the provider's real implementation facts ]]</w:t>
+      </w:r>
+    </w:p>
+    <w:p>
+      <w:r>
+        <w:rPr>
+          <w:b/>
+        </w:rPr>
+        <w:t xml:space="preserve">Owner: </w:t>
+      </w:r>
+      <w:r>
+        <w:rPr>
+          <w:i w:val="0"/>
+        </w:rPr>
+        <w:t>[[ FILL: replace with the provider's real implementation facts ]]</w:t>
+      </w:r>
+    </w:p>
+    <w:p>
+      <w:r>
+        <w:rPr>
+          <w:b/>
+        </w:rPr>
+        <w:t xml:space="preserve">Status: </w:t>
+      </w:r>
+      <w:r>
+        <w:rPr>
+          <w:i w:val="0"/>
+        </w:rPr>
+        <w:t>Not Implemented</w:t>
+      </w:r>
+    </w:p>
+    <w:p>
+      <w:pPr>
+        <w:pStyle w:val="Heading2"/>
+      </w:pPr>
+      <w:r>
+        <w:t>CDS-CSO-PSM Per-Service Certification Materials</w:t>
+      </w:r>
+    </w:p>
+    <w:p>
+      <w:r>
+        <w:t>Rule family: CDS (Certification Data Sharing)</w:t>
+      </w:r>
+    </w:p>
+    <w:p>
+      <w:r>
+        <w:t>Force at Class A: MAY | Class A obligation: optional</w:t>
+      </w:r>
+    </w:p>
+    <w:p>
+      <w:r>
+        <w:rPr>
+          <w:b/>
+        </w:rPr>
+        <w:t xml:space="preserve">What it looks for: </w:t>
+      </w:r>
+      <w:r>
+        <w:rPr>
+          <w:i w:val="0"/>
+        </w:rPr>
+        <w:t>Providers with Class A Certifications MAY supply per-service FedRAMP Certification materials.</w:t>
+      </w:r>
+    </w:p>
+    <w:p>
+      <w:r>
+        <w:rPr>
+          <w:b/>
+        </w:rPr>
+        <w:t xml:space="preserve">Official note: </w:t>
+      </w:r>
+      <w:r>
+        <w:rPr>
+          <w:i/>
+        </w:rPr>
+        <w:t>Providers determine what they consider to be separate services, based on maximizing the customer experience for agencies who may only adopt some services and not others.</w:t>
+      </w:r>
+    </w:p>
+    <w:p>
+      <w:r>
+        <w:rPr>
+          <w:b/>
+        </w:rPr>
+        <w:t xml:space="preserve">Official note: </w:t>
+      </w:r>
+      <w:r>
+        <w:rPr>
+          <w:i/>
+        </w:rPr>
+        <w:t>Providers are encouraged to provide a single comprehensive set of materials for all shared aspects of the service offering and only provide separate materials for unique aspects of each service to minimize the burden on providers and agencies.</w:t>
+      </w:r>
+    </w:p>
+    <w:p>
+      <w:r>
+        <w:rPr>
+          <w:b/>
+        </w:rPr>
+        <w:t xml:space="preserve">How to comply (SAS guidance): </w:t>
+      </w:r>
+      <w:r>
+        <w:rPr>
+          <w:i w:val="0"/>
+        </w:rPr>
+        <w:t>Publish certification data through a trust center with both public and agency-authenticated access, in human-readable and machine-readable form. Automate generation from the same pipeline that produces the SDR so the two never drift.</w:t>
+      </w:r>
+    </w:p>
+    <w:p>
+      <w:r>
+        <w:rPr>
+          <w:b/>
+        </w:rPr>
+        <w:t xml:space="preserve">Evidence required (FedRAMP default artifact expectations for rules): </w:t>
+      </w:r>
+      <w:r>
+        <w:rPr>
+          <w:i w:val="0"/>
+        </w:rPr>
+      </w:r>
+    </w:p>
+    <w:p>
+      <w:pPr>
+        <w:pStyle w:val="ListBullet"/>
+      </w:pPr>
+      <w:r>
+        <w:t>Explanation of how the rule is followed, or an explanation of the reason and resulting risk to customers for not following the rule.</w:t>
+      </w:r>
+    </w:p>
+    <w:p>
+      <w:pPr>
+        <w:pStyle w:val="ListBullet"/>
+      </w:pPr>
+      <w:r>
+        <w:t>Verification that the implementation is appropriate for the rule, or that the reason for not implementing is accepted by a senior official.</w:t>
+      </w:r>
+    </w:p>
+    <w:p>
+      <w:pPr>
+        <w:pStyle w:val="ListBullet"/>
+      </w:pPr>
+      <w:r>
+        <w:t>Validation that the implementation is in place and working as intended, or that the reason for not implementing is accepted by a senior official.</w:t>
+      </w:r>
+    </w:p>
+    <w:p>
+      <w:pPr>
+        <w:pStyle w:val="ListBullet"/>
+      </w:pPr>
+      <w:r>
+        <w:t>Independent verification.</w:t>
+      </w:r>
+    </w:p>
+    <w:p>
+      <w:pPr>
+        <w:pStyle w:val="ListBullet"/>
+      </w:pPr>
+      <w:r>
+        <w:t>Independent validation.</w:t>
+      </w:r>
+    </w:p>
+    <w:p>
+      <w:r>
+        <w:rPr>
+          <w:b/>
+        </w:rPr>
+        <w:t xml:space="preserve">Implementation: </w:t>
+      </w:r>
+      <w:r>
+        <w:rPr>
+          <w:i w:val="0"/>
+        </w:rPr>
+        <w:t>[[ FILL: replace with the provider's real implementation facts ]]</w:t>
+      </w:r>
+    </w:p>
+    <w:p>
+      <w:r>
+        <w:rPr>
+          <w:b/>
+        </w:rPr>
+        <w:t xml:space="preserve">Validation: </w:t>
+      </w:r>
+      <w:r>
+        <w:rPr>
+          <w:i w:val="0"/>
+        </w:rPr>
+        <w:t>[[ FILL: replace with the provider's real implementation facts ]]</w:t>
+      </w:r>
+    </w:p>
+    <w:p>
+      <w:r>
+        <w:rPr>
+          <w:b/>
+        </w:rPr>
+        <w:t xml:space="preserve">Owner: </w:t>
+      </w:r>
+      <w:r>
+        <w:rPr>
+          <w:i w:val="0"/>
+        </w:rPr>
+        <w:t>[[ FILL: replace with the provider's real implementation facts ]]</w:t>
+      </w:r>
+    </w:p>
+    <w:p>
+      <w:r>
+        <w:rPr>
+          <w:b/>
+        </w:rPr>
+        <w:t xml:space="preserve">Status: </w:t>
+      </w:r>
+      <w:r>
+        <w:rPr>
+          <w:i w:val="0"/>
+        </w:rPr>
+        <w:t>Not Implemented</w:t>
+      </w:r>
+    </w:p>
+    <w:p>
+      <w:pPr>
+        <w:pStyle w:val="Heading2"/>
+      </w:pPr>
+      <w:r>
+        <w:t>CDS-CSO-PUB Public Information</w:t>
+      </w:r>
+    </w:p>
+    <w:p>
+      <w:r>
+        <w:t>Rule family: CDS (Certification Data Sharing)</w:t>
+      </w:r>
+    </w:p>
+    <w:p>
+      <w:r>
+        <w:t>Force at Class A: MUST | Class A obligation: mandatory</w:t>
+      </w:r>
+    </w:p>
+    <w:p>
+      <w:r>
+        <w:rPr>
+          <w:b/>
+        </w:rPr>
+        <w:t xml:space="preserve">What it looks for: </w:t>
+      </w:r>
+      <w:r>
+        <w:rPr>
+          <w:i w:val="0"/>
+        </w:rPr>
+        <w:t>Providers MUST publicly share up-to-date information about the cloud service offering in both human-readable and JSON formats, including at least the following information that is available and applicable:</w:t>
+      </w:r>
+    </w:p>
+    <w:p>
+      <w:r>
+        <w:rPr>
+          <w:b/>
+        </w:rPr>
+        <w:t xml:space="preserve">Official note: </w:t>
+      </w:r>
+      <w:r>
+        <w:rPr>
+          <w:i/>
+        </w:rPr>
+        <w:t>Generally, this information should be available on a public webpage or publicly shared in a FedRAMP-compatible trust center.</w:t>
+      </w:r>
+    </w:p>
+    <w:p>
+      <w:r>
+        <w:rPr>
+          <w:b/>
+        </w:rPr>
+        <w:t xml:space="preserve">How to comply (SAS guidance): </w:t>
+      </w:r>
+      <w:r>
+        <w:rPr>
+          <w:i w:val="0"/>
+        </w:rPr>
+        <w:t>Publish certification data through a trust center with both public and agency-authenticated access, in human-readable and machine-readable form. Automate generation from the same pipeline that produces the SDR so the two never drift.</w:t>
+      </w:r>
+    </w:p>
+    <w:p>
+      <w:r>
+        <w:rPr>
+          <w:b/>
+        </w:rPr>
         <w:t xml:space="preserve">Evidence required (rule-specific artifacts list): </w:t>
       </w:r>
       <w:r>
@@ -609,7 +1402,7 @@
         <w:pStyle w:val="ListBullet"/>
       </w:pPr>
       <w:r>
-        <w:t>Most recent Ongoing Certification Report. If the report is not available, the provider MUST provide a sample report that includes all required information.</w:t>
+        <w:t>URL to the human-readable data.</w:t>
       </w:r>
     </w:p>
     <w:p>
@@ -617,7 +1410,7 @@
         <w:pStyle w:val="ListBullet"/>
       </w:pPr>
       <w:r>
-        <w:t>How the report will be delivered</w:t>
+        <w:t>URL to the machine-readable data.</w:t>
       </w:r>
     </w:p>
     <w:p>
@@ -681,12 +1474,12 @@
         <w:pStyle w:val="Heading2"/>
       </w:pPr>
       <w:r>
-        <w:t>CCM-OCR-NRD Next Report Date</w:t>
-      </w:r>
-    </w:p>
-    <w:p>
-      <w:r>
-        <w:t>Rule family: CCM (Collaborative Continuous Monitoring)</w:t>
+        <w:t>CDS-CSO-UTC Use Trust Centers</w:t>
+      </w:r>
+    </w:p>
+    <w:p>
+      <w:r>
+        <w:t>Rule family: CDS (Certification Data Sharing)</w:t>
       </w:r>
     </w:p>
     <w:p>
@@ -705,7 +1498,21 @@
         <w:rPr>
           <w:i w:val="0"/>
         </w:rPr>
-        <w:t>Providers MUST supply the target date for their next Ongoing Certification Report with other public FedRAMP Certification Data.</w:t>
+        <w:t>Providers MUST use a FedRAMP-compatible trust center to store and share FedRAMP Certification Data with all necessary parties.</w:t>
+      </w:r>
+    </w:p>
+    <w:p>
+      <w:r>
+        <w:rPr>
+          <w:b/>
+        </w:rPr>
+        <w:t xml:space="preserve">Official note: </w:t>
+      </w:r>
+      <w:r>
+        <w:rPr>
+          <w:i/>
+        </w:rPr>
+        <w:t>Rules for FedRAMP-Compatible Trust Centers are explained in the Certification Data Sharing Rules under the FedRAMP-Compatible Trust Centers section (id: CDS-TRC).</w:t>
       </w:r>
     </w:p>
     <w:p>
@@ -719,7 +1526,7 @@
         <w:rPr>
           <w:i w:val="0"/>
         </w:rPr>
-        <w:t>Establish the quarterly Ongoing Certification Report and Quarterly Review cadence: a named owner, a calendar, a consistent format, a feedback mechanism, and public next-report and next-review dates in the certification data.</w:t>
+        <w:t>Publish certification data through a trust center with both public and agency-authenticated access, in human-readable and machine-readable form. Automate generation from the same pipeline that produces the SDR so the two never drift.</w:t>
       </w:r>
     </w:p>
     <w:p>
@@ -836,12 +1643,505 @@
         <w:pStyle w:val="Heading2"/>
       </w:pPr>
       <w:r>
-        <w:t>CCM-QTR-MTG Quarterly Review Meeting</w:t>
-      </w:r>
-    </w:p>
-    <w:p>
-      <w:r>
-        <w:t>Rule family: CCM (Collaborative Continuous Monitoring)</w:t>
+        <w:t>CDS-UTC-AAD Agency Access Denial</w:t>
+      </w:r>
+    </w:p>
+    <w:p>
+      <w:r>
+        <w:t>Rule family: CDS (Certification Data Sharing)</w:t>
+      </w:r>
+    </w:p>
+    <w:p>
+      <w:r>
+        <w:t>Force at Class A: MUST | Class A obligation: mandatory | timeframe: 5 bizdays</w:t>
+      </w:r>
+    </w:p>
+    <w:p>
+      <w:r>
+        <w:rPr>
+          <w:b/>
+        </w:rPr>
+        <w:t xml:space="preserve">What it looks for: </w:t>
+      </w:r>
+      <w:r>
+        <w:rPr>
+          <w:i w:val="0"/>
+        </w:rPr>
+        <w:t>Providers MUST notify FedRAMP within 5 business days of denying an agency access request for FedRAMP Certification Data.</w:t>
+      </w:r>
+    </w:p>
+    <w:p>
+      <w:r>
+        <w:rPr>
+          <w:b/>
+        </w:rPr>
+        <w:t xml:space="preserve">How to comply (SAS guidance): </w:t>
+      </w:r>
+      <w:r>
+        <w:rPr>
+          <w:i w:val="0"/>
+        </w:rPr>
+        <w:t>Publish certification data through a trust center with both public and agency-authenticated access, in human-readable and machine-readable form. Automate generation from the same pipeline that produces the SDR so the two never drift.</w:t>
+      </w:r>
+    </w:p>
+    <w:p>
+      <w:r>
+        <w:rPr>
+          <w:b/>
+        </w:rPr>
+        <w:t xml:space="preserve">Evidence required (FedRAMP default artifact expectations for rules): </w:t>
+      </w:r>
+      <w:r>
+        <w:rPr>
+          <w:i w:val="0"/>
+        </w:rPr>
+      </w:r>
+    </w:p>
+    <w:p>
+      <w:pPr>
+        <w:pStyle w:val="ListBullet"/>
+      </w:pPr>
+      <w:r>
+        <w:t>Explanation of how the rule is followed, or an explanation of the reason and resulting risk to customers for not following the rule.</w:t>
+      </w:r>
+    </w:p>
+    <w:p>
+      <w:pPr>
+        <w:pStyle w:val="ListBullet"/>
+      </w:pPr>
+      <w:r>
+        <w:t>Verification that the implementation is appropriate for the rule, or that the reason for not implementing is accepted by a senior official.</w:t>
+      </w:r>
+    </w:p>
+    <w:p>
+      <w:pPr>
+        <w:pStyle w:val="ListBullet"/>
+      </w:pPr>
+      <w:r>
+        <w:t>Validation that the implementation is in place and working as intended, or that the reason for not implementing is accepted by a senior official.</w:t>
+      </w:r>
+    </w:p>
+    <w:p>
+      <w:pPr>
+        <w:pStyle w:val="ListBullet"/>
+      </w:pPr>
+      <w:r>
+        <w:t>Independent verification.</w:t>
+      </w:r>
+    </w:p>
+    <w:p>
+      <w:pPr>
+        <w:pStyle w:val="ListBullet"/>
+      </w:pPr>
+      <w:r>
+        <w:t>Independent validation.</w:t>
+      </w:r>
+    </w:p>
+    <w:p>
+      <w:r>
+        <w:rPr>
+          <w:b/>
+        </w:rPr>
+        <w:t xml:space="preserve">Implementation: </w:t>
+      </w:r>
+      <w:r>
+        <w:rPr>
+          <w:i w:val="0"/>
+        </w:rPr>
+        <w:t>[[ FILL: replace with the provider's real implementation facts ]]</w:t>
+      </w:r>
+    </w:p>
+    <w:p>
+      <w:r>
+        <w:rPr>
+          <w:b/>
+        </w:rPr>
+        <w:t xml:space="preserve">Validation: </w:t>
+      </w:r>
+      <w:r>
+        <w:rPr>
+          <w:i w:val="0"/>
+        </w:rPr>
+        <w:t>[[ FILL: replace with the provider's real implementation facts ]]</w:t>
+      </w:r>
+    </w:p>
+    <w:p>
+      <w:r>
+        <w:rPr>
+          <w:b/>
+        </w:rPr>
+        <w:t xml:space="preserve">Owner: </w:t>
+      </w:r>
+      <w:r>
+        <w:rPr>
+          <w:i w:val="0"/>
+        </w:rPr>
+        <w:t>[[ FILL: replace with the provider's real implementation facts ]]</w:t>
+      </w:r>
+    </w:p>
+    <w:p>
+      <w:r>
+        <w:rPr>
+          <w:b/>
+        </w:rPr>
+        <w:t xml:space="preserve">Status: </w:t>
+      </w:r>
+      <w:r>
+        <w:rPr>
+          <w:i w:val="0"/>
+        </w:rPr>
+        <w:t>Not Implemented</w:t>
+      </w:r>
+    </w:p>
+    <w:p>
+      <w:pPr>
+        <w:pStyle w:val="Heading2"/>
+      </w:pPr>
+      <w:r>
+        <w:t>CMU-CSO-UVM Using Validated Cryptographic Modules</w:t>
+      </w:r>
+    </w:p>
+    <w:p>
+      <w:r>
+        <w:t>Rule family: CMU (Cryptographic Module Use)</w:t>
+      </w:r>
+    </w:p>
+    <w:p>
+      <w:r>
+        <w:t>Force at Class A: MAY | Class A obligation: optional</w:t>
+      </w:r>
+    </w:p>
+    <w:p>
+      <w:r>
+        <w:rPr>
+          <w:b/>
+        </w:rPr>
+        <w:t xml:space="preserve">What it looks for: </w:t>
+      </w:r>
+      <w:r>
+        <w:rPr>
+          <w:i w:val="0"/>
+        </w:rPr>
+        <w:t>Providers with Class A Certifications MAY use cryptographic modules or update streams of cryptographic modules with active validations under the NIST Cryptographic Module Validation Program when using cryptographic services to protect federal customer data.</w:t>
+      </w:r>
+    </w:p>
+    <w:p>
+      <w:r>
+        <w:rPr>
+          <w:b/>
+        </w:rPr>
+        <w:t xml:space="preserve">How to comply (SAS guidance): </w:t>
+      </w:r>
+      <w:r>
+        <w:rPr>
+          <w:i w:val="0"/>
+        </w:rPr>
+        <w:t>Use FIPS-validated cryptographic modules for federal data: AWS KMS (validated HSM-backed) for keys, FIPS endpoints for service APIs where required, and TLS 1.2 or higher. Record module certificates and validation numbers; document any exception formally.</w:t>
+      </w:r>
+    </w:p>
+    <w:p>
+      <w:r>
+        <w:rPr>
+          <w:b/>
+        </w:rPr>
+        <w:t xml:space="preserve">Evidence required (FedRAMP default artifact expectations for rules): </w:t>
+      </w:r>
+      <w:r>
+        <w:rPr>
+          <w:i w:val="0"/>
+        </w:rPr>
+      </w:r>
+    </w:p>
+    <w:p>
+      <w:pPr>
+        <w:pStyle w:val="ListBullet"/>
+      </w:pPr>
+      <w:r>
+        <w:t>Explanation of how the rule is followed, or an explanation of the reason and resulting risk to customers for not following the rule.</w:t>
+      </w:r>
+    </w:p>
+    <w:p>
+      <w:pPr>
+        <w:pStyle w:val="ListBullet"/>
+      </w:pPr>
+      <w:r>
+        <w:t>Verification that the implementation is appropriate for the rule, or that the reason for not implementing is accepted by a senior official.</w:t>
+      </w:r>
+    </w:p>
+    <w:p>
+      <w:pPr>
+        <w:pStyle w:val="ListBullet"/>
+      </w:pPr>
+      <w:r>
+        <w:t>Validation that the implementation is in place and working as intended, or that the reason for not implementing is accepted by a senior official.</w:t>
+      </w:r>
+    </w:p>
+    <w:p>
+      <w:pPr>
+        <w:pStyle w:val="ListBullet"/>
+      </w:pPr>
+      <w:r>
+        <w:t>Independent verification.</w:t>
+      </w:r>
+    </w:p>
+    <w:p>
+      <w:pPr>
+        <w:pStyle w:val="ListBullet"/>
+      </w:pPr>
+      <w:r>
+        <w:t>Independent validation.</w:t>
+      </w:r>
+    </w:p>
+    <w:p>
+      <w:r>
+        <w:rPr>
+          <w:b/>
+        </w:rPr>
+        <w:t xml:space="preserve">Implementation: </w:t>
+      </w:r>
+      <w:r>
+        <w:rPr>
+          <w:i w:val="0"/>
+        </w:rPr>
+        <w:t>[[ FILL: replace with the provider's real implementation facts ]]</w:t>
+      </w:r>
+    </w:p>
+    <w:p>
+      <w:r>
+        <w:rPr>
+          <w:b/>
+        </w:rPr>
+        <w:t xml:space="preserve">Validation: </w:t>
+      </w:r>
+      <w:r>
+        <w:rPr>
+          <w:i w:val="0"/>
+        </w:rPr>
+        <w:t>[[ FILL: replace with the provider's real implementation facts ]]</w:t>
+      </w:r>
+    </w:p>
+    <w:p>
+      <w:r>
+        <w:rPr>
+          <w:b/>
+        </w:rPr>
+        <w:t xml:space="preserve">Owner: </w:t>
+      </w:r>
+      <w:r>
+        <w:rPr>
+          <w:i w:val="0"/>
+        </w:rPr>
+        <w:t>[[ FILL: replace with the provider's real implementation facts ]]</w:t>
+      </w:r>
+    </w:p>
+    <w:p>
+      <w:r>
+        <w:rPr>
+          <w:b/>
+        </w:rPr>
+        <w:t xml:space="preserve">Status: </w:t>
+      </w:r>
+      <w:r>
+        <w:rPr>
+          <w:i w:val="0"/>
+        </w:rPr>
+        <w:t>Not Implemented</w:t>
+      </w:r>
+    </w:p>
+    <w:p>
+      <w:pPr>
+        <w:pStyle w:val="Heading2"/>
+      </w:pPr>
+      <w:r>
+        <w:t>CPO-CSX-CPM Certification Package Maintenance for 20x</w:t>
+      </w:r>
+    </w:p>
+    <w:p>
+      <w:r>
+        <w:t>Rule family: CPO (Certification Package Overview)</w:t>
+      </w:r>
+    </w:p>
+    <w:p>
+      <w:r>
+        <w:t>Force at Class A: SHOULD | Class A obligation: recommended | timeframe: 3 months</w:t>
+      </w:r>
+    </w:p>
+    <w:p>
+      <w:r>
+        <w:rPr>
+          <w:b/>
+        </w:rPr>
+        <w:t xml:space="preserve">What it looks for: </w:t>
+      </w:r>
+      <w:r>
+        <w:rPr>
+          <w:i w:val="0"/>
+        </w:rPr>
+        <w:t>Providers with 20x Class A Certifications SHOULD persistently maintain their FedRAMP Certification Package to ensure it is up to date and complete at least once every 3 months.</w:t>
+      </w:r>
+    </w:p>
+    <w:p>
+      <w:r>
+        <w:rPr>
+          <w:b/>
+        </w:rPr>
+        <w:t xml:space="preserve">Official note: </w:t>
+      </w:r>
+      <w:r>
+        <w:rPr>
+          <w:i/>
+        </w:rPr>
+        <w:t>Providers are expected to maintain their FedRAMP Certification Package using automation as changes occur to ensure they are never out of date.</w:t>
+      </w:r>
+    </w:p>
+    <w:p>
+      <w:r>
+        <w:rPr>
+          <w:b/>
+        </w:rPr>
+        <w:t xml:space="preserve">Official note: </w:t>
+      </w:r>
+      <w:r>
+        <w:rPr>
+          <w:i/>
+        </w:rPr>
+        <w:t>This rule does not require or expect persistent human review of all materials in this cadence.</w:t>
+      </w:r>
+    </w:p>
+    <w:p>
+      <w:r>
+        <w:rPr>
+          <w:b/>
+        </w:rPr>
+        <w:t xml:space="preserve">How to comply (SAS guidance): </w:t>
+      </w:r>
+      <w:r>
+        <w:rPr>
+          <w:i w:val="0"/>
+        </w:rPr>
+        <w:t>Keep the Certification Package Overview concise and current. At Class C the package must be maintained at least every 2 weeks; put the maintenance run on a calendar with a named owner and generate as much as possible from the pipeline.</w:t>
+      </w:r>
+    </w:p>
+    <w:p>
+      <w:r>
+        <w:rPr>
+          <w:b/>
+        </w:rPr>
+        <w:t xml:space="preserve">Evidence required (FedRAMP default artifact expectations for rules): </w:t>
+      </w:r>
+      <w:r>
+        <w:rPr>
+          <w:i w:val="0"/>
+        </w:rPr>
+      </w:r>
+    </w:p>
+    <w:p>
+      <w:pPr>
+        <w:pStyle w:val="ListBullet"/>
+      </w:pPr>
+      <w:r>
+        <w:t>Explanation of how the rule is followed, or an explanation of the reason and resulting risk to customers for not following the rule.</w:t>
+      </w:r>
+    </w:p>
+    <w:p>
+      <w:pPr>
+        <w:pStyle w:val="ListBullet"/>
+      </w:pPr>
+      <w:r>
+        <w:t>Verification that the implementation is appropriate for the rule, or that the reason for not implementing is accepted by a senior official.</w:t>
+      </w:r>
+    </w:p>
+    <w:p>
+      <w:pPr>
+        <w:pStyle w:val="ListBullet"/>
+      </w:pPr>
+      <w:r>
+        <w:t>Validation that the implementation is in place and working as intended, or that the reason for not implementing is accepted by a senior official.</w:t>
+      </w:r>
+    </w:p>
+    <w:p>
+      <w:pPr>
+        <w:pStyle w:val="ListBullet"/>
+      </w:pPr>
+      <w:r>
+        <w:t>Independent verification.</w:t>
+      </w:r>
+    </w:p>
+    <w:p>
+      <w:pPr>
+        <w:pStyle w:val="ListBullet"/>
+      </w:pPr>
+      <w:r>
+        <w:t>Independent validation.</w:t>
+      </w:r>
+    </w:p>
+    <w:p>
+      <w:r>
+        <w:rPr>
+          <w:b/>
+        </w:rPr>
+        <w:t xml:space="preserve">Implementation: </w:t>
+      </w:r>
+      <w:r>
+        <w:rPr>
+          <w:i w:val="0"/>
+        </w:rPr>
+        <w:t>[[ FILL: replace with the provider's real implementation facts ]]</w:t>
+      </w:r>
+    </w:p>
+    <w:p>
+      <w:r>
+        <w:rPr>
+          <w:b/>
+        </w:rPr>
+        <w:t xml:space="preserve">Validation: </w:t>
+      </w:r>
+      <w:r>
+        <w:rPr>
+          <w:i w:val="0"/>
+        </w:rPr>
+        <w:t>[[ FILL: replace with the provider's real implementation facts ]]</w:t>
+      </w:r>
+    </w:p>
+    <w:p>
+      <w:r>
+        <w:rPr>
+          <w:b/>
+        </w:rPr>
+        <w:t xml:space="preserve">Owner: </w:t>
+      </w:r>
+      <w:r>
+        <w:rPr>
+          <w:i w:val="0"/>
+        </w:rPr>
+        <w:t>[[ FILL: replace with the provider's real implementation facts ]]</w:t>
+      </w:r>
+    </w:p>
+    <w:p>
+      <w:r>
+        <w:rPr>
+          <w:b/>
+        </w:rPr>
+        <w:t xml:space="preserve">Status: </w:t>
+      </w:r>
+      <w:r>
+        <w:rPr>
+          <w:i w:val="0"/>
+        </w:rPr>
+        <w:t>Not Implemented</w:t>
+      </w:r>
+    </w:p>
+    <w:p>
+      <w:pPr>
+        <w:pStyle w:val="Heading2"/>
+      </w:pPr>
+      <w:r>
+        <w:t>FRC-APP-FIA Fresh Independent Assessment</w:t>
+      </w:r>
+    </w:p>
+    <w:p>
+      <w:r>
+        <w:t>Rule family: FRC (FedRAMP Certification)</w:t>
       </w:r>
     </w:p>
     <w:p>
@@ -860,7 +2160,7 @@
         <w:rPr>
           <w:i w:val="0"/>
         </w:rPr>
-        <w:t>Providers with Class A Certifications MAY host a synchronous Quarterly Review every 3 months, open to all necessary parties, to review aspects of the most recent Ongoing Certification Reports that the provider determines are of the most relevance to agencies.</w:t>
+        <w:t>Providers seeking Class A Certification MAY supply a fresh initial FedRAMP independent assessment that was completed by a FedRAMP Recognized independent assessment service within the previous 3 months.</w:t>
       </w:r>
     </w:p>
     <w:p>
@@ -874,7 +2174,7 @@
         <w:rPr>
           <w:i w:val="0"/>
         </w:rPr>
-        <w:t>Establish the quarterly Ongoing Certification Report and Quarterly Review cadence: a named owner, a calendar, a consistent format, a feedback mechanism, and public next-report and next-review dates in the certification data.</w:t>
+        <w:t>Certification mechanics: pick one Program Certification type, supply schema-valid JSON wherever a rule defines a schema, meet the per-class automated verification and validation minimums (FRC-CSX-VVK), and accumulate the 6-month metrics history (FRC-CSX-MOT) before applying.</w:t>
       </w:r>
     </w:p>
     <w:p>
@@ -991,12 +2291,1755 @@
         <w:pStyle w:val="Heading2"/>
       </w:pPr>
       <w:r>
-        <w:t>CDS-CSO-AVR Availability Reporting</w:t>
-      </w:r>
-    </w:p>
-    <w:p>
-      <w:r>
-        <w:t>Rule family: CDS (Certification Data Sharing)</w:t>
+        <w:t>FRC-CLA-ASF Approved Alternative Security Frameworks</w:t>
+      </w:r>
+    </w:p>
+    <w:p>
+      <w:r>
+        <w:t>Rule family: FRC (FedRAMP Certification)</w:t>
+      </w:r>
+    </w:p>
+    <w:p>
+      <w:r>
+        <w:t>Force at Class A: MUST | Class A obligation: mandatory</w:t>
+      </w:r>
+    </w:p>
+    <w:p>
+      <w:r>
+        <w:rPr>
+          <w:b/>
+        </w:rPr>
+        <w:t xml:space="preserve">What it looks for: </w:t>
+      </w:r>
+      <w:r>
+        <w:rPr>
+          <w:i w:val="0"/>
+        </w:rPr>
+        <w:t>Providers seeking a FedRAMP Class A Certification MUST have completed a certification or equivalent process, including an independent assessment if applicable, from one of the following alternative security frameworks within the past 12 months:</w:t>
+      </w:r>
+    </w:p>
+    <w:p>
+      <w:r>
+        <w:rPr>
+          <w:b/>
+        </w:rPr>
+        <w:t xml:space="preserve">How to comply (SAS guidance): </w:t>
+      </w:r>
+      <w:r>
+        <w:rPr>
+          <w:i w:val="0"/>
+        </w:rPr>
+        <w:t>Certification mechanics: pick one Program Certification type, supply schema-valid JSON wherever a rule defines a schema, meet the per-class automated verification and validation minimums (FRC-CSX-VVK), and accumulate the 6-month metrics history (FRC-CSX-MOT) before applying.</w:t>
+      </w:r>
+    </w:p>
+    <w:p>
+      <w:r>
+        <w:rPr>
+          <w:b/>
+        </w:rPr>
+        <w:t xml:space="preserve">Evidence required (FedRAMP default artifact expectations for rules): </w:t>
+      </w:r>
+      <w:r>
+        <w:rPr>
+          <w:i w:val="0"/>
+        </w:rPr>
+      </w:r>
+    </w:p>
+    <w:p>
+      <w:pPr>
+        <w:pStyle w:val="ListBullet"/>
+      </w:pPr>
+      <w:r>
+        <w:t>Explanation of how the rule is followed, or an explanation of the reason and resulting risk to customers for not following the rule.</w:t>
+      </w:r>
+    </w:p>
+    <w:p>
+      <w:pPr>
+        <w:pStyle w:val="ListBullet"/>
+      </w:pPr>
+      <w:r>
+        <w:t>Verification that the implementation is appropriate for the rule, or that the reason for not implementing is accepted by a senior official.</w:t>
+      </w:r>
+    </w:p>
+    <w:p>
+      <w:pPr>
+        <w:pStyle w:val="ListBullet"/>
+      </w:pPr>
+      <w:r>
+        <w:t>Validation that the implementation is in place and working as intended, or that the reason for not implementing is accepted by a senior official.</w:t>
+      </w:r>
+    </w:p>
+    <w:p>
+      <w:pPr>
+        <w:pStyle w:val="ListBullet"/>
+      </w:pPr>
+      <w:r>
+        <w:t>Independent verification.</w:t>
+      </w:r>
+    </w:p>
+    <w:p>
+      <w:pPr>
+        <w:pStyle w:val="ListBullet"/>
+      </w:pPr>
+      <w:r>
+        <w:t>Independent validation.</w:t>
+      </w:r>
+    </w:p>
+    <w:p>
+      <w:r>
+        <w:rPr>
+          <w:b/>
+        </w:rPr>
+        <w:t xml:space="preserve">Implementation: </w:t>
+      </w:r>
+      <w:r>
+        <w:rPr>
+          <w:i w:val="0"/>
+        </w:rPr>
+        <w:t>[[ FILL: replace with the provider's real implementation facts ]]</w:t>
+      </w:r>
+    </w:p>
+    <w:p>
+      <w:r>
+        <w:rPr>
+          <w:b/>
+        </w:rPr>
+        <w:t xml:space="preserve">Validation: </w:t>
+      </w:r>
+      <w:r>
+        <w:rPr>
+          <w:i w:val="0"/>
+        </w:rPr>
+        <w:t>[[ FILL: replace with the provider's real implementation facts ]]</w:t>
+      </w:r>
+    </w:p>
+    <w:p>
+      <w:r>
+        <w:rPr>
+          <w:b/>
+        </w:rPr>
+        <w:t xml:space="preserve">Owner: </w:t>
+      </w:r>
+      <w:r>
+        <w:rPr>
+          <w:i w:val="0"/>
+        </w:rPr>
+        <w:t>[[ FILL: replace with the provider's real implementation facts ]]</w:t>
+      </w:r>
+    </w:p>
+    <w:p>
+      <w:r>
+        <w:rPr>
+          <w:b/>
+        </w:rPr>
+        <w:t xml:space="preserve">Status: </w:t>
+      </w:r>
+      <w:r>
+        <w:rPr>
+          <w:i w:val="0"/>
+        </w:rPr>
+        <w:t>Not Implemented</w:t>
+      </w:r>
+    </w:p>
+    <w:p>
+      <w:pPr>
+        <w:pStyle w:val="Heading2"/>
+      </w:pPr>
+      <w:r>
+        <w:t>FRC-CLA-EAM External Assessment Materials</w:t>
+      </w:r>
+    </w:p>
+    <w:p>
+      <w:r>
+        <w:t>Rule family: FRC (FedRAMP Certification)</w:t>
+      </w:r>
+    </w:p>
+    <w:p>
+      <w:r>
+        <w:t>Force at Class A: MUST | Class A obligation: mandatory</w:t>
+      </w:r>
+    </w:p>
+    <w:p>
+      <w:r>
+        <w:rPr>
+          <w:b/>
+        </w:rPr>
+        <w:t xml:space="preserve">What it looks for: </w:t>
+      </w:r>
+      <w:r>
+        <w:rPr>
+          <w:i w:val="0"/>
+        </w:rPr>
+        <w:t>Providers seeking a FedRAMP Class A Certification MUST supply the following materials from their alternative security framework assessment to all necessary parties:</w:t>
+      </w:r>
+    </w:p>
+    <w:p>
+      <w:r>
+        <w:rPr>
+          <w:b/>
+        </w:rPr>
+        <w:t xml:space="preserve">How to comply (SAS guidance): </w:t>
+      </w:r>
+      <w:r>
+        <w:rPr>
+          <w:i w:val="0"/>
+        </w:rPr>
+        <w:t>Certification mechanics: pick one Program Certification type, supply schema-valid JSON wherever a rule defines a schema, meet the per-class automated verification and validation minimums (FRC-CSX-VVK), and accumulate the 6-month metrics history (FRC-CSX-MOT) before applying.</w:t>
+      </w:r>
+    </w:p>
+    <w:p>
+      <w:r>
+        <w:rPr>
+          <w:b/>
+        </w:rPr>
+        <w:t xml:space="preserve">Evidence required (FedRAMP default artifact expectations for rules): </w:t>
+      </w:r>
+      <w:r>
+        <w:rPr>
+          <w:i w:val="0"/>
+        </w:rPr>
+      </w:r>
+    </w:p>
+    <w:p>
+      <w:pPr>
+        <w:pStyle w:val="ListBullet"/>
+      </w:pPr>
+      <w:r>
+        <w:t>Explanation of how the rule is followed, or an explanation of the reason and resulting risk to customers for not following the rule.</w:t>
+      </w:r>
+    </w:p>
+    <w:p>
+      <w:pPr>
+        <w:pStyle w:val="ListBullet"/>
+      </w:pPr>
+      <w:r>
+        <w:t>Verification that the implementation is appropriate for the rule, or that the reason for not implementing is accepted by a senior official.</w:t>
+      </w:r>
+    </w:p>
+    <w:p>
+      <w:pPr>
+        <w:pStyle w:val="ListBullet"/>
+      </w:pPr>
+      <w:r>
+        <w:t>Validation that the implementation is in place and working as intended, or that the reason for not implementing is accepted by a senior official.</w:t>
+      </w:r>
+    </w:p>
+    <w:p>
+      <w:pPr>
+        <w:pStyle w:val="ListBullet"/>
+      </w:pPr>
+      <w:r>
+        <w:t>Independent verification.</w:t>
+      </w:r>
+    </w:p>
+    <w:p>
+      <w:pPr>
+        <w:pStyle w:val="ListBullet"/>
+      </w:pPr>
+      <w:r>
+        <w:t>Independent validation.</w:t>
+      </w:r>
+    </w:p>
+    <w:p>
+      <w:r>
+        <w:rPr>
+          <w:b/>
+        </w:rPr>
+        <w:t xml:space="preserve">Implementation: </w:t>
+      </w:r>
+      <w:r>
+        <w:rPr>
+          <w:i w:val="0"/>
+        </w:rPr>
+        <w:t>[[ FILL: replace with the provider's real implementation facts ]]</w:t>
+      </w:r>
+    </w:p>
+    <w:p>
+      <w:r>
+        <w:rPr>
+          <w:b/>
+        </w:rPr>
+        <w:t xml:space="preserve">Validation: </w:t>
+      </w:r>
+      <w:r>
+        <w:rPr>
+          <w:i w:val="0"/>
+        </w:rPr>
+        <w:t>[[ FILL: replace with the provider's real implementation facts ]]</w:t>
+      </w:r>
+    </w:p>
+    <w:p>
+      <w:r>
+        <w:rPr>
+          <w:b/>
+        </w:rPr>
+        <w:t xml:space="preserve">Owner: </w:t>
+      </w:r>
+      <w:r>
+        <w:rPr>
+          <w:i w:val="0"/>
+        </w:rPr>
+        <w:t>[[ FILL: replace with the provider's real implementation facts ]]</w:t>
+      </w:r>
+    </w:p>
+    <w:p>
+      <w:r>
+        <w:rPr>
+          <w:b/>
+        </w:rPr>
+        <w:t xml:space="preserve">Status: </w:t>
+      </w:r>
+      <w:r>
+        <w:rPr>
+          <w:i w:val="0"/>
+        </w:rPr>
+        <w:t>Not Implemented</w:t>
+      </w:r>
+    </w:p>
+    <w:p>
+      <w:pPr>
+        <w:pStyle w:val="Heading2"/>
+      </w:pPr>
+      <w:r>
+        <w:t>FRC-CLA-IVV Optional Independent Verification and Validation</w:t>
+      </w:r>
+    </w:p>
+    <w:p>
+      <w:r>
+        <w:t>Rule family: FRC (FedRAMP Certification)</w:t>
+      </w:r>
+    </w:p>
+    <w:p>
+      <w:r>
+        <w:t>Force at Class A: MAY | Class A obligation: mandatory</w:t>
+      </w:r>
+    </w:p>
+    <w:p>
+      <w:r>
+        <w:rPr>
+          <w:b/>
+        </w:rPr>
+        <w:t xml:space="preserve">What it looks for: </w:t>
+      </w:r>
+      <w:r>
+        <w:rPr>
+          <w:i w:val="0"/>
+        </w:rPr>
+        <w:t>Providers seeking a FedRAMP Class A Certification MAY have the FedRAMP Certification Package independently verified and validated by a FedRAMP Recognized assessor before submission to FedRAMP.</w:t>
+      </w:r>
+    </w:p>
+    <w:p>
+      <w:r>
+        <w:rPr>
+          <w:b/>
+        </w:rPr>
+        <w:t xml:space="preserve">How to comply (SAS guidance): </w:t>
+      </w:r>
+      <w:r>
+        <w:rPr>
+          <w:i w:val="0"/>
+        </w:rPr>
+        <w:t>Certification mechanics: pick one Program Certification type, supply schema-valid JSON wherever a rule defines a schema, meet the per-class automated verification and validation minimums (FRC-CSX-VVK), and accumulate the 6-month metrics history (FRC-CSX-MOT) before applying.</w:t>
+      </w:r>
+    </w:p>
+    <w:p>
+      <w:r>
+        <w:rPr>
+          <w:b/>
+        </w:rPr>
+        <w:t xml:space="preserve">Evidence required (FedRAMP default artifact expectations for rules): </w:t>
+      </w:r>
+      <w:r>
+        <w:rPr>
+          <w:i w:val="0"/>
+        </w:rPr>
+      </w:r>
+    </w:p>
+    <w:p>
+      <w:pPr>
+        <w:pStyle w:val="ListBullet"/>
+      </w:pPr>
+      <w:r>
+        <w:t>Explanation of how the rule is followed, or an explanation of the reason and resulting risk to customers for not following the rule.</w:t>
+      </w:r>
+    </w:p>
+    <w:p>
+      <w:pPr>
+        <w:pStyle w:val="ListBullet"/>
+      </w:pPr>
+      <w:r>
+        <w:t>Verification that the implementation is appropriate for the rule, or that the reason for not implementing is accepted by a senior official.</w:t>
+      </w:r>
+    </w:p>
+    <w:p>
+      <w:pPr>
+        <w:pStyle w:val="ListBullet"/>
+      </w:pPr>
+      <w:r>
+        <w:t>Validation that the implementation is in place and working as intended, or that the reason for not implementing is accepted by a senior official.</w:t>
+      </w:r>
+    </w:p>
+    <w:p>
+      <w:pPr>
+        <w:pStyle w:val="ListBullet"/>
+      </w:pPr>
+      <w:r>
+        <w:t>Independent verification.</w:t>
+      </w:r>
+    </w:p>
+    <w:p>
+      <w:pPr>
+        <w:pStyle w:val="ListBullet"/>
+      </w:pPr>
+      <w:r>
+        <w:t>Independent validation.</w:t>
+      </w:r>
+    </w:p>
+    <w:p>
+      <w:r>
+        <w:rPr>
+          <w:b/>
+        </w:rPr>
+        <w:t xml:space="preserve">Implementation: </w:t>
+      </w:r>
+      <w:r>
+        <w:rPr>
+          <w:i w:val="0"/>
+        </w:rPr>
+        <w:t>[[ FILL: replace with the provider's real implementation facts ]]</w:t>
+      </w:r>
+    </w:p>
+    <w:p>
+      <w:r>
+        <w:rPr>
+          <w:b/>
+        </w:rPr>
+        <w:t xml:space="preserve">Validation: </w:t>
+      </w:r>
+      <w:r>
+        <w:rPr>
+          <w:i w:val="0"/>
+        </w:rPr>
+        <w:t>[[ FILL: replace with the provider's real implementation facts ]]</w:t>
+      </w:r>
+    </w:p>
+    <w:p>
+      <w:r>
+        <w:rPr>
+          <w:b/>
+        </w:rPr>
+        <w:t xml:space="preserve">Owner: </w:t>
+      </w:r>
+      <w:r>
+        <w:rPr>
+          <w:i w:val="0"/>
+        </w:rPr>
+        <w:t>[[ FILL: replace with the provider's real implementation facts ]]</w:t>
+      </w:r>
+    </w:p>
+    <w:p>
+      <w:r>
+        <w:rPr>
+          <w:b/>
+        </w:rPr>
+        <w:t xml:space="preserve">Status: </w:t>
+      </w:r>
+      <w:r>
+        <w:rPr>
+          <w:i w:val="0"/>
+        </w:rPr>
+        <w:t>Not Implemented</w:t>
+      </w:r>
+    </w:p>
+    <w:p>
+      <w:pPr>
+        <w:pStyle w:val="Heading2"/>
+      </w:pPr>
+      <w:r>
+        <w:t>FRC-CLA-MFR Mandatory FedRAMP Rules for Class A</w:t>
+      </w:r>
+    </w:p>
+    <w:p>
+      <w:r>
+        <w:t>Rule family: FRC (FedRAMP Certification)</w:t>
+      </w:r>
+    </w:p>
+    <w:p>
+      <w:r>
+        <w:t>Force at Class A: MUST | Class A obligation: mandatory</w:t>
+      </w:r>
+    </w:p>
+    <w:p>
+      <w:r>
+        <w:rPr>
+          <w:b/>
+        </w:rPr>
+        <w:t xml:space="preserve">What it looks for: </w:t>
+      </w:r>
+      <w:r>
+        <w:rPr>
+          <w:i w:val="0"/>
+        </w:rPr>
+        <w:t>Providers seeking a Class A FedRAMP Certification MUST address all rules in this FedRAMP Class A Certification subset (FRC-CLA) AND the following additional FedRAMP Class A rules; the appropriate artifacts or information mapping for all rules MUST be supplied in the FedRAMP Certification Package.</w:t>
+      </w:r>
+    </w:p>
+    <w:p>
+      <w:r>
+        <w:rPr>
+          <w:b/>
+        </w:rPr>
+        <w:t xml:space="preserve">Official note: </w:t>
+      </w:r>
+      <w:r>
+        <w:rPr>
+          <w:i/>
+        </w:rPr>
+        <w:t>Some of these specific FedRAMP rules may not have similar counterparts in external frameworks and providers will need to implement new processes to follow these rules.</w:t>
+      </w:r>
+    </w:p>
+    <w:p>
+      <w:r>
+        <w:rPr>
+          <w:b/>
+        </w:rPr>
+        <w:t xml:space="preserve">Official note: </w:t>
+      </w:r>
+      <w:r>
+        <w:rPr>
+          <w:i/>
+        </w:rPr>
+        <w:t>In general, for each of these FedRAMP requirements, providers should include a sufficiently detailed summary that reviewers will not need to dig into the related security framework materials to understand the related decisions - just saying "see SOC 2 report" is not particularly helpful.</w:t>
+      </w:r>
+    </w:p>
+    <w:p>
+      <w:r>
+        <w:rPr>
+          <w:b/>
+        </w:rPr>
+        <w:t xml:space="preserve">Official note: </w:t>
+      </w:r>
+      <w:r>
+        <w:rPr>
+          <w:i/>
+        </w:rPr>
+        <w:t>Information about how the provider addresses the included Key Security Indicators are required to receive a class A certification even if the provider intends to pursue a Rev 5 Program Certification path in the future.</w:t>
+      </w:r>
+    </w:p>
+    <w:p>
+      <w:r>
+        <w:rPr>
+          <w:b/>
+        </w:rPr>
+        <w:t xml:space="preserve">How to comply (SAS guidance): </w:t>
+      </w:r>
+      <w:r>
+        <w:rPr>
+          <w:i w:val="0"/>
+        </w:rPr>
+        <w:t>Certification mechanics: pick one Program Certification type, supply schema-valid JSON wherever a rule defines a schema, meet the per-class automated verification and validation minimums (FRC-CSX-VVK), and accumulate the 6-month metrics history (FRC-CSX-MOT) before applying.</w:t>
+      </w:r>
+    </w:p>
+    <w:p>
+      <w:r>
+        <w:rPr>
+          <w:b/>
+        </w:rPr>
+        <w:t xml:space="preserve">Evidence required (FedRAMP default artifact expectations for rules): </w:t>
+      </w:r>
+      <w:r>
+        <w:rPr>
+          <w:i w:val="0"/>
+        </w:rPr>
+      </w:r>
+    </w:p>
+    <w:p>
+      <w:pPr>
+        <w:pStyle w:val="ListBullet"/>
+      </w:pPr>
+      <w:r>
+        <w:t>Explanation of how the rule is followed, or an explanation of the reason and resulting risk to customers for not following the rule.</w:t>
+      </w:r>
+    </w:p>
+    <w:p>
+      <w:pPr>
+        <w:pStyle w:val="ListBullet"/>
+      </w:pPr>
+      <w:r>
+        <w:t>Verification that the implementation is appropriate for the rule, or that the reason for not implementing is accepted by a senior official.</w:t>
+      </w:r>
+    </w:p>
+    <w:p>
+      <w:pPr>
+        <w:pStyle w:val="ListBullet"/>
+      </w:pPr>
+      <w:r>
+        <w:t>Validation that the implementation is in place and working as intended, or that the reason for not implementing is accepted by a senior official.</w:t>
+      </w:r>
+    </w:p>
+    <w:p>
+      <w:pPr>
+        <w:pStyle w:val="ListBullet"/>
+      </w:pPr>
+      <w:r>
+        <w:t>Independent verification.</w:t>
+      </w:r>
+    </w:p>
+    <w:p>
+      <w:pPr>
+        <w:pStyle w:val="ListBullet"/>
+      </w:pPr>
+      <w:r>
+        <w:t>Independent validation.</w:t>
+      </w:r>
+    </w:p>
+    <w:p>
+      <w:r>
+        <w:rPr>
+          <w:b/>
+        </w:rPr>
+        <w:t xml:space="preserve">Implementation: </w:t>
+      </w:r>
+      <w:r>
+        <w:rPr>
+          <w:i w:val="0"/>
+        </w:rPr>
+        <w:t>[[ FILL: replace with the provider's real implementation facts ]]</w:t>
+      </w:r>
+    </w:p>
+    <w:p>
+      <w:r>
+        <w:rPr>
+          <w:b/>
+        </w:rPr>
+        <w:t xml:space="preserve">Validation: </w:t>
+      </w:r>
+      <w:r>
+        <w:rPr>
+          <w:i w:val="0"/>
+        </w:rPr>
+        <w:t>[[ FILL: replace with the provider's real implementation facts ]]</w:t>
+      </w:r>
+    </w:p>
+    <w:p>
+      <w:r>
+        <w:rPr>
+          <w:b/>
+        </w:rPr>
+        <w:t xml:space="preserve">Owner: </w:t>
+      </w:r>
+      <w:r>
+        <w:rPr>
+          <w:i w:val="0"/>
+        </w:rPr>
+        <w:t>[[ FILL: replace with the provider's real implementation facts ]]</w:t>
+      </w:r>
+    </w:p>
+    <w:p>
+      <w:r>
+        <w:rPr>
+          <w:b/>
+        </w:rPr>
+        <w:t xml:space="preserve">Status: </w:t>
+      </w:r>
+      <w:r>
+        <w:rPr>
+          <w:i w:val="0"/>
+        </w:rPr>
+        <w:t>Not Implemented</w:t>
+      </w:r>
+    </w:p>
+    <w:p>
+      <w:pPr>
+        <w:pStyle w:val="Heading2"/>
+      </w:pPr>
+      <w:r>
+        <w:t>FRC-CLA-OFR Address Optional FedRAMP Rules for Class A</w:t>
+      </w:r>
+    </w:p>
+    <w:p>
+      <w:r>
+        <w:t>Rule family: FRC (FedRAMP Certification)</w:t>
+      </w:r>
+    </w:p>
+    <w:p>
+      <w:r>
+        <w:t>Force at Class A: MAY | Class A obligation: mandatory</w:t>
+      </w:r>
+    </w:p>
+    <w:p>
+      <w:r>
+        <w:rPr>
+          <w:b/>
+        </w:rPr>
+        <w:t xml:space="preserve">What it looks for: </w:t>
+      </w:r>
+      <w:r>
+        <w:rPr>
+          <w:i w:val="0"/>
+        </w:rPr>
+        <w:t>Providers seeking a Class A FedRAMP Certification MAY address the following additional optional FedRAMP Class A rules (if applicable):</w:t>
+      </w:r>
+    </w:p>
+    <w:p>
+      <w:r>
+        <w:rPr>
+          <w:b/>
+        </w:rPr>
+        <w:t xml:space="preserve">How to comply (SAS guidance): </w:t>
+      </w:r>
+      <w:r>
+        <w:rPr>
+          <w:i w:val="0"/>
+        </w:rPr>
+        <w:t>Certification mechanics: pick one Program Certification type, supply schema-valid JSON wherever a rule defines a schema, meet the per-class automated verification and validation minimums (FRC-CSX-VVK), and accumulate the 6-month metrics history (FRC-CSX-MOT) before applying.</w:t>
+      </w:r>
+    </w:p>
+    <w:p>
+      <w:r>
+        <w:rPr>
+          <w:b/>
+        </w:rPr>
+        <w:t xml:space="preserve">Evidence required (FedRAMP default artifact expectations for rules): </w:t>
+      </w:r>
+      <w:r>
+        <w:rPr>
+          <w:i w:val="0"/>
+        </w:rPr>
+      </w:r>
+    </w:p>
+    <w:p>
+      <w:pPr>
+        <w:pStyle w:val="ListBullet"/>
+      </w:pPr>
+      <w:r>
+        <w:t>Explanation of how the rule is followed, or an explanation of the reason and resulting risk to customers for not following the rule.</w:t>
+      </w:r>
+    </w:p>
+    <w:p>
+      <w:pPr>
+        <w:pStyle w:val="ListBullet"/>
+      </w:pPr>
+      <w:r>
+        <w:t>Verification that the implementation is appropriate for the rule, or that the reason for not implementing is accepted by a senior official.</w:t>
+      </w:r>
+    </w:p>
+    <w:p>
+      <w:pPr>
+        <w:pStyle w:val="ListBullet"/>
+      </w:pPr>
+      <w:r>
+        <w:t>Validation that the implementation is in place and working as intended, or that the reason for not implementing is accepted by a senior official.</w:t>
+      </w:r>
+    </w:p>
+    <w:p>
+      <w:pPr>
+        <w:pStyle w:val="ListBullet"/>
+      </w:pPr>
+      <w:r>
+        <w:t>Independent verification.</w:t>
+      </w:r>
+    </w:p>
+    <w:p>
+      <w:pPr>
+        <w:pStyle w:val="ListBullet"/>
+      </w:pPr>
+      <w:r>
+        <w:t>Independent validation.</w:t>
+      </w:r>
+    </w:p>
+    <w:p>
+      <w:r>
+        <w:rPr>
+          <w:b/>
+        </w:rPr>
+        <w:t xml:space="preserve">Implementation: </w:t>
+      </w:r>
+      <w:r>
+        <w:rPr>
+          <w:i w:val="0"/>
+        </w:rPr>
+        <w:t>[[ FILL: replace with the provider's real implementation facts ]]</w:t>
+      </w:r>
+    </w:p>
+    <w:p>
+      <w:r>
+        <w:rPr>
+          <w:b/>
+        </w:rPr>
+        <w:t xml:space="preserve">Validation: </w:t>
+      </w:r>
+      <w:r>
+        <w:rPr>
+          <w:i w:val="0"/>
+        </w:rPr>
+        <w:t>[[ FILL: replace with the provider's real implementation facts ]]</w:t>
+      </w:r>
+    </w:p>
+    <w:p>
+      <w:r>
+        <w:rPr>
+          <w:b/>
+        </w:rPr>
+        <w:t xml:space="preserve">Owner: </w:t>
+      </w:r>
+      <w:r>
+        <w:rPr>
+          <w:i w:val="0"/>
+        </w:rPr>
+        <w:t>[[ FILL: replace with the provider's real implementation facts ]]</w:t>
+      </w:r>
+    </w:p>
+    <w:p>
+      <w:r>
+        <w:rPr>
+          <w:b/>
+        </w:rPr>
+        <w:t xml:space="preserve">Status: </w:t>
+      </w:r>
+      <w:r>
+        <w:rPr>
+          <w:i w:val="0"/>
+        </w:rPr>
+        <w:t>Not Implemented</w:t>
+      </w:r>
+    </w:p>
+    <w:p>
+      <w:pPr>
+        <w:pStyle w:val="Heading2"/>
+      </w:pPr>
+      <w:r>
+        <w:t>FRC-CLA-RFR Recommended FedRAMP Rules for Class A</w:t>
+      </w:r>
+    </w:p>
+    <w:p>
+      <w:r>
+        <w:t>Rule family: FRC (FedRAMP Certification)</w:t>
+      </w:r>
+    </w:p>
+    <w:p>
+      <w:r>
+        <w:t>Force at Class A: SHOULD | Class A obligation: mandatory</w:t>
+      </w:r>
+    </w:p>
+    <w:p>
+      <w:r>
+        <w:rPr>
+          <w:b/>
+        </w:rPr>
+        <w:t xml:space="preserve">What it looks for: </w:t>
+      </w:r>
+      <w:r>
+        <w:rPr>
+          <w:i w:val="0"/>
+        </w:rPr>
+        <w:t>Providers seeking a Class A FedRAMP Certification SHOULD address the following additional recommended FedRAMP Class A rules (if applicable):</w:t>
+      </w:r>
+    </w:p>
+    <w:p>
+      <w:r>
+        <w:rPr>
+          <w:b/>
+        </w:rPr>
+        <w:t xml:space="preserve">How to comply (SAS guidance): </w:t>
+      </w:r>
+      <w:r>
+        <w:rPr>
+          <w:i w:val="0"/>
+        </w:rPr>
+        <w:t>Certification mechanics: pick one Program Certification type, supply schema-valid JSON wherever a rule defines a schema, meet the per-class automated verification and validation minimums (FRC-CSX-VVK), and accumulate the 6-month metrics history (FRC-CSX-MOT) before applying.</w:t>
+      </w:r>
+    </w:p>
+    <w:p>
+      <w:r>
+        <w:rPr>
+          <w:b/>
+        </w:rPr>
+        <w:t xml:space="preserve">Evidence required (FedRAMP default artifact expectations for rules): </w:t>
+      </w:r>
+      <w:r>
+        <w:rPr>
+          <w:i w:val="0"/>
+        </w:rPr>
+      </w:r>
+    </w:p>
+    <w:p>
+      <w:pPr>
+        <w:pStyle w:val="ListBullet"/>
+      </w:pPr>
+      <w:r>
+        <w:t>Explanation of how the rule is followed, or an explanation of the reason and resulting risk to customers for not following the rule.</w:t>
+      </w:r>
+    </w:p>
+    <w:p>
+      <w:pPr>
+        <w:pStyle w:val="ListBullet"/>
+      </w:pPr>
+      <w:r>
+        <w:t>Verification that the implementation is appropriate for the rule, or that the reason for not implementing is accepted by a senior official.</w:t>
+      </w:r>
+    </w:p>
+    <w:p>
+      <w:pPr>
+        <w:pStyle w:val="ListBullet"/>
+      </w:pPr>
+      <w:r>
+        <w:t>Validation that the implementation is in place and working as intended, or that the reason for not implementing is accepted by a senior official.</w:t>
+      </w:r>
+    </w:p>
+    <w:p>
+      <w:pPr>
+        <w:pStyle w:val="ListBullet"/>
+      </w:pPr>
+      <w:r>
+        <w:t>Independent verification.</w:t>
+      </w:r>
+    </w:p>
+    <w:p>
+      <w:pPr>
+        <w:pStyle w:val="ListBullet"/>
+      </w:pPr>
+      <w:r>
+        <w:t>Independent validation.</w:t>
+      </w:r>
+    </w:p>
+    <w:p>
+      <w:r>
+        <w:rPr>
+          <w:b/>
+        </w:rPr>
+        <w:t xml:space="preserve">Implementation: </w:t>
+      </w:r>
+      <w:r>
+        <w:rPr>
+          <w:i w:val="0"/>
+        </w:rPr>
+        <w:t>[[ FILL: replace with the provider's real implementation facts ]]</w:t>
+      </w:r>
+    </w:p>
+    <w:p>
+      <w:r>
+        <w:rPr>
+          <w:b/>
+        </w:rPr>
+        <w:t xml:space="preserve">Validation: </w:t>
+      </w:r>
+      <w:r>
+        <w:rPr>
+          <w:i w:val="0"/>
+        </w:rPr>
+        <w:t>[[ FILL: replace with the provider's real implementation facts ]]</w:t>
+      </w:r>
+    </w:p>
+    <w:p>
+      <w:r>
+        <w:rPr>
+          <w:b/>
+        </w:rPr>
+        <w:t xml:space="preserve">Owner: </w:t>
+      </w:r>
+      <w:r>
+        <w:rPr>
+          <w:i w:val="0"/>
+        </w:rPr>
+        <w:t>[[ FILL: replace with the provider's real implementation facts ]]</w:t>
+      </w:r>
+    </w:p>
+    <w:p>
+      <w:r>
+        <w:rPr>
+          <w:b/>
+        </w:rPr>
+        <w:t xml:space="preserve">Status: </w:t>
+      </w:r>
+      <w:r>
+        <w:rPr>
+          <w:i w:val="0"/>
+        </w:rPr>
+        <w:t>Not Implemented</w:t>
+      </w:r>
+    </w:p>
+    <w:p>
+      <w:pPr>
+        <w:pStyle w:val="Heading2"/>
+      </w:pPr>
+      <w:r>
+        <w:t>FRC-CSO-JSN FedRAMP JSON Schemas</w:t>
+      </w:r>
+    </w:p>
+    <w:p>
+      <w:r>
+        <w:t>Rule family: FRC (FedRAMP Certification)</w:t>
+      </w:r>
+    </w:p>
+    <w:p>
+      <w:r>
+        <w:t>Force at Class A: MUST | Class A obligation: mandatory</w:t>
+      </w:r>
+    </w:p>
+    <w:p>
+      <w:r>
+        <w:rPr>
+          <w:b/>
+        </w:rPr>
+        <w:t xml:space="preserve">What it looks for: </w:t>
+      </w:r>
+      <w:r>
+        <w:rPr>
+          <w:i w:val="0"/>
+        </w:rPr>
+        <w:t>Providers MUST supply machine-readable information in JSON documents that are valid against the corresponding JSON schema when a rule contains a FedRAMP JSON schema, UNLESS otherwise specified in the rule.</w:t>
+      </w:r>
+    </w:p>
+    <w:p>
+      <w:r>
+        <w:rPr>
+          <w:b/>
+        </w:rPr>
+        <w:t xml:space="preserve">Official note: </w:t>
+      </w:r>
+      <w:r>
+        <w:rPr>
+          <w:i/>
+        </w:rPr>
+        <w:t>FedRAMP JSON schemas are designed to be lightweight and flexible to establish a minimum set of structured information while allowing providers to improve on the format and structure of the information as needed to meet their needs and the needs of their customers.</w:t>
+      </w:r>
+    </w:p>
+    <w:p>
+      <w:r>
+        <w:rPr>
+          <w:b/>
+        </w:rPr>
+        <w:t xml:space="preserve">How to comply (SAS guidance): </w:t>
+      </w:r>
+      <w:r>
+        <w:rPr>
+          <w:i w:val="0"/>
+        </w:rPr>
+        <w:t>Certification mechanics: pick one Program Certification type, supply schema-valid JSON wherever a rule defines a schema, meet the per-class automated verification and validation minimums (FRC-CSX-VVK), and accumulate the 6-month metrics history (FRC-CSX-MOT) before applying.</w:t>
+      </w:r>
+    </w:p>
+    <w:p>
+      <w:r>
+        <w:rPr>
+          <w:b/>
+        </w:rPr>
+        <w:t xml:space="preserve">Evidence required (FedRAMP default artifact expectations for rules): </w:t>
+      </w:r>
+      <w:r>
+        <w:rPr>
+          <w:i w:val="0"/>
+        </w:rPr>
+      </w:r>
+    </w:p>
+    <w:p>
+      <w:pPr>
+        <w:pStyle w:val="ListBullet"/>
+      </w:pPr>
+      <w:r>
+        <w:t>Explanation of how the rule is followed, or an explanation of the reason and resulting risk to customers for not following the rule.</w:t>
+      </w:r>
+    </w:p>
+    <w:p>
+      <w:pPr>
+        <w:pStyle w:val="ListBullet"/>
+      </w:pPr>
+      <w:r>
+        <w:t>Verification that the implementation is appropriate for the rule, or that the reason for not implementing is accepted by a senior official.</w:t>
+      </w:r>
+    </w:p>
+    <w:p>
+      <w:pPr>
+        <w:pStyle w:val="ListBullet"/>
+      </w:pPr>
+      <w:r>
+        <w:t>Validation that the implementation is in place and working as intended, or that the reason for not implementing is accepted by a senior official.</w:t>
+      </w:r>
+    </w:p>
+    <w:p>
+      <w:pPr>
+        <w:pStyle w:val="ListBullet"/>
+      </w:pPr>
+      <w:r>
+        <w:t>Independent verification.</w:t>
+      </w:r>
+    </w:p>
+    <w:p>
+      <w:pPr>
+        <w:pStyle w:val="ListBullet"/>
+      </w:pPr>
+      <w:r>
+        <w:t>Independent validation.</w:t>
+      </w:r>
+    </w:p>
+    <w:p>
+      <w:r>
+        <w:rPr>
+          <w:b/>
+        </w:rPr>
+        <w:t xml:space="preserve">Implementation: </w:t>
+      </w:r>
+      <w:r>
+        <w:rPr>
+          <w:i w:val="0"/>
+        </w:rPr>
+        <w:t>Example (reference architecture, replace with your real implementation): All machine-readable certification information is produced as JSON validated against the corresponding published FedRAMP JSON schema before release. The generation pipeline pins the current official schema, hash-compares it against the live published schema at each run, and fails the build on any validation error.</w:t>
+      </w:r>
+    </w:p>
+    <w:p>
+      <w:r>
+        <w:rPr>
+          <w:b/>
+        </w:rPr>
+        <w:t xml:space="preserve">Validation: </w:t>
+      </w:r>
+      <w:r>
+        <w:rPr>
+          <w:i w:val="0"/>
+        </w:rPr>
+        <w:t>Example (reference architecture, replace with your real implementation): Schema validation runs in CI on every change to certification data; results are retained with the build record. A scheduled job re-validates published artifacts weekly against the live schema to catch in-place schema updates.</w:t>
+      </w:r>
+    </w:p>
+    <w:p>
+      <w:r>
+        <w:rPr>
+          <w:b/>
+        </w:rPr>
+        <w:t xml:space="preserve">Owner: </w:t>
+      </w:r>
+      <w:r>
+        <w:rPr>
+          <w:i w:val="0"/>
+        </w:rPr>
+        <w:t>Example: Compliance Engineering Lead</w:t>
+      </w:r>
+    </w:p>
+    <w:p>
+      <w:r>
+        <w:rPr>
+          <w:b/>
+        </w:rPr>
+        <w:t xml:space="preserve">Status: </w:t>
+      </w:r>
+      <w:r>
+        <w:rPr>
+          <w:i w:val="0"/>
+        </w:rPr>
+        <w:t>Not Implemented</w:t>
+      </w:r>
+    </w:p>
+    <w:p>
+      <w:pPr>
+        <w:pStyle w:val="Heading2"/>
+      </w:pPr>
+      <w:r>
+        <w:t>FRC-CSO-PKG FedRAMP Certification Package</w:t>
+      </w:r>
+    </w:p>
+    <w:p>
+      <w:r>
+        <w:t>Rule family: FRC (FedRAMP Certification)</w:t>
+      </w:r>
+    </w:p>
+    <w:p>
+      <w:r>
+        <w:t>Force at Class A: MUST | Class A obligation: mandatory</w:t>
+      </w:r>
+    </w:p>
+    <w:p>
+      <w:r>
+        <w:rPr>
+          <w:b/>
+        </w:rPr>
+        <w:t xml:space="preserve">What it looks for: </w:t>
+      </w:r>
+      <w:r>
+        <w:rPr>
+          <w:i w:val="0"/>
+        </w:rPr>
+        <w:t>Providers seeking a Certification MUST supply a complete FedRAMP Certification Package to FedRAMP for initial certification; the FedRAMP Certification Package MUST include at least the following information:</w:t>
+      </w:r>
+    </w:p>
+    <w:p>
+      <w:r>
+        <w:rPr>
+          <w:b/>
+        </w:rPr>
+        <w:t xml:space="preserve">How to comply (SAS guidance): </w:t>
+      </w:r>
+      <w:r>
+        <w:rPr>
+          <w:i w:val="0"/>
+        </w:rPr>
+        <w:t>Certification mechanics: pick one Program Certification type, supply schema-valid JSON wherever a rule defines a schema, meet the per-class automated verification and validation minimums (FRC-CSX-VVK), and accumulate the 6-month metrics history (FRC-CSX-MOT) before applying.</w:t>
+      </w:r>
+    </w:p>
+    <w:p>
+      <w:r>
+        <w:rPr>
+          <w:b/>
+        </w:rPr>
+        <w:t xml:space="preserve">Evidence required (FedRAMP default artifact expectations for rules): </w:t>
+      </w:r>
+      <w:r>
+        <w:rPr>
+          <w:i w:val="0"/>
+        </w:rPr>
+      </w:r>
+    </w:p>
+    <w:p>
+      <w:pPr>
+        <w:pStyle w:val="ListBullet"/>
+      </w:pPr>
+      <w:r>
+        <w:t>Explanation of how the rule is followed, or an explanation of the reason and resulting risk to customers for not following the rule.</w:t>
+      </w:r>
+    </w:p>
+    <w:p>
+      <w:pPr>
+        <w:pStyle w:val="ListBullet"/>
+      </w:pPr>
+      <w:r>
+        <w:t>Verification that the implementation is appropriate for the rule, or that the reason for not implementing is accepted by a senior official.</w:t>
+      </w:r>
+    </w:p>
+    <w:p>
+      <w:pPr>
+        <w:pStyle w:val="ListBullet"/>
+      </w:pPr>
+      <w:r>
+        <w:t>Validation that the implementation is in place and working as intended, or that the reason for not implementing is accepted by a senior official.</w:t>
+      </w:r>
+    </w:p>
+    <w:p>
+      <w:pPr>
+        <w:pStyle w:val="ListBullet"/>
+      </w:pPr>
+      <w:r>
+        <w:t>Independent verification.</w:t>
+      </w:r>
+    </w:p>
+    <w:p>
+      <w:pPr>
+        <w:pStyle w:val="ListBullet"/>
+      </w:pPr>
+      <w:r>
+        <w:t>Independent validation.</w:t>
+      </w:r>
+    </w:p>
+    <w:p>
+      <w:r>
+        <w:rPr>
+          <w:b/>
+        </w:rPr>
+        <w:t xml:space="preserve">Implementation: </w:t>
+      </w:r>
+      <w:r>
+        <w:rPr>
+          <w:i w:val="0"/>
+        </w:rPr>
+        <w:t>[[ FILL: replace with the provider's real implementation facts ]]</w:t>
+      </w:r>
+    </w:p>
+    <w:p>
+      <w:r>
+        <w:rPr>
+          <w:b/>
+        </w:rPr>
+        <w:t xml:space="preserve">Validation: </w:t>
+      </w:r>
+      <w:r>
+        <w:rPr>
+          <w:i w:val="0"/>
+        </w:rPr>
+        <w:t>[[ FILL: replace with the provider's real implementation facts ]]</w:t>
+      </w:r>
+    </w:p>
+    <w:p>
+      <w:r>
+        <w:rPr>
+          <w:b/>
+        </w:rPr>
+        <w:t xml:space="preserve">Owner: </w:t>
+      </w:r>
+      <w:r>
+        <w:rPr>
+          <w:i w:val="0"/>
+        </w:rPr>
+        <w:t>[[ FILL: replace with the provider's real implementation facts ]]</w:t>
+      </w:r>
+    </w:p>
+    <w:p>
+      <w:r>
+        <w:rPr>
+          <w:b/>
+        </w:rPr>
+        <w:t xml:space="preserve">Status: </w:t>
+      </w:r>
+      <w:r>
+        <w:rPr>
+          <w:i w:val="0"/>
+        </w:rPr>
+        <w:t>Not Implemented</w:t>
+      </w:r>
+    </w:p>
+    <w:p>
+      <w:pPr>
+        <w:pStyle w:val="Heading2"/>
+      </w:pPr>
+      <w:r>
+        <w:t>FRC-CSO-POP Pick One Program Certification Type</w:t>
+      </w:r>
+    </w:p>
+    <w:p>
+      <w:r>
+        <w:t>Rule family: FRC (FedRAMP Certification)</w:t>
+      </w:r>
+    </w:p>
+    <w:p>
+      <w:r>
+        <w:t>Force at Class A: MUST NOT | Class A obligation: mandatory</w:t>
+      </w:r>
+    </w:p>
+    <w:p>
+      <w:r>
+        <w:rPr>
+          <w:b/>
+        </w:rPr>
+        <w:t xml:space="preserve">What it looks for: </w:t>
+      </w:r>
+      <w:r>
+        <w:rPr>
+          <w:i w:val="0"/>
+        </w:rPr>
+        <w:t>Providers MUST NOT seek both FedRAMP Rev5 Program Certification and FedRAMP 20x Program Certification for the same cloud service offering; pick one type.</w:t>
+      </w:r>
+    </w:p>
+    <w:p>
+      <w:r>
+        <w:rPr>
+          <w:b/>
+        </w:rPr>
+        <w:t xml:space="preserve">Official note: </w:t>
+      </w:r>
+      <w:r>
+        <w:rPr>
+          <w:i/>
+        </w:rPr>
+        <w:t>This rule does not prevent a provider from seeking and maintaining a FedRAMP Rev5 Agency Certification and a FedRAMP 20x Program Certification for the same cloud service offering, however, doing so is strongly discouraged due to the increased complexity and risk of confusion for all parties.</w:t>
+      </w:r>
+    </w:p>
+    <w:p>
+      <w:r>
+        <w:rPr>
+          <w:b/>
+        </w:rPr>
+        <w:t xml:space="preserve">How to comply (SAS guidance): </w:t>
+      </w:r>
+      <w:r>
+        <w:rPr>
+          <w:i w:val="0"/>
+        </w:rPr>
+        <w:t>Certification mechanics: pick one Program Certification type, supply schema-valid JSON wherever a rule defines a schema, meet the per-class automated verification and validation minimums (FRC-CSX-VVK), and accumulate the 6-month metrics history (FRC-CSX-MOT) before applying.</w:t>
+      </w:r>
+    </w:p>
+    <w:p>
+      <w:r>
+        <w:rPr>
+          <w:b/>
+        </w:rPr>
+        <w:t xml:space="preserve">Evidence required (FedRAMP default artifact expectations for rules): </w:t>
+      </w:r>
+      <w:r>
+        <w:rPr>
+          <w:i w:val="0"/>
+        </w:rPr>
+      </w:r>
+    </w:p>
+    <w:p>
+      <w:pPr>
+        <w:pStyle w:val="ListBullet"/>
+      </w:pPr>
+      <w:r>
+        <w:t>Explanation of how the rule is followed, or an explanation of the reason and resulting risk to customers for not following the rule.</w:t>
+      </w:r>
+    </w:p>
+    <w:p>
+      <w:pPr>
+        <w:pStyle w:val="ListBullet"/>
+      </w:pPr>
+      <w:r>
+        <w:t>Verification that the implementation is appropriate for the rule, or that the reason for not implementing is accepted by a senior official.</w:t>
+      </w:r>
+    </w:p>
+    <w:p>
+      <w:pPr>
+        <w:pStyle w:val="ListBullet"/>
+      </w:pPr>
+      <w:r>
+        <w:t>Validation that the implementation is in place and working as intended, or that the reason for not implementing is accepted by a senior official.</w:t>
+      </w:r>
+    </w:p>
+    <w:p>
+      <w:pPr>
+        <w:pStyle w:val="ListBullet"/>
+      </w:pPr>
+      <w:r>
+        <w:t>Independent verification.</w:t>
+      </w:r>
+    </w:p>
+    <w:p>
+      <w:pPr>
+        <w:pStyle w:val="ListBullet"/>
+      </w:pPr>
+      <w:r>
+        <w:t>Independent validation.</w:t>
+      </w:r>
+    </w:p>
+    <w:p>
+      <w:r>
+        <w:rPr>
+          <w:b/>
+        </w:rPr>
+        <w:t xml:space="preserve">Implementation: </w:t>
+      </w:r>
+      <w:r>
+        <w:rPr>
+          <w:i w:val="0"/>
+        </w:rPr>
+        <w:t>[[ FILL: replace with the provider's real implementation facts ]]</w:t>
+      </w:r>
+    </w:p>
+    <w:p>
+      <w:r>
+        <w:rPr>
+          <w:b/>
+        </w:rPr>
+        <w:t xml:space="preserve">Validation: </w:t>
+      </w:r>
+      <w:r>
+        <w:rPr>
+          <w:i w:val="0"/>
+        </w:rPr>
+        <w:t>[[ FILL: replace with the provider's real implementation facts ]]</w:t>
+      </w:r>
+    </w:p>
+    <w:p>
+      <w:r>
+        <w:rPr>
+          <w:b/>
+        </w:rPr>
+        <w:t xml:space="preserve">Owner: </w:t>
+      </w:r>
+      <w:r>
+        <w:rPr>
+          <w:i w:val="0"/>
+        </w:rPr>
+        <w:t>[[ FILL: replace with the provider's real implementation facts ]]</w:t>
+      </w:r>
+    </w:p>
+    <w:p>
+      <w:r>
+        <w:rPr>
+          <w:b/>
+        </w:rPr>
+        <w:t xml:space="preserve">Status: </w:t>
+      </w:r>
+      <w:r>
+        <w:rPr>
+          <w:i w:val="0"/>
+        </w:rPr>
+        <w:t>Not Implemented</w:t>
+      </w:r>
+    </w:p>
+    <w:p>
+      <w:pPr>
+        <w:pStyle w:val="Heading2"/>
+      </w:pPr>
+      <w:r>
+        <w:t>IEC-CSO-EFR Evaluate FedRAMP Reportability</w:t>
+      </w:r>
+    </w:p>
+    <w:p>
+      <w:r>
+        <w:t>Rule family: IEC (Incident Evaluation and Communication)</w:t>
+      </w:r>
+    </w:p>
+    <w:p>
+      <w:r>
+        <w:t>Force at Class A: MUST | Class A obligation: mandatory</w:t>
+      </w:r>
+    </w:p>
+    <w:p>
+      <w:r>
+        <w:rPr>
+          <w:b/>
+        </w:rPr>
+        <w:t xml:space="preserve">What it looks for: </w:t>
+      </w:r>
+      <w:r>
+        <w:rPr>
+          <w:i w:val="0"/>
+        </w:rPr>
+        <w:t>Providers MUST promptly evaluate incidents to determine if they affect confidentiality or integrity of federal customer data or are likely to affect confidentiality or integrity of federal customer data; such incidents are FedRAMP Reportable Incidents and must be reported following the FedRAMP Incident Evaluation and Communication rules.</w:t>
+      </w:r>
+    </w:p>
+    <w:p>
+      <w:r>
+        <w:rPr>
+          <w:b/>
+        </w:rPr>
+        <w:t xml:space="preserve">How to comply (SAS guidance): </w:t>
+      </w:r>
+      <w:r>
+        <w:rPr>
+          <w:i w:val="0"/>
+        </w:rPr>
+        <w:t>Define incident evaluation and reporting procedures with the FedRAMP Reportable Incident test, the Potential Agency Impact N-rating scale, and the class-specific reporting timeframes. Wire detection (GuardDuty, Security Hub) to an on-call process that can meet the clock.</w:t>
+      </w:r>
+    </w:p>
+    <w:p>
+      <w:r>
+        <w:rPr>
+          <w:b/>
+        </w:rPr>
+        <w:t xml:space="preserve">Evidence required (rule-specific artifacts list): </w:t>
+      </w:r>
+      <w:r>
+        <w:rPr>
+          <w:i w:val="0"/>
+        </w:rPr>
+      </w:r>
+    </w:p>
+    <w:p>
+      <w:pPr>
+        <w:pStyle w:val="ListBullet"/>
+      </w:pPr>
+      <w:r>
+        <w:t>An incident log showing an example of one or more incidents being evaluated including the reason for the determination. The log can be from real incidents, simulated incidents, or a combination of sources.</w:t>
+      </w:r>
+    </w:p>
+    <w:p>
+      <w:r>
+        <w:rPr>
+          <w:b/>
+        </w:rPr>
+        <w:t xml:space="preserve">Implementation: </w:t>
+      </w:r>
+      <w:r>
+        <w:rPr>
+          <w:i w:val="0"/>
+        </w:rPr>
+        <w:t>[[ FILL: replace with the provider's real implementation facts ]]</w:t>
+      </w:r>
+    </w:p>
+    <w:p>
+      <w:r>
+        <w:rPr>
+          <w:b/>
+        </w:rPr>
+        <w:t xml:space="preserve">Validation: </w:t>
+      </w:r>
+      <w:r>
+        <w:rPr>
+          <w:i w:val="0"/>
+        </w:rPr>
+        <w:t>[[ FILL: replace with the provider's real implementation facts ]]</w:t>
+      </w:r>
+    </w:p>
+    <w:p>
+      <w:r>
+        <w:rPr>
+          <w:b/>
+        </w:rPr>
+        <w:t xml:space="preserve">Owner: </w:t>
+      </w:r>
+      <w:r>
+        <w:rPr>
+          <w:i w:val="0"/>
+        </w:rPr>
+        <w:t>[[ FILL: replace with the provider's real implementation facts ]]</w:t>
+      </w:r>
+    </w:p>
+    <w:p>
+      <w:r>
+        <w:rPr>
+          <w:b/>
+        </w:rPr>
+        <w:t xml:space="preserve">Status: </w:t>
+      </w:r>
+      <w:r>
+        <w:rPr>
+          <w:i w:val="0"/>
+        </w:rPr>
+        <w:t>Not Implemented</w:t>
+      </w:r>
+    </w:p>
+    <w:p>
+      <w:pPr>
+        <w:pStyle w:val="Heading2"/>
+      </w:pPr>
+      <w:r>
+        <w:t>IEC-CSO-FIR Final Incident Report</w:t>
+      </w:r>
+    </w:p>
+    <w:p>
+      <w:r>
+        <w:t>Rule family: IEC (Incident Evaluation and Communication)</w:t>
+      </w:r>
+    </w:p>
+    <w:p>
+      <w:r>
+        <w:t>Force at Class A: MUST | Class A obligation: mandatory</w:t>
+      </w:r>
+    </w:p>
+    <w:p>
+      <w:r>
+        <w:rPr>
+          <w:b/>
+        </w:rPr>
+        <w:t xml:space="preserve">What it looks for: </w:t>
+      </w:r>
+      <w:r>
+        <w:rPr>
+          <w:i w:val="0"/>
+        </w:rPr>
+        <w:t>Providers with Class A Certifications MUST responsibly notify all affected parties by providing a Final Incident Report once the incident has been resolved and recovery is complete, including final updates to all previously reported information.</w:t>
+      </w:r>
+    </w:p>
+    <w:p>
+      <w:r>
+        <w:rPr>
+          <w:b/>
+        </w:rPr>
+        <w:t xml:space="preserve">How to comply (SAS guidance): </w:t>
+      </w:r>
+      <w:r>
+        <w:rPr>
+          <w:i w:val="0"/>
+        </w:rPr>
+        <w:t>Define incident evaluation and reporting procedures with the FedRAMP Reportable Incident test, the Potential Agency Impact N-rating scale, and the class-specific reporting timeframes. Wire detection (GuardDuty, Security Hub) to an on-call process that can meet the clock.</w:t>
+      </w:r>
+    </w:p>
+    <w:p>
+      <w:r>
+        <w:rPr>
+          <w:b/>
+        </w:rPr>
+        <w:t xml:space="preserve">Evidence required (FedRAMP default artifact expectations for rules): </w:t>
+      </w:r>
+      <w:r>
+        <w:rPr>
+          <w:i w:val="0"/>
+        </w:rPr>
+      </w:r>
+    </w:p>
+    <w:p>
+      <w:pPr>
+        <w:pStyle w:val="ListBullet"/>
+      </w:pPr>
+      <w:r>
+        <w:t>Explanation of how the rule is followed, or an explanation of the reason and resulting risk to customers for not following the rule.</w:t>
+      </w:r>
+    </w:p>
+    <w:p>
+      <w:pPr>
+        <w:pStyle w:val="ListBullet"/>
+      </w:pPr>
+      <w:r>
+        <w:t>Verification that the implementation is appropriate for the rule, or that the reason for not implementing is accepted by a senior official.</w:t>
+      </w:r>
+    </w:p>
+    <w:p>
+      <w:pPr>
+        <w:pStyle w:val="ListBullet"/>
+      </w:pPr>
+      <w:r>
+        <w:t>Validation that the implementation is in place and working as intended, or that the reason for not implementing is accepted by a senior official.</w:t>
+      </w:r>
+    </w:p>
+    <w:p>
+      <w:pPr>
+        <w:pStyle w:val="ListBullet"/>
+      </w:pPr>
+      <w:r>
+        <w:t>Independent verification.</w:t>
+      </w:r>
+    </w:p>
+    <w:p>
+      <w:pPr>
+        <w:pStyle w:val="ListBullet"/>
+      </w:pPr>
+      <w:r>
+        <w:t>Independent validation.</w:t>
+      </w:r>
+    </w:p>
+    <w:p>
+      <w:r>
+        <w:rPr>
+          <w:b/>
+        </w:rPr>
+        <w:t xml:space="preserve">Implementation: </w:t>
+      </w:r>
+      <w:r>
+        <w:rPr>
+          <w:i w:val="0"/>
+        </w:rPr>
+        <w:t>[[ FILL: replace with the provider's real implementation facts ]]</w:t>
+      </w:r>
+    </w:p>
+    <w:p>
+      <w:r>
+        <w:rPr>
+          <w:b/>
+        </w:rPr>
+        <w:t xml:space="preserve">Validation: </w:t>
+      </w:r>
+      <w:r>
+        <w:rPr>
+          <w:i w:val="0"/>
+        </w:rPr>
+        <w:t>[[ FILL: replace with the provider's real implementation facts ]]</w:t>
+      </w:r>
+    </w:p>
+    <w:p>
+      <w:r>
+        <w:rPr>
+          <w:b/>
+        </w:rPr>
+        <w:t xml:space="preserve">Owner: </w:t>
+      </w:r>
+      <w:r>
+        <w:rPr>
+          <w:i w:val="0"/>
+        </w:rPr>
+        <w:t>[[ FILL: replace with the provider's real implementation facts ]]</w:t>
+      </w:r>
+    </w:p>
+    <w:p>
+      <w:r>
+        <w:rPr>
+          <w:b/>
+        </w:rPr>
+        <w:t xml:space="preserve">Status: </w:t>
+      </w:r>
+      <w:r>
+        <w:rPr>
+          <w:i w:val="0"/>
+        </w:rPr>
+        <w:t>Not Implemented</w:t>
+      </w:r>
+    </w:p>
+    <w:p>
+      <w:pPr>
+        <w:pStyle w:val="Heading2"/>
+      </w:pPr>
+      <w:r>
+        <w:t>IEC-CSO-IIR Initial Incident Report</w:t>
+      </w:r>
+    </w:p>
+    <w:p>
+      <w:r>
+        <w:t>Rule family: IEC (Incident Evaluation and Communication)</w:t>
       </w:r>
     </w:p>
     <w:p>
@@ -1015,7 +4058,7 @@
         <w:rPr>
           <w:i w:val="0"/>
         </w:rPr>
-        <w:t>Providers with Class A Certifications SHOULD maintain a web service, available to all necessary parties, that indicates current and historical availability of core services within the cloud service offering over at least the past 30 days, including availability incidents, in both human-readable and machine-readable formats; this service SHOULD be available even if the primary cloud service offering is unavailable.</w:t>
+        <w:t>Providers with Class A Certifications SHOULD responsibly notify all affected parties after identifying FedRAMP Reportable Incidents by providing an Initial Incident Report with as much of the following information that is available at the time of reporting and/or the current relevant status for each item:</w:t>
       </w:r>
     </w:p>
     <w:p>
@@ -1029,7 +4072,7 @@
         <w:rPr>
           <w:i w:val="0"/>
         </w:rPr>
-        <w:t>Publish certification data through a trust center with both public and agency-authenticated access, in human-readable and machine-readable form. Automate generation from the same pipeline that produces the SDR so the two never drift.</w:t>
+        <w:t>Define incident evaluation and reporting procedures with the FedRAMP Reportable Incident test, the Potential Agency Impact N-rating scale, and the class-specific reporting timeframes. Wire detection (GuardDuty, Security Hub) to an on-call process that can meet the clock.</w:t>
       </w:r>
     </w:p>
     <w:p>
@@ -1146,17 +4189,17 @@
         <w:pStyle w:val="Heading2"/>
       </w:pPr>
       <w:r>
-        <w:t>CDS-CSO-PSM Per-Service Certification Materials</w:t>
-      </w:r>
-    </w:p>
-    <w:p>
-      <w:r>
-        <w:t>Rule family: CDS (Certification Data Sharing)</w:t>
-      </w:r>
-    </w:p>
-    <w:p>
-      <w:r>
-        <w:t>Force at Class A: MAY | Class A obligation: optional</w:t>
+        <w:t>IEC-CSO-OIR Ongoing Incident Reports</w:t>
+      </w:r>
+    </w:p>
+    <w:p>
+      <w:r>
+        <w:t>Rule family: IEC (Incident Evaluation and Communication)</w:t>
+      </w:r>
+    </w:p>
+    <w:p>
+      <w:r>
+        <w:t>Force at Class A: SHOULD | Class A obligation: recommended</w:t>
       </w:r>
     </w:p>
     <w:p>
@@ -1170,3050 +4213,7 @@
         <w:rPr>
           <w:i w:val="0"/>
         </w:rPr>
-        <w:t>Providers with Class A Certifications MAY supply per-service FedRAMP Certification materials.</w:t>
-      </w:r>
-    </w:p>
-    <w:p>
-      <w:r>
-        <w:rPr>
-          <w:b/>
-        </w:rPr>
-        <w:t xml:space="preserve">Official note: </w:t>
-      </w:r>
-      <w:r>
-        <w:rPr>
-          <w:i/>
-        </w:rPr>
-        <w:t>Providers determine what they consider to be separate services, based on maximizing the customer experience for agencies who may only adopt some services and not others.</w:t>
-      </w:r>
-    </w:p>
-    <w:p>
-      <w:r>
-        <w:rPr>
-          <w:b/>
-        </w:rPr>
-        <w:t xml:space="preserve">Official note: </w:t>
-      </w:r>
-      <w:r>
-        <w:rPr>
-          <w:i/>
-        </w:rPr>
-        <w:t>Providers are encouraged to provide a single comprehensive set of materials for all shared aspects of the service offering and only provide separate materials for unique aspects of each service to minimize the burden on providers and agencies.</w:t>
-      </w:r>
-    </w:p>
-    <w:p>
-      <w:r>
-        <w:rPr>
-          <w:b/>
-        </w:rPr>
-        <w:t xml:space="preserve">How to comply (SAS guidance): </w:t>
-      </w:r>
-      <w:r>
-        <w:rPr>
-          <w:i w:val="0"/>
-        </w:rPr>
-        <w:t>Publish certification data through a trust center with both public and agency-authenticated access, in human-readable and machine-readable form. Automate generation from the same pipeline that produces the SDR so the two never drift.</w:t>
-      </w:r>
-    </w:p>
-    <w:p>
-      <w:r>
-        <w:rPr>
-          <w:b/>
-        </w:rPr>
-        <w:t xml:space="preserve">Evidence required (FedRAMP default artifact expectations for rules): </w:t>
-      </w:r>
-      <w:r>
-        <w:rPr>
-          <w:i w:val="0"/>
-        </w:rPr>
-      </w:r>
-    </w:p>
-    <w:p>
-      <w:pPr>
-        <w:pStyle w:val="ListBullet"/>
-      </w:pPr>
-      <w:r>
-        <w:t>Explanation of how the rule is followed, or an explanation of the reason and resulting risk to customers for not following the rule.</w:t>
-      </w:r>
-    </w:p>
-    <w:p>
-      <w:pPr>
-        <w:pStyle w:val="ListBullet"/>
-      </w:pPr>
-      <w:r>
-        <w:t>Verification that the implementation is appropriate for the rule, or that the reason for not implementing is accepted by a senior official.</w:t>
-      </w:r>
-    </w:p>
-    <w:p>
-      <w:pPr>
-        <w:pStyle w:val="ListBullet"/>
-      </w:pPr>
-      <w:r>
-        <w:t>Validation that the implementation is in place and working as intended, or that the reason for not implementing is accepted by a senior official.</w:t>
-      </w:r>
-    </w:p>
-    <w:p>
-      <w:pPr>
-        <w:pStyle w:val="ListBullet"/>
-      </w:pPr>
-      <w:r>
-        <w:t>Independent verification.</w:t>
-      </w:r>
-    </w:p>
-    <w:p>
-      <w:pPr>
-        <w:pStyle w:val="ListBullet"/>
-      </w:pPr>
-      <w:r>
-        <w:t>Independent validation.</w:t>
-      </w:r>
-    </w:p>
-    <w:p>
-      <w:r>
-        <w:rPr>
-          <w:b/>
-        </w:rPr>
-        <w:t xml:space="preserve">Implementation: </w:t>
-      </w:r>
-      <w:r>
-        <w:rPr>
-          <w:i w:val="0"/>
-        </w:rPr>
-        <w:t>[[ FILL: replace with the provider's real implementation facts ]]</w:t>
-      </w:r>
-    </w:p>
-    <w:p>
-      <w:r>
-        <w:rPr>
-          <w:b/>
-        </w:rPr>
-        <w:t xml:space="preserve">Validation: </w:t>
-      </w:r>
-      <w:r>
-        <w:rPr>
-          <w:i w:val="0"/>
-        </w:rPr>
-        <w:t>[[ FILL: replace with the provider's real implementation facts ]]</w:t>
-      </w:r>
-    </w:p>
-    <w:p>
-      <w:r>
-        <w:rPr>
-          <w:b/>
-        </w:rPr>
-        <w:t xml:space="preserve">Owner: </w:t>
-      </w:r>
-      <w:r>
-        <w:rPr>
-          <w:i w:val="0"/>
-        </w:rPr>
-        <w:t>[[ FILL: replace with the provider's real implementation facts ]]</w:t>
-      </w:r>
-    </w:p>
-    <w:p>
-      <w:r>
-        <w:rPr>
-          <w:b/>
-        </w:rPr>
-        <w:t xml:space="preserve">Status: </w:t>
-      </w:r>
-      <w:r>
-        <w:rPr>
-          <w:i w:val="0"/>
-        </w:rPr>
-        <w:t>Not Implemented</w:t>
-      </w:r>
-    </w:p>
-    <w:p>
-      <w:pPr>
-        <w:pStyle w:val="Heading2"/>
-      </w:pPr>
-      <w:r>
-        <w:t>CDS-CSO-PUB Public Information</w:t>
-      </w:r>
-    </w:p>
-    <w:p>
-      <w:r>
-        <w:t>Rule family: CDS (Certification Data Sharing)</w:t>
-      </w:r>
-    </w:p>
-    <w:p>
-      <w:r>
-        <w:t>Force at Class A: MUST | Class A obligation: mandatory</w:t>
-      </w:r>
-    </w:p>
-    <w:p>
-      <w:r>
-        <w:rPr>
-          <w:b/>
-        </w:rPr>
-        <w:t xml:space="preserve">What it looks for: </w:t>
-      </w:r>
-      <w:r>
-        <w:rPr>
-          <w:i w:val="0"/>
-        </w:rPr>
-        <w:t>Providers MUST publicly share up-to-date information about the cloud service offering in both human-readable and JSON formats, including at least the following information that is available and applicable:</w:t>
-      </w:r>
-    </w:p>
-    <w:p>
-      <w:r>
-        <w:rPr>
-          <w:b/>
-        </w:rPr>
-        <w:t xml:space="preserve">Official note: </w:t>
-      </w:r>
-      <w:r>
-        <w:rPr>
-          <w:i/>
-        </w:rPr>
-        <w:t>Generally, this information should be available on a public webpage or publicly shared in a FedRAMP-compatible trust center.</w:t>
-      </w:r>
-    </w:p>
-    <w:p>
-      <w:r>
-        <w:rPr>
-          <w:b/>
-        </w:rPr>
-        <w:t xml:space="preserve">How to comply (SAS guidance): </w:t>
-      </w:r>
-      <w:r>
-        <w:rPr>
-          <w:i w:val="0"/>
-        </w:rPr>
-        <w:t>Publish certification data through a trust center with both public and agency-authenticated access, in human-readable and machine-readable form. Automate generation from the same pipeline that produces the SDR so the two never drift.</w:t>
-      </w:r>
-    </w:p>
-    <w:p>
-      <w:r>
-        <w:rPr>
-          <w:b/>
-        </w:rPr>
-        <w:t xml:space="preserve">Evidence required (rule-specific artifacts list): </w:t>
-      </w:r>
-      <w:r>
-        <w:rPr>
-          <w:i w:val="0"/>
-        </w:rPr>
-      </w:r>
-    </w:p>
-    <w:p>
-      <w:pPr>
-        <w:pStyle w:val="ListBullet"/>
-      </w:pPr>
-      <w:r>
-        <w:t>URL to the human-readable data.</w:t>
-      </w:r>
-    </w:p>
-    <w:p>
-      <w:pPr>
-        <w:pStyle w:val="ListBullet"/>
-      </w:pPr>
-      <w:r>
-        <w:t>URL to the machine-readable data.</w:t>
-      </w:r>
-    </w:p>
-    <w:p>
-      <w:r>
-        <w:rPr>
-          <w:b/>
-        </w:rPr>
-        <w:t xml:space="preserve">Implementation: </w:t>
-      </w:r>
-      <w:r>
-        <w:rPr>
-          <w:i w:val="0"/>
-        </w:rPr>
-        <w:t>[[ FILL: replace with the provider's real implementation facts ]]</w:t>
-      </w:r>
-    </w:p>
-    <w:p>
-      <w:r>
-        <w:rPr>
-          <w:b/>
-        </w:rPr>
-        <w:t xml:space="preserve">Validation: </w:t>
-      </w:r>
-      <w:r>
-        <w:rPr>
-          <w:i w:val="0"/>
-        </w:rPr>
-        <w:t>[[ FILL: replace with the provider's real implementation facts ]]</w:t>
-      </w:r>
-    </w:p>
-    <w:p>
-      <w:r>
-        <w:rPr>
-          <w:b/>
-        </w:rPr>
-        <w:t xml:space="preserve">Owner: </w:t>
-      </w:r>
-      <w:r>
-        <w:rPr>
-          <w:i w:val="0"/>
-        </w:rPr>
-        <w:t>[[ FILL: replace with the provider's real implementation facts ]]</w:t>
-      </w:r>
-    </w:p>
-    <w:p>
-      <w:r>
-        <w:rPr>
-          <w:b/>
-        </w:rPr>
-        <w:t xml:space="preserve">Status: </w:t>
-      </w:r>
-      <w:r>
-        <w:rPr>
-          <w:i w:val="0"/>
-        </w:rPr>
-        <w:t>Not Implemented</w:t>
-      </w:r>
-    </w:p>
-    <w:p>
-      <w:pPr>
-        <w:pStyle w:val="Heading2"/>
-      </w:pPr>
-      <w:r>
-        <w:t>CDS-CSO-UTC Use Trust Centers</w:t>
-      </w:r>
-    </w:p>
-    <w:p>
-      <w:r>
-        <w:t>Rule family: CDS (Certification Data Sharing)</w:t>
-      </w:r>
-    </w:p>
-    <w:p>
-      <w:r>
-        <w:t>Force at Class A: MUST | Class A obligation: mandatory</w:t>
-      </w:r>
-    </w:p>
-    <w:p>
-      <w:r>
-        <w:rPr>
-          <w:b/>
-        </w:rPr>
-        <w:t xml:space="preserve">What it looks for: </w:t>
-      </w:r>
-      <w:r>
-        <w:rPr>
-          <w:i w:val="0"/>
-        </w:rPr>
-        <w:t>Providers MUST use a FedRAMP-compatible trust center to store and share FedRAMP Certification Data with all necessary parties.</w:t>
-      </w:r>
-    </w:p>
-    <w:p>
-      <w:r>
-        <w:rPr>
-          <w:b/>
-        </w:rPr>
-        <w:t xml:space="preserve">Official note: </w:t>
-      </w:r>
-      <w:r>
-        <w:rPr>
-          <w:i/>
-        </w:rPr>
-        <w:t>Rules for FedRAMP-Compatible Trust Centers are explained in the Certification Data Sharing Rules under the FedRAMP-Compatible Trust Centers section (id: CDS-TRC).</w:t>
-      </w:r>
-    </w:p>
-    <w:p>
-      <w:r>
-        <w:rPr>
-          <w:b/>
-        </w:rPr>
-        <w:t xml:space="preserve">How to comply (SAS guidance): </w:t>
-      </w:r>
-      <w:r>
-        <w:rPr>
-          <w:i w:val="0"/>
-        </w:rPr>
-        <w:t>Publish certification data through a trust center with both public and agency-authenticated access, in human-readable and machine-readable form. Automate generation from the same pipeline that produces the SDR so the two never drift.</w:t>
-      </w:r>
-    </w:p>
-    <w:p>
-      <w:r>
-        <w:rPr>
-          <w:b/>
-        </w:rPr>
-        <w:t xml:space="preserve">Evidence required (FedRAMP default artifact expectations for rules): </w:t>
-      </w:r>
-      <w:r>
-        <w:rPr>
-          <w:i w:val="0"/>
-        </w:rPr>
-      </w:r>
-    </w:p>
-    <w:p>
-      <w:pPr>
-        <w:pStyle w:val="ListBullet"/>
-      </w:pPr>
-      <w:r>
-        <w:t>Explanation of how the rule is followed, or an explanation of the reason and resulting risk to customers for not following the rule.</w:t>
-      </w:r>
-    </w:p>
-    <w:p>
-      <w:pPr>
-        <w:pStyle w:val="ListBullet"/>
-      </w:pPr>
-      <w:r>
-        <w:t>Verification that the implementation is appropriate for the rule, or that the reason for not implementing is accepted by a senior official.</w:t>
-      </w:r>
-    </w:p>
-    <w:p>
-      <w:pPr>
-        <w:pStyle w:val="ListBullet"/>
-      </w:pPr>
-      <w:r>
-        <w:t>Validation that the implementation is in place and working as intended, or that the reason for not implementing is accepted by a senior official.</w:t>
-      </w:r>
-    </w:p>
-    <w:p>
-      <w:pPr>
-        <w:pStyle w:val="ListBullet"/>
-      </w:pPr>
-      <w:r>
-        <w:t>Independent verification.</w:t>
-      </w:r>
-    </w:p>
-    <w:p>
-      <w:pPr>
-        <w:pStyle w:val="ListBullet"/>
-      </w:pPr>
-      <w:r>
-        <w:t>Independent validation.</w:t>
-      </w:r>
-    </w:p>
-    <w:p>
-      <w:r>
-        <w:rPr>
-          <w:b/>
-        </w:rPr>
-        <w:t xml:space="preserve">Implementation: </w:t>
-      </w:r>
-      <w:r>
-        <w:rPr>
-          <w:i w:val="0"/>
-        </w:rPr>
-        <w:t>[[ FILL: replace with the provider's real implementation facts ]]</w:t>
-      </w:r>
-    </w:p>
-    <w:p>
-      <w:r>
-        <w:rPr>
-          <w:b/>
-        </w:rPr>
-        <w:t xml:space="preserve">Validation: </w:t>
-      </w:r>
-      <w:r>
-        <w:rPr>
-          <w:i w:val="0"/>
-        </w:rPr>
-        <w:t>[[ FILL: replace with the provider's real implementation facts ]]</w:t>
-      </w:r>
-    </w:p>
-    <w:p>
-      <w:r>
-        <w:rPr>
-          <w:b/>
-        </w:rPr>
-        <w:t xml:space="preserve">Owner: </w:t>
-      </w:r>
-      <w:r>
-        <w:rPr>
-          <w:i w:val="0"/>
-        </w:rPr>
-        <w:t>[[ FILL: replace with the provider's real implementation facts ]]</w:t>
-      </w:r>
-    </w:p>
-    <w:p>
-      <w:r>
-        <w:rPr>
-          <w:b/>
-        </w:rPr>
-        <w:t xml:space="preserve">Status: </w:t>
-      </w:r>
-      <w:r>
-        <w:rPr>
-          <w:i w:val="0"/>
-        </w:rPr>
-        <w:t>Not Implemented</w:t>
-      </w:r>
-    </w:p>
-    <w:p>
-      <w:pPr>
-        <w:pStyle w:val="Heading2"/>
-      </w:pPr>
-      <w:r>
-        <w:t>CDS-UTC-AAD Agency Access Denial</w:t>
-      </w:r>
-    </w:p>
-    <w:p>
-      <w:r>
-        <w:t>Rule family: CDS (Certification Data Sharing)</w:t>
-      </w:r>
-    </w:p>
-    <w:p>
-      <w:r>
-        <w:t>Force at Class A: MUST | Class A obligation: mandatory</w:t>
-      </w:r>
-    </w:p>
-    <w:p>
-      <w:r>
-        <w:rPr>
-          <w:b/>
-        </w:rPr>
-        <w:t xml:space="preserve">What it looks for: </w:t>
-      </w:r>
-      <w:r>
-        <w:rPr>
-          <w:i w:val="0"/>
-        </w:rPr>
-        <w:t>Providers MUST notify FedRAMP within 5 business days of denying an agency access request for FedRAMP Certification Data.</w:t>
-      </w:r>
-    </w:p>
-    <w:p>
-      <w:r>
-        <w:rPr>
-          <w:b/>
-        </w:rPr>
-        <w:t xml:space="preserve">How to comply (SAS guidance): </w:t>
-      </w:r>
-      <w:r>
-        <w:rPr>
-          <w:i w:val="0"/>
-        </w:rPr>
-        <w:t>Publish certification data through a trust center with both public and agency-authenticated access, in human-readable and machine-readable form. Automate generation from the same pipeline that produces the SDR so the two never drift.</w:t>
-      </w:r>
-    </w:p>
-    <w:p>
-      <w:r>
-        <w:rPr>
-          <w:b/>
-        </w:rPr>
-        <w:t xml:space="preserve">Evidence required (FedRAMP default artifact expectations for rules): </w:t>
-      </w:r>
-      <w:r>
-        <w:rPr>
-          <w:i w:val="0"/>
-        </w:rPr>
-      </w:r>
-    </w:p>
-    <w:p>
-      <w:pPr>
-        <w:pStyle w:val="ListBullet"/>
-      </w:pPr>
-      <w:r>
-        <w:t>Explanation of how the rule is followed, or an explanation of the reason and resulting risk to customers for not following the rule.</w:t>
-      </w:r>
-    </w:p>
-    <w:p>
-      <w:pPr>
-        <w:pStyle w:val="ListBullet"/>
-      </w:pPr>
-      <w:r>
-        <w:t>Verification that the implementation is appropriate for the rule, or that the reason for not implementing is accepted by a senior official.</w:t>
-      </w:r>
-    </w:p>
-    <w:p>
-      <w:pPr>
-        <w:pStyle w:val="ListBullet"/>
-      </w:pPr>
-      <w:r>
-        <w:t>Validation that the implementation is in place and working as intended, or that the reason for not implementing is accepted by a senior official.</w:t>
-      </w:r>
-    </w:p>
-    <w:p>
-      <w:pPr>
-        <w:pStyle w:val="ListBullet"/>
-      </w:pPr>
-      <w:r>
-        <w:t>Independent verification.</w:t>
-      </w:r>
-    </w:p>
-    <w:p>
-      <w:pPr>
-        <w:pStyle w:val="ListBullet"/>
-      </w:pPr>
-      <w:r>
-        <w:t>Independent validation.</w:t>
-      </w:r>
-    </w:p>
-    <w:p>
-      <w:r>
-        <w:rPr>
-          <w:b/>
-        </w:rPr>
-        <w:t xml:space="preserve">Implementation: </w:t>
-      </w:r>
-      <w:r>
-        <w:rPr>
-          <w:i w:val="0"/>
-        </w:rPr>
-        <w:t>[[ FILL: replace with the provider's real implementation facts ]]</w:t>
-      </w:r>
-    </w:p>
-    <w:p>
-      <w:r>
-        <w:rPr>
-          <w:b/>
-        </w:rPr>
-        <w:t xml:space="preserve">Validation: </w:t>
-      </w:r>
-      <w:r>
-        <w:rPr>
-          <w:i w:val="0"/>
-        </w:rPr>
-        <w:t>[[ FILL: replace with the provider's real implementation facts ]]</w:t>
-      </w:r>
-    </w:p>
-    <w:p>
-      <w:r>
-        <w:rPr>
-          <w:b/>
-        </w:rPr>
-        <w:t xml:space="preserve">Owner: </w:t>
-      </w:r>
-      <w:r>
-        <w:rPr>
-          <w:i w:val="0"/>
-        </w:rPr>
-        <w:t>[[ FILL: replace with the provider's real implementation facts ]]</w:t>
-      </w:r>
-    </w:p>
-    <w:p>
-      <w:r>
-        <w:rPr>
-          <w:b/>
-        </w:rPr>
-        <w:t xml:space="preserve">Status: </w:t>
-      </w:r>
-      <w:r>
-        <w:rPr>
-          <w:i w:val="0"/>
-        </w:rPr>
-        <w:t>Not Implemented</w:t>
-      </w:r>
-    </w:p>
-    <w:p>
-      <w:pPr>
-        <w:pStyle w:val="Heading2"/>
-      </w:pPr>
-      <w:r>
-        <w:t>CMU-CSO-UVM Using Validated Cryptographic Modules</w:t>
-      </w:r>
-    </w:p>
-    <w:p>
-      <w:r>
-        <w:t>Rule family: CMU (Cryptographic Module Use)</w:t>
-      </w:r>
-    </w:p>
-    <w:p>
-      <w:r>
-        <w:t>Force at Class A: MAY | Class A obligation: optional</w:t>
-      </w:r>
-    </w:p>
-    <w:p>
-      <w:r>
-        <w:rPr>
-          <w:b/>
-        </w:rPr>
-        <w:t xml:space="preserve">What it looks for: </w:t>
-      </w:r>
-      <w:r>
-        <w:rPr>
-          <w:i w:val="0"/>
-        </w:rPr>
-        <w:t>Providers with Class A Certifications MAY use cryptographic modules or update streams of cryptographic modules with active validations under the NIST Cryptographic Module Validation Program when using cryptographic services to protect federal customer data.</w:t>
-      </w:r>
-    </w:p>
-    <w:p>
-      <w:r>
-        <w:rPr>
-          <w:b/>
-        </w:rPr>
-        <w:t xml:space="preserve">How to comply (SAS guidance): </w:t>
-      </w:r>
-      <w:r>
-        <w:rPr>
-          <w:i w:val="0"/>
-        </w:rPr>
-        <w:t>Use FIPS-validated cryptographic modules for federal data: AWS KMS (validated HSM-backed) for keys, FIPS endpoints for service APIs where required, and TLS 1.2 or higher. Record module certificates and validation numbers; document any exception formally.</w:t>
-      </w:r>
-    </w:p>
-    <w:p>
-      <w:r>
-        <w:rPr>
-          <w:b/>
-        </w:rPr>
-        <w:t xml:space="preserve">Evidence required (FedRAMP default artifact expectations for rules): </w:t>
-      </w:r>
-      <w:r>
-        <w:rPr>
-          <w:i w:val="0"/>
-        </w:rPr>
-      </w:r>
-    </w:p>
-    <w:p>
-      <w:pPr>
-        <w:pStyle w:val="ListBullet"/>
-      </w:pPr>
-      <w:r>
-        <w:t>Explanation of how the rule is followed, or an explanation of the reason and resulting risk to customers for not following the rule.</w:t>
-      </w:r>
-    </w:p>
-    <w:p>
-      <w:pPr>
-        <w:pStyle w:val="ListBullet"/>
-      </w:pPr>
-      <w:r>
-        <w:t>Verification that the implementation is appropriate for the rule, or that the reason for not implementing is accepted by a senior official.</w:t>
-      </w:r>
-    </w:p>
-    <w:p>
-      <w:pPr>
-        <w:pStyle w:val="ListBullet"/>
-      </w:pPr>
-      <w:r>
-        <w:t>Validation that the implementation is in place and working as intended, or that the reason for not implementing is accepted by a senior official.</w:t>
-      </w:r>
-    </w:p>
-    <w:p>
-      <w:pPr>
-        <w:pStyle w:val="ListBullet"/>
-      </w:pPr>
-      <w:r>
-        <w:t>Independent verification.</w:t>
-      </w:r>
-    </w:p>
-    <w:p>
-      <w:pPr>
-        <w:pStyle w:val="ListBullet"/>
-      </w:pPr>
-      <w:r>
-        <w:t>Independent validation.</w:t>
-      </w:r>
-    </w:p>
-    <w:p>
-      <w:r>
-        <w:rPr>
-          <w:b/>
-        </w:rPr>
-        <w:t xml:space="preserve">Implementation: </w:t>
-      </w:r>
-      <w:r>
-        <w:rPr>
-          <w:i w:val="0"/>
-        </w:rPr>
-        <w:t>[[ FILL: replace with the provider's real implementation facts ]]</w:t>
-      </w:r>
-    </w:p>
-    <w:p>
-      <w:r>
-        <w:rPr>
-          <w:b/>
-        </w:rPr>
-        <w:t xml:space="preserve">Validation: </w:t>
-      </w:r>
-      <w:r>
-        <w:rPr>
-          <w:i w:val="0"/>
-        </w:rPr>
-        <w:t>[[ FILL: replace with the provider's real implementation facts ]]</w:t>
-      </w:r>
-    </w:p>
-    <w:p>
-      <w:r>
-        <w:rPr>
-          <w:b/>
-        </w:rPr>
-        <w:t xml:space="preserve">Owner: </w:t>
-      </w:r>
-      <w:r>
-        <w:rPr>
-          <w:i w:val="0"/>
-        </w:rPr>
-        <w:t>[[ FILL: replace with the provider's real implementation facts ]]</w:t>
-      </w:r>
-    </w:p>
-    <w:p>
-      <w:r>
-        <w:rPr>
-          <w:b/>
-        </w:rPr>
-        <w:t xml:space="preserve">Status: </w:t>
-      </w:r>
-      <w:r>
-        <w:rPr>
-          <w:i w:val="0"/>
-        </w:rPr>
-        <w:t>Not Implemented</w:t>
-      </w:r>
-    </w:p>
-    <w:p>
-      <w:pPr>
-        <w:pStyle w:val="Heading2"/>
-      </w:pPr>
-      <w:r>
-        <w:t>CPO-CSX-CPM Certification Package Maintenance for 20x</w:t>
-      </w:r>
-    </w:p>
-    <w:p>
-      <w:r>
-        <w:t>Rule family: CPO (Certification Package Overview)</w:t>
-      </w:r>
-    </w:p>
-    <w:p>
-      <w:r>
-        <w:t>Force at Class A: SHOULD | Class A obligation: recommended | timeframe: 3 months</w:t>
-      </w:r>
-    </w:p>
-    <w:p>
-      <w:r>
-        <w:rPr>
-          <w:b/>
-        </w:rPr>
-        <w:t xml:space="preserve">What it looks for: </w:t>
-      </w:r>
-      <w:r>
-        <w:rPr>
-          <w:i w:val="0"/>
-        </w:rPr>
-        <w:t>Providers with 20x Class A Certifications SHOULD persistently maintain their FedRAMP Certification Package to ensure it is up to date and complete at least once every 3 months.</w:t>
-      </w:r>
-    </w:p>
-    <w:p>
-      <w:r>
-        <w:rPr>
-          <w:b/>
-        </w:rPr>
-        <w:t xml:space="preserve">Official note: </w:t>
-      </w:r>
-      <w:r>
-        <w:rPr>
-          <w:i/>
-        </w:rPr>
-        <w:t>Providers are expected to maintain their FedRAMP Certification Package using automation as changes occur to ensure they are never out of date.</w:t>
-      </w:r>
-    </w:p>
-    <w:p>
-      <w:r>
-        <w:rPr>
-          <w:b/>
-        </w:rPr>
-        <w:t xml:space="preserve">Official note: </w:t>
-      </w:r>
-      <w:r>
-        <w:rPr>
-          <w:i/>
-        </w:rPr>
-        <w:t>This rule does not require or expect persistent human review of all materials in this cadence.</w:t>
-      </w:r>
-    </w:p>
-    <w:p>
-      <w:r>
-        <w:rPr>
-          <w:b/>
-        </w:rPr>
-        <w:t xml:space="preserve">How to comply (SAS guidance): </w:t>
-      </w:r>
-      <w:r>
-        <w:rPr>
-          <w:i w:val="0"/>
-        </w:rPr>
-        <w:t>Keep the Certification Package Overview concise and current. At Class C the package must be maintained at least every 2 weeks; put the maintenance run on a calendar with a named owner and generate as much as possible from the pipeline.</w:t>
-      </w:r>
-    </w:p>
-    <w:p>
-      <w:r>
-        <w:rPr>
-          <w:b/>
-        </w:rPr>
-        <w:t xml:space="preserve">Evidence required (FedRAMP default artifact expectations for rules): </w:t>
-      </w:r>
-      <w:r>
-        <w:rPr>
-          <w:i w:val="0"/>
-        </w:rPr>
-      </w:r>
-    </w:p>
-    <w:p>
-      <w:pPr>
-        <w:pStyle w:val="ListBullet"/>
-      </w:pPr>
-      <w:r>
-        <w:t>Explanation of how the rule is followed, or an explanation of the reason and resulting risk to customers for not following the rule.</w:t>
-      </w:r>
-    </w:p>
-    <w:p>
-      <w:pPr>
-        <w:pStyle w:val="ListBullet"/>
-      </w:pPr>
-      <w:r>
-        <w:t>Verification that the implementation is appropriate for the rule, or that the reason for not implementing is accepted by a senior official.</w:t>
-      </w:r>
-    </w:p>
-    <w:p>
-      <w:pPr>
-        <w:pStyle w:val="ListBullet"/>
-      </w:pPr>
-      <w:r>
-        <w:t>Validation that the implementation is in place and working as intended, or that the reason for not implementing is accepted by a senior official.</w:t>
-      </w:r>
-    </w:p>
-    <w:p>
-      <w:pPr>
-        <w:pStyle w:val="ListBullet"/>
-      </w:pPr>
-      <w:r>
-        <w:t>Independent verification.</w:t>
-      </w:r>
-    </w:p>
-    <w:p>
-      <w:pPr>
-        <w:pStyle w:val="ListBullet"/>
-      </w:pPr>
-      <w:r>
-        <w:t>Independent validation.</w:t>
-      </w:r>
-    </w:p>
-    <w:p>
-      <w:r>
-        <w:rPr>
-          <w:b/>
-        </w:rPr>
-        <w:t xml:space="preserve">Implementation: </w:t>
-      </w:r>
-      <w:r>
-        <w:rPr>
-          <w:i w:val="0"/>
-        </w:rPr>
-        <w:t>[[ FILL: replace with the provider's real implementation facts ]]</w:t>
-      </w:r>
-    </w:p>
-    <w:p>
-      <w:r>
-        <w:rPr>
-          <w:b/>
-        </w:rPr>
-        <w:t xml:space="preserve">Validation: </w:t>
-      </w:r>
-      <w:r>
-        <w:rPr>
-          <w:i w:val="0"/>
-        </w:rPr>
-        <w:t>[[ FILL: replace with the provider's real implementation facts ]]</w:t>
-      </w:r>
-    </w:p>
-    <w:p>
-      <w:r>
-        <w:rPr>
-          <w:b/>
-        </w:rPr>
-        <w:t xml:space="preserve">Owner: </w:t>
-      </w:r>
-      <w:r>
-        <w:rPr>
-          <w:i w:val="0"/>
-        </w:rPr>
-        <w:t>[[ FILL: replace with the provider's real implementation facts ]]</w:t>
-      </w:r>
-    </w:p>
-    <w:p>
-      <w:r>
-        <w:rPr>
-          <w:b/>
-        </w:rPr>
-        <w:t xml:space="preserve">Status: </w:t>
-      </w:r>
-      <w:r>
-        <w:rPr>
-          <w:i w:val="0"/>
-        </w:rPr>
-        <w:t>Not Implemented</w:t>
-      </w:r>
-    </w:p>
-    <w:p>
-      <w:pPr>
-        <w:pStyle w:val="Heading2"/>
-      </w:pPr>
-      <w:r>
-        <w:t>FRC-APP-FIA Fresh Independent Assessment</w:t>
-      </w:r>
-    </w:p>
-    <w:p>
-      <w:r>
-        <w:t>Rule family: FRC (FedRAMP Certification)</w:t>
-      </w:r>
-    </w:p>
-    <w:p>
-      <w:r>
-        <w:t>Force at Class A: MAY | Class A obligation: optional | timeframe: 3 months</w:t>
-      </w:r>
-    </w:p>
-    <w:p>
-      <w:r>
-        <w:rPr>
-          <w:b/>
-        </w:rPr>
-        <w:t xml:space="preserve">What it looks for: </w:t>
-      </w:r>
-      <w:r>
-        <w:rPr>
-          <w:i w:val="0"/>
-        </w:rPr>
-        <w:t>Providers seeking Class A Certification MAY supply a fresh initial FedRAMP independent assessment that was completed by a FedRAMP Recognized independent assessment service within the previous 3 months.</w:t>
-      </w:r>
-    </w:p>
-    <w:p>
-      <w:r>
-        <w:rPr>
-          <w:b/>
-        </w:rPr>
-        <w:t xml:space="preserve">How to comply (SAS guidance): </w:t>
-      </w:r>
-      <w:r>
-        <w:rPr>
-          <w:i w:val="0"/>
-        </w:rPr>
-        <w:t>Certification mechanics: pick one Program Certification type, supply schema-valid JSON wherever a rule defines a schema, meet the per-class automated verification and validation minimums (FRC-CSX-VVK), and accumulate the 6-month metrics history (FRC-CSX-MOT) before applying.</w:t>
-      </w:r>
-    </w:p>
-    <w:p>
-      <w:r>
-        <w:rPr>
-          <w:b/>
-        </w:rPr>
-        <w:t xml:space="preserve">Evidence required (FedRAMP default artifact expectations for rules): </w:t>
-      </w:r>
-      <w:r>
-        <w:rPr>
-          <w:i w:val="0"/>
-        </w:rPr>
-      </w:r>
-    </w:p>
-    <w:p>
-      <w:pPr>
-        <w:pStyle w:val="ListBullet"/>
-      </w:pPr>
-      <w:r>
-        <w:t>Explanation of how the rule is followed, or an explanation of the reason and resulting risk to customers for not following the rule.</w:t>
-      </w:r>
-    </w:p>
-    <w:p>
-      <w:pPr>
-        <w:pStyle w:val="ListBullet"/>
-      </w:pPr>
-      <w:r>
-        <w:t>Verification that the implementation is appropriate for the rule, or that the reason for not implementing is accepted by a senior official.</w:t>
-      </w:r>
-    </w:p>
-    <w:p>
-      <w:pPr>
-        <w:pStyle w:val="ListBullet"/>
-      </w:pPr>
-      <w:r>
-        <w:t>Validation that the implementation is in place and working as intended, or that the reason for not implementing is accepted by a senior official.</w:t>
-      </w:r>
-    </w:p>
-    <w:p>
-      <w:pPr>
-        <w:pStyle w:val="ListBullet"/>
-      </w:pPr>
-      <w:r>
-        <w:t>Independent verification.</w:t>
-      </w:r>
-    </w:p>
-    <w:p>
-      <w:pPr>
-        <w:pStyle w:val="ListBullet"/>
-      </w:pPr>
-      <w:r>
-        <w:t>Independent validation.</w:t>
-      </w:r>
-    </w:p>
-    <w:p>
-      <w:r>
-        <w:rPr>
-          <w:b/>
-        </w:rPr>
-        <w:t xml:space="preserve">Implementation: </w:t>
-      </w:r>
-      <w:r>
-        <w:rPr>
-          <w:i w:val="0"/>
-        </w:rPr>
-        <w:t>[[ FILL: replace with the provider's real implementation facts ]]</w:t>
-      </w:r>
-    </w:p>
-    <w:p>
-      <w:r>
-        <w:rPr>
-          <w:b/>
-        </w:rPr>
-        <w:t xml:space="preserve">Validation: </w:t>
-      </w:r>
-      <w:r>
-        <w:rPr>
-          <w:i w:val="0"/>
-        </w:rPr>
-        <w:t>[[ FILL: replace with the provider's real implementation facts ]]</w:t>
-      </w:r>
-    </w:p>
-    <w:p>
-      <w:r>
-        <w:rPr>
-          <w:b/>
-        </w:rPr>
-        <w:t xml:space="preserve">Owner: </w:t>
-      </w:r>
-      <w:r>
-        <w:rPr>
-          <w:i w:val="0"/>
-        </w:rPr>
-        <w:t>[[ FILL: replace with the provider's real implementation facts ]]</w:t>
-      </w:r>
-    </w:p>
-    <w:p>
-      <w:r>
-        <w:rPr>
-          <w:b/>
-        </w:rPr>
-        <w:t xml:space="preserve">Status: </w:t>
-      </w:r>
-      <w:r>
-        <w:rPr>
-          <w:i w:val="0"/>
-        </w:rPr>
-        <w:t>Not Implemented</w:t>
-      </w:r>
-    </w:p>
-    <w:p>
-      <w:pPr>
-        <w:pStyle w:val="Heading2"/>
-      </w:pPr>
-      <w:r>
-        <w:t>FRC-CLA-ASF Approved Alternative Security Frameworks</w:t>
-      </w:r>
-    </w:p>
-    <w:p>
-      <w:r>
-        <w:t>Rule family: FRC (FedRAMP Certification)</w:t>
-      </w:r>
-    </w:p>
-    <w:p>
-      <w:r>
-        <w:t>Force at Class A: MUST | Class A obligation: mandatory</w:t>
-      </w:r>
-    </w:p>
-    <w:p>
-      <w:r>
-        <w:rPr>
-          <w:b/>
-        </w:rPr>
-        <w:t xml:space="preserve">What it looks for: </w:t>
-      </w:r>
-      <w:r>
-        <w:rPr>
-          <w:i w:val="0"/>
-        </w:rPr>
-        <w:t>Providers seeking a FedRAMP Class A Certification MUST have completed a certification or equivalent process, including an independent assessment if applicable, from one of the following alternative security frameworks within the past 12 months:</w:t>
-      </w:r>
-    </w:p>
-    <w:p>
-      <w:r>
-        <w:rPr>
-          <w:b/>
-        </w:rPr>
-        <w:t xml:space="preserve">How to comply (SAS guidance): </w:t>
-      </w:r>
-      <w:r>
-        <w:rPr>
-          <w:i w:val="0"/>
-        </w:rPr>
-        <w:t>Certification mechanics: pick one Program Certification type, supply schema-valid JSON wherever a rule defines a schema, meet the per-class automated verification and validation minimums (FRC-CSX-VVK), and accumulate the 6-month metrics history (FRC-CSX-MOT) before applying.</w:t>
-      </w:r>
-    </w:p>
-    <w:p>
-      <w:r>
-        <w:rPr>
-          <w:b/>
-        </w:rPr>
-        <w:t xml:space="preserve">Evidence required (FedRAMP default artifact expectations for rules): </w:t>
-      </w:r>
-      <w:r>
-        <w:rPr>
-          <w:i w:val="0"/>
-        </w:rPr>
-      </w:r>
-    </w:p>
-    <w:p>
-      <w:pPr>
-        <w:pStyle w:val="ListBullet"/>
-      </w:pPr>
-      <w:r>
-        <w:t>Explanation of how the rule is followed, or an explanation of the reason and resulting risk to customers for not following the rule.</w:t>
-      </w:r>
-    </w:p>
-    <w:p>
-      <w:pPr>
-        <w:pStyle w:val="ListBullet"/>
-      </w:pPr>
-      <w:r>
-        <w:t>Verification that the implementation is appropriate for the rule, or that the reason for not implementing is accepted by a senior official.</w:t>
-      </w:r>
-    </w:p>
-    <w:p>
-      <w:pPr>
-        <w:pStyle w:val="ListBullet"/>
-      </w:pPr>
-      <w:r>
-        <w:t>Validation that the implementation is in place and working as intended, or that the reason for not implementing is accepted by a senior official.</w:t>
-      </w:r>
-    </w:p>
-    <w:p>
-      <w:pPr>
-        <w:pStyle w:val="ListBullet"/>
-      </w:pPr>
-      <w:r>
-        <w:t>Independent verification.</w:t>
-      </w:r>
-    </w:p>
-    <w:p>
-      <w:pPr>
-        <w:pStyle w:val="ListBullet"/>
-      </w:pPr>
-      <w:r>
-        <w:t>Independent validation.</w:t>
-      </w:r>
-    </w:p>
-    <w:p>
-      <w:r>
-        <w:rPr>
-          <w:b/>
-        </w:rPr>
-        <w:t xml:space="preserve">Implementation: </w:t>
-      </w:r>
-      <w:r>
-        <w:rPr>
-          <w:i w:val="0"/>
-        </w:rPr>
-        <w:t>[[ FILL: replace with the provider's real implementation facts ]]</w:t>
-      </w:r>
-    </w:p>
-    <w:p>
-      <w:r>
-        <w:rPr>
-          <w:b/>
-        </w:rPr>
-        <w:t xml:space="preserve">Validation: </w:t>
-      </w:r>
-      <w:r>
-        <w:rPr>
-          <w:i w:val="0"/>
-        </w:rPr>
-        <w:t>[[ FILL: replace with the provider's real implementation facts ]]</w:t>
-      </w:r>
-    </w:p>
-    <w:p>
-      <w:r>
-        <w:rPr>
-          <w:b/>
-        </w:rPr>
-        <w:t xml:space="preserve">Owner: </w:t>
-      </w:r>
-      <w:r>
-        <w:rPr>
-          <w:i w:val="0"/>
-        </w:rPr>
-        <w:t>[[ FILL: replace with the provider's real implementation facts ]]</w:t>
-      </w:r>
-    </w:p>
-    <w:p>
-      <w:r>
-        <w:rPr>
-          <w:b/>
-        </w:rPr>
-        <w:t xml:space="preserve">Status: </w:t>
-      </w:r>
-      <w:r>
-        <w:rPr>
-          <w:i w:val="0"/>
-        </w:rPr>
-        <w:t>Not Implemented</w:t>
-      </w:r>
-    </w:p>
-    <w:p>
-      <w:pPr>
-        <w:pStyle w:val="Heading2"/>
-      </w:pPr>
-      <w:r>
-        <w:t>FRC-CLA-EAM External Assessment Materials</w:t>
-      </w:r>
-    </w:p>
-    <w:p>
-      <w:r>
-        <w:t>Rule family: FRC (FedRAMP Certification)</w:t>
-      </w:r>
-    </w:p>
-    <w:p>
-      <w:r>
-        <w:t>Force at Class A: MUST | Class A obligation: mandatory</w:t>
-      </w:r>
-    </w:p>
-    <w:p>
-      <w:r>
-        <w:rPr>
-          <w:b/>
-        </w:rPr>
-        <w:t xml:space="preserve">What it looks for: </w:t>
-      </w:r>
-      <w:r>
-        <w:rPr>
-          <w:i w:val="0"/>
-        </w:rPr>
-        <w:t>Providers seeking a FedRAMP Class A Certification MUST supply the following materials from their alternative security framework assessment to all necessary parties:</w:t>
-      </w:r>
-    </w:p>
-    <w:p>
-      <w:r>
-        <w:rPr>
-          <w:b/>
-        </w:rPr>
-        <w:t xml:space="preserve">How to comply (SAS guidance): </w:t>
-      </w:r>
-      <w:r>
-        <w:rPr>
-          <w:i w:val="0"/>
-        </w:rPr>
-        <w:t>Certification mechanics: pick one Program Certification type, supply schema-valid JSON wherever a rule defines a schema, meet the per-class automated verification and validation minimums (FRC-CSX-VVK), and accumulate the 6-month metrics history (FRC-CSX-MOT) before applying.</w:t>
-      </w:r>
-    </w:p>
-    <w:p>
-      <w:r>
-        <w:rPr>
-          <w:b/>
-        </w:rPr>
-        <w:t xml:space="preserve">Evidence required (FedRAMP default artifact expectations for rules): </w:t>
-      </w:r>
-      <w:r>
-        <w:rPr>
-          <w:i w:val="0"/>
-        </w:rPr>
-      </w:r>
-    </w:p>
-    <w:p>
-      <w:pPr>
-        <w:pStyle w:val="ListBullet"/>
-      </w:pPr>
-      <w:r>
-        <w:t>Explanation of how the rule is followed, or an explanation of the reason and resulting risk to customers for not following the rule.</w:t>
-      </w:r>
-    </w:p>
-    <w:p>
-      <w:pPr>
-        <w:pStyle w:val="ListBullet"/>
-      </w:pPr>
-      <w:r>
-        <w:t>Verification that the implementation is appropriate for the rule, or that the reason for not implementing is accepted by a senior official.</w:t>
-      </w:r>
-    </w:p>
-    <w:p>
-      <w:pPr>
-        <w:pStyle w:val="ListBullet"/>
-      </w:pPr>
-      <w:r>
-        <w:t>Validation that the implementation is in place and working as intended, or that the reason for not implementing is accepted by a senior official.</w:t>
-      </w:r>
-    </w:p>
-    <w:p>
-      <w:pPr>
-        <w:pStyle w:val="ListBullet"/>
-      </w:pPr>
-      <w:r>
-        <w:t>Independent verification.</w:t>
-      </w:r>
-    </w:p>
-    <w:p>
-      <w:pPr>
-        <w:pStyle w:val="ListBullet"/>
-      </w:pPr>
-      <w:r>
-        <w:t>Independent validation.</w:t>
-      </w:r>
-    </w:p>
-    <w:p>
-      <w:r>
-        <w:rPr>
-          <w:b/>
-        </w:rPr>
-        <w:t xml:space="preserve">Implementation: </w:t>
-      </w:r>
-      <w:r>
-        <w:rPr>
-          <w:i w:val="0"/>
-        </w:rPr>
-        <w:t>[[ FILL: replace with the provider's real implementation facts ]]</w:t>
-      </w:r>
-    </w:p>
-    <w:p>
-      <w:r>
-        <w:rPr>
-          <w:b/>
-        </w:rPr>
-        <w:t xml:space="preserve">Validation: </w:t>
-      </w:r>
-      <w:r>
-        <w:rPr>
-          <w:i w:val="0"/>
-        </w:rPr>
-        <w:t>[[ FILL: replace with the provider's real implementation facts ]]</w:t>
-      </w:r>
-    </w:p>
-    <w:p>
-      <w:r>
-        <w:rPr>
-          <w:b/>
-        </w:rPr>
-        <w:t xml:space="preserve">Owner: </w:t>
-      </w:r>
-      <w:r>
-        <w:rPr>
-          <w:i w:val="0"/>
-        </w:rPr>
-        <w:t>[[ FILL: replace with the provider's real implementation facts ]]</w:t>
-      </w:r>
-    </w:p>
-    <w:p>
-      <w:r>
-        <w:rPr>
-          <w:b/>
-        </w:rPr>
-        <w:t xml:space="preserve">Status: </w:t>
-      </w:r>
-      <w:r>
-        <w:rPr>
-          <w:i w:val="0"/>
-        </w:rPr>
-        <w:t>Not Implemented</w:t>
-      </w:r>
-    </w:p>
-    <w:p>
-      <w:pPr>
-        <w:pStyle w:val="Heading2"/>
-      </w:pPr>
-      <w:r>
-        <w:t>FRC-CLA-IVV Optional Independent Verification and Validation</w:t>
-      </w:r>
-    </w:p>
-    <w:p>
-      <w:r>
-        <w:t>Rule family: FRC (FedRAMP Certification)</w:t>
-      </w:r>
-    </w:p>
-    <w:p>
-      <w:r>
-        <w:t>Force at Class A: MAY | Class A obligation: mandatory</w:t>
-      </w:r>
-    </w:p>
-    <w:p>
-      <w:r>
-        <w:rPr>
-          <w:b/>
-        </w:rPr>
-        <w:t xml:space="preserve">What it looks for: </w:t>
-      </w:r>
-      <w:r>
-        <w:rPr>
-          <w:i w:val="0"/>
-        </w:rPr>
-        <w:t>Providers seeking a FedRAMP Class A Certification MAY have the FedRAMP Certification Package independently verified and validated by a FedRAMP Recognized assessor before submission to FedRAMP.</w:t>
-      </w:r>
-    </w:p>
-    <w:p>
-      <w:r>
-        <w:rPr>
-          <w:b/>
-        </w:rPr>
-        <w:t xml:space="preserve">How to comply (SAS guidance): </w:t>
-      </w:r>
-      <w:r>
-        <w:rPr>
-          <w:i w:val="0"/>
-        </w:rPr>
-        <w:t>Certification mechanics: pick one Program Certification type, supply schema-valid JSON wherever a rule defines a schema, meet the per-class automated verification and validation minimums (FRC-CSX-VVK), and accumulate the 6-month metrics history (FRC-CSX-MOT) before applying.</w:t>
-      </w:r>
-    </w:p>
-    <w:p>
-      <w:r>
-        <w:rPr>
-          <w:b/>
-        </w:rPr>
-        <w:t xml:space="preserve">Evidence required (FedRAMP default artifact expectations for rules): </w:t>
-      </w:r>
-      <w:r>
-        <w:rPr>
-          <w:i w:val="0"/>
-        </w:rPr>
-      </w:r>
-    </w:p>
-    <w:p>
-      <w:pPr>
-        <w:pStyle w:val="ListBullet"/>
-      </w:pPr>
-      <w:r>
-        <w:t>Explanation of how the rule is followed, or an explanation of the reason and resulting risk to customers for not following the rule.</w:t>
-      </w:r>
-    </w:p>
-    <w:p>
-      <w:pPr>
-        <w:pStyle w:val="ListBullet"/>
-      </w:pPr>
-      <w:r>
-        <w:t>Verification that the implementation is appropriate for the rule, or that the reason for not implementing is accepted by a senior official.</w:t>
-      </w:r>
-    </w:p>
-    <w:p>
-      <w:pPr>
-        <w:pStyle w:val="ListBullet"/>
-      </w:pPr>
-      <w:r>
-        <w:t>Validation that the implementation is in place and working as intended, or that the reason for not implementing is accepted by a senior official.</w:t>
-      </w:r>
-    </w:p>
-    <w:p>
-      <w:pPr>
-        <w:pStyle w:val="ListBullet"/>
-      </w:pPr>
-      <w:r>
-        <w:t>Independent verification.</w:t>
-      </w:r>
-    </w:p>
-    <w:p>
-      <w:pPr>
-        <w:pStyle w:val="ListBullet"/>
-      </w:pPr>
-      <w:r>
-        <w:t>Independent validation.</w:t>
-      </w:r>
-    </w:p>
-    <w:p>
-      <w:r>
-        <w:rPr>
-          <w:b/>
-        </w:rPr>
-        <w:t xml:space="preserve">Implementation: </w:t>
-      </w:r>
-      <w:r>
-        <w:rPr>
-          <w:i w:val="0"/>
-        </w:rPr>
-        <w:t>[[ FILL: replace with the provider's real implementation facts ]]</w:t>
-      </w:r>
-    </w:p>
-    <w:p>
-      <w:r>
-        <w:rPr>
-          <w:b/>
-        </w:rPr>
-        <w:t xml:space="preserve">Validation: </w:t>
-      </w:r>
-      <w:r>
-        <w:rPr>
-          <w:i w:val="0"/>
-        </w:rPr>
-        <w:t>[[ FILL: replace with the provider's real implementation facts ]]</w:t>
-      </w:r>
-    </w:p>
-    <w:p>
-      <w:r>
-        <w:rPr>
-          <w:b/>
-        </w:rPr>
-        <w:t xml:space="preserve">Owner: </w:t>
-      </w:r>
-      <w:r>
-        <w:rPr>
-          <w:i w:val="0"/>
-        </w:rPr>
-        <w:t>[[ FILL: replace with the provider's real implementation facts ]]</w:t>
-      </w:r>
-    </w:p>
-    <w:p>
-      <w:r>
-        <w:rPr>
-          <w:b/>
-        </w:rPr>
-        <w:t xml:space="preserve">Status: </w:t>
-      </w:r>
-      <w:r>
-        <w:rPr>
-          <w:i w:val="0"/>
-        </w:rPr>
-        <w:t>Not Implemented</w:t>
-      </w:r>
-    </w:p>
-    <w:p>
-      <w:pPr>
-        <w:pStyle w:val="Heading2"/>
-      </w:pPr>
-      <w:r>
-        <w:t>FRC-CLA-MFR Mandatory FedRAMP Rules for Class A</w:t>
-      </w:r>
-    </w:p>
-    <w:p>
-      <w:r>
-        <w:t>Rule family: FRC (FedRAMP Certification)</w:t>
-      </w:r>
-    </w:p>
-    <w:p>
-      <w:r>
-        <w:t>Force at Class A: MUST | Class A obligation: mandatory</w:t>
-      </w:r>
-    </w:p>
-    <w:p>
-      <w:r>
-        <w:rPr>
-          <w:b/>
-        </w:rPr>
-        <w:t xml:space="preserve">What it looks for: </w:t>
-      </w:r>
-      <w:r>
-        <w:rPr>
-          <w:i w:val="0"/>
-        </w:rPr>
-        <w:t>Providers seeking a Class A FedRAMP Certification MUST address all rules in this FedRAMP Class A Certification subset (FRC-CLA) AND the following additional FedRAMP Class A rules; the appropriate artifacts or information mapping for all rules MUST be supplied in the FedRAMP Certification Package.</w:t>
-      </w:r>
-    </w:p>
-    <w:p>
-      <w:r>
-        <w:rPr>
-          <w:b/>
-        </w:rPr>
-        <w:t xml:space="preserve">Official note: </w:t>
-      </w:r>
-      <w:r>
-        <w:rPr>
-          <w:i/>
-        </w:rPr>
-        <w:t>Some of these specific FedRAMP rules may not have similar counterparts in external frameworks and providers will need to implement new processes to follow these rules.</w:t>
-      </w:r>
-    </w:p>
-    <w:p>
-      <w:r>
-        <w:rPr>
-          <w:b/>
-        </w:rPr>
-        <w:t xml:space="preserve">Official note: </w:t>
-      </w:r>
-      <w:r>
-        <w:rPr>
-          <w:i/>
-        </w:rPr>
-        <w:t>In general, for each of these FedRAMP requirements, providers should include a sufficiently detailed summary that reviewers will not need to dig into the related security framework materials to understand the related decisions - just saying "see SOC 2 report" is not particularly helpful.</w:t>
-      </w:r>
-    </w:p>
-    <w:p>
-      <w:r>
-        <w:rPr>
-          <w:b/>
-        </w:rPr>
-        <w:t xml:space="preserve">Official note: </w:t>
-      </w:r>
-      <w:r>
-        <w:rPr>
-          <w:i/>
-        </w:rPr>
-        <w:t>Information about how the provider addresses the included Key Security Indicators are required to receive a class A certification even if the provider intends to pursue a Rev 5 Program Certification path in the future.</w:t>
-      </w:r>
-    </w:p>
-    <w:p>
-      <w:r>
-        <w:rPr>
-          <w:b/>
-        </w:rPr>
-        <w:t xml:space="preserve">How to comply (SAS guidance): </w:t>
-      </w:r>
-      <w:r>
-        <w:rPr>
-          <w:i w:val="0"/>
-        </w:rPr>
-        <w:t>Certification mechanics: pick one Program Certification type, supply schema-valid JSON wherever a rule defines a schema, meet the per-class automated verification and validation minimums (FRC-CSX-VVK), and accumulate the 6-month metrics history (FRC-CSX-MOT) before applying.</w:t>
-      </w:r>
-    </w:p>
-    <w:p>
-      <w:r>
-        <w:rPr>
-          <w:b/>
-        </w:rPr>
-        <w:t xml:space="preserve">Evidence required (FedRAMP default artifact expectations for rules): </w:t>
-      </w:r>
-      <w:r>
-        <w:rPr>
-          <w:i w:val="0"/>
-        </w:rPr>
-      </w:r>
-    </w:p>
-    <w:p>
-      <w:pPr>
-        <w:pStyle w:val="ListBullet"/>
-      </w:pPr>
-      <w:r>
-        <w:t>Explanation of how the rule is followed, or an explanation of the reason and resulting risk to customers for not following the rule.</w:t>
-      </w:r>
-    </w:p>
-    <w:p>
-      <w:pPr>
-        <w:pStyle w:val="ListBullet"/>
-      </w:pPr>
-      <w:r>
-        <w:t>Verification that the implementation is appropriate for the rule, or that the reason for not implementing is accepted by a senior official.</w:t>
-      </w:r>
-    </w:p>
-    <w:p>
-      <w:pPr>
-        <w:pStyle w:val="ListBullet"/>
-      </w:pPr>
-      <w:r>
-        <w:t>Validation that the implementation is in place and working as intended, or that the reason for not implementing is accepted by a senior official.</w:t>
-      </w:r>
-    </w:p>
-    <w:p>
-      <w:pPr>
-        <w:pStyle w:val="ListBullet"/>
-      </w:pPr>
-      <w:r>
-        <w:t>Independent verification.</w:t>
-      </w:r>
-    </w:p>
-    <w:p>
-      <w:pPr>
-        <w:pStyle w:val="ListBullet"/>
-      </w:pPr>
-      <w:r>
-        <w:t>Independent validation.</w:t>
-      </w:r>
-    </w:p>
-    <w:p>
-      <w:r>
-        <w:rPr>
-          <w:b/>
-        </w:rPr>
-        <w:t xml:space="preserve">Implementation: </w:t>
-      </w:r>
-      <w:r>
-        <w:rPr>
-          <w:i w:val="0"/>
-        </w:rPr>
-        <w:t>[[ FILL: replace with the provider's real implementation facts ]]</w:t>
-      </w:r>
-    </w:p>
-    <w:p>
-      <w:r>
-        <w:rPr>
-          <w:b/>
-        </w:rPr>
-        <w:t xml:space="preserve">Validation: </w:t>
-      </w:r>
-      <w:r>
-        <w:rPr>
-          <w:i w:val="0"/>
-        </w:rPr>
-        <w:t>[[ FILL: replace with the provider's real implementation facts ]]</w:t>
-      </w:r>
-    </w:p>
-    <w:p>
-      <w:r>
-        <w:rPr>
-          <w:b/>
-        </w:rPr>
-        <w:t xml:space="preserve">Owner: </w:t>
-      </w:r>
-      <w:r>
-        <w:rPr>
-          <w:i w:val="0"/>
-        </w:rPr>
-        <w:t>[[ FILL: replace with the provider's real implementation facts ]]</w:t>
-      </w:r>
-    </w:p>
-    <w:p>
-      <w:r>
-        <w:rPr>
-          <w:b/>
-        </w:rPr>
-        <w:t xml:space="preserve">Status: </w:t>
-      </w:r>
-      <w:r>
-        <w:rPr>
-          <w:i w:val="0"/>
-        </w:rPr>
-        <w:t>Not Implemented</w:t>
-      </w:r>
-    </w:p>
-    <w:p>
-      <w:pPr>
-        <w:pStyle w:val="Heading2"/>
-      </w:pPr>
-      <w:r>
-        <w:t>FRC-CLA-OFR Address Optional FedRAMP Rules for Class A</w:t>
-      </w:r>
-    </w:p>
-    <w:p>
-      <w:r>
-        <w:t>Rule family: FRC (FedRAMP Certification)</w:t>
-      </w:r>
-    </w:p>
-    <w:p>
-      <w:r>
-        <w:t>Force at Class A: MAY | Class A obligation: mandatory</w:t>
-      </w:r>
-    </w:p>
-    <w:p>
-      <w:r>
-        <w:rPr>
-          <w:b/>
-        </w:rPr>
-        <w:t xml:space="preserve">What it looks for: </w:t>
-      </w:r>
-      <w:r>
-        <w:rPr>
-          <w:i w:val="0"/>
-        </w:rPr>
-        <w:t>Providers seeking a Class A FedRAMP Certification MAY address the following additional optional FedRAMP Class A rules (if applicable):</w:t>
-      </w:r>
-    </w:p>
-    <w:p>
-      <w:r>
-        <w:rPr>
-          <w:b/>
-        </w:rPr>
-        <w:t xml:space="preserve">How to comply (SAS guidance): </w:t>
-      </w:r>
-      <w:r>
-        <w:rPr>
-          <w:i w:val="0"/>
-        </w:rPr>
-        <w:t>Certification mechanics: pick one Program Certification type, supply schema-valid JSON wherever a rule defines a schema, meet the per-class automated verification and validation minimums (FRC-CSX-VVK), and accumulate the 6-month metrics history (FRC-CSX-MOT) before applying.</w:t>
-      </w:r>
-    </w:p>
-    <w:p>
-      <w:r>
-        <w:rPr>
-          <w:b/>
-        </w:rPr>
-        <w:t xml:space="preserve">Evidence required (FedRAMP default artifact expectations for rules): </w:t>
-      </w:r>
-      <w:r>
-        <w:rPr>
-          <w:i w:val="0"/>
-        </w:rPr>
-      </w:r>
-    </w:p>
-    <w:p>
-      <w:pPr>
-        <w:pStyle w:val="ListBullet"/>
-      </w:pPr>
-      <w:r>
-        <w:t>Explanation of how the rule is followed, or an explanation of the reason and resulting risk to customers for not following the rule.</w:t>
-      </w:r>
-    </w:p>
-    <w:p>
-      <w:pPr>
-        <w:pStyle w:val="ListBullet"/>
-      </w:pPr>
-      <w:r>
-        <w:t>Verification that the implementation is appropriate for the rule, or that the reason for not implementing is accepted by a senior official.</w:t>
-      </w:r>
-    </w:p>
-    <w:p>
-      <w:pPr>
-        <w:pStyle w:val="ListBullet"/>
-      </w:pPr>
-      <w:r>
-        <w:t>Validation that the implementation is in place and working as intended, or that the reason for not implementing is accepted by a senior official.</w:t>
-      </w:r>
-    </w:p>
-    <w:p>
-      <w:pPr>
-        <w:pStyle w:val="ListBullet"/>
-      </w:pPr>
-      <w:r>
-        <w:t>Independent verification.</w:t>
-      </w:r>
-    </w:p>
-    <w:p>
-      <w:pPr>
-        <w:pStyle w:val="ListBullet"/>
-      </w:pPr>
-      <w:r>
-        <w:t>Independent validation.</w:t>
-      </w:r>
-    </w:p>
-    <w:p>
-      <w:r>
-        <w:rPr>
-          <w:b/>
-        </w:rPr>
-        <w:t xml:space="preserve">Implementation: </w:t>
-      </w:r>
-      <w:r>
-        <w:rPr>
-          <w:i w:val="0"/>
-        </w:rPr>
-        <w:t>[[ FILL: replace with the provider's real implementation facts ]]</w:t>
-      </w:r>
-    </w:p>
-    <w:p>
-      <w:r>
-        <w:rPr>
-          <w:b/>
-        </w:rPr>
-        <w:t xml:space="preserve">Validation: </w:t>
-      </w:r>
-      <w:r>
-        <w:rPr>
-          <w:i w:val="0"/>
-        </w:rPr>
-        <w:t>[[ FILL: replace with the provider's real implementation facts ]]</w:t>
-      </w:r>
-    </w:p>
-    <w:p>
-      <w:r>
-        <w:rPr>
-          <w:b/>
-        </w:rPr>
-        <w:t xml:space="preserve">Owner: </w:t>
-      </w:r>
-      <w:r>
-        <w:rPr>
-          <w:i w:val="0"/>
-        </w:rPr>
-        <w:t>[[ FILL: replace with the provider's real implementation facts ]]</w:t>
-      </w:r>
-    </w:p>
-    <w:p>
-      <w:r>
-        <w:rPr>
-          <w:b/>
-        </w:rPr>
-        <w:t xml:space="preserve">Status: </w:t>
-      </w:r>
-      <w:r>
-        <w:rPr>
-          <w:i w:val="0"/>
-        </w:rPr>
-        <w:t>Not Implemented</w:t>
-      </w:r>
-    </w:p>
-    <w:p>
-      <w:pPr>
-        <w:pStyle w:val="Heading2"/>
-      </w:pPr>
-      <w:r>
-        <w:t>FRC-CLA-RFR Recommended FedRAMP Rules for Class A</w:t>
-      </w:r>
-    </w:p>
-    <w:p>
-      <w:r>
-        <w:t>Rule family: FRC (FedRAMP Certification)</w:t>
-      </w:r>
-    </w:p>
-    <w:p>
-      <w:r>
-        <w:t>Force at Class A: SHOULD | Class A obligation: mandatory</w:t>
-      </w:r>
-    </w:p>
-    <w:p>
-      <w:r>
-        <w:rPr>
-          <w:b/>
-        </w:rPr>
-        <w:t xml:space="preserve">What it looks for: </w:t>
-      </w:r>
-      <w:r>
-        <w:rPr>
-          <w:i w:val="0"/>
-        </w:rPr>
-        <w:t>Providers seeking a Class A FedRAMP Certification SHOULD address the following additional recommended FedRAMP Class A rules (if applicable):</w:t>
-      </w:r>
-    </w:p>
-    <w:p>
-      <w:r>
-        <w:rPr>
-          <w:b/>
-        </w:rPr>
-        <w:t xml:space="preserve">How to comply (SAS guidance): </w:t>
-      </w:r>
-      <w:r>
-        <w:rPr>
-          <w:i w:val="0"/>
-        </w:rPr>
-        <w:t>Certification mechanics: pick one Program Certification type, supply schema-valid JSON wherever a rule defines a schema, meet the per-class automated verification and validation minimums (FRC-CSX-VVK), and accumulate the 6-month metrics history (FRC-CSX-MOT) before applying.</w:t>
-      </w:r>
-    </w:p>
-    <w:p>
-      <w:r>
-        <w:rPr>
-          <w:b/>
-        </w:rPr>
-        <w:t xml:space="preserve">Evidence required (FedRAMP default artifact expectations for rules): </w:t>
-      </w:r>
-      <w:r>
-        <w:rPr>
-          <w:i w:val="0"/>
-        </w:rPr>
-      </w:r>
-    </w:p>
-    <w:p>
-      <w:pPr>
-        <w:pStyle w:val="ListBullet"/>
-      </w:pPr>
-      <w:r>
-        <w:t>Explanation of how the rule is followed, or an explanation of the reason and resulting risk to customers for not following the rule.</w:t>
-      </w:r>
-    </w:p>
-    <w:p>
-      <w:pPr>
-        <w:pStyle w:val="ListBullet"/>
-      </w:pPr>
-      <w:r>
-        <w:t>Verification that the implementation is appropriate for the rule, or that the reason for not implementing is accepted by a senior official.</w:t>
-      </w:r>
-    </w:p>
-    <w:p>
-      <w:pPr>
-        <w:pStyle w:val="ListBullet"/>
-      </w:pPr>
-      <w:r>
-        <w:t>Validation that the implementation is in place and working as intended, or that the reason for not implementing is accepted by a senior official.</w:t>
-      </w:r>
-    </w:p>
-    <w:p>
-      <w:pPr>
-        <w:pStyle w:val="ListBullet"/>
-      </w:pPr>
-      <w:r>
-        <w:t>Independent verification.</w:t>
-      </w:r>
-    </w:p>
-    <w:p>
-      <w:pPr>
-        <w:pStyle w:val="ListBullet"/>
-      </w:pPr>
-      <w:r>
-        <w:t>Independent validation.</w:t>
-      </w:r>
-    </w:p>
-    <w:p>
-      <w:r>
-        <w:rPr>
-          <w:b/>
-        </w:rPr>
-        <w:t xml:space="preserve">Implementation: </w:t>
-      </w:r>
-      <w:r>
-        <w:rPr>
-          <w:i w:val="0"/>
-        </w:rPr>
-        <w:t>[[ FILL: replace with the provider's real implementation facts ]]</w:t>
-      </w:r>
-    </w:p>
-    <w:p>
-      <w:r>
-        <w:rPr>
-          <w:b/>
-        </w:rPr>
-        <w:t xml:space="preserve">Validation: </w:t>
-      </w:r>
-      <w:r>
-        <w:rPr>
-          <w:i w:val="0"/>
-        </w:rPr>
-        <w:t>[[ FILL: replace with the provider's real implementation facts ]]</w:t>
-      </w:r>
-    </w:p>
-    <w:p>
-      <w:r>
-        <w:rPr>
-          <w:b/>
-        </w:rPr>
-        <w:t xml:space="preserve">Owner: </w:t>
-      </w:r>
-      <w:r>
-        <w:rPr>
-          <w:i w:val="0"/>
-        </w:rPr>
-        <w:t>[[ FILL: replace with the provider's real implementation facts ]]</w:t>
-      </w:r>
-    </w:p>
-    <w:p>
-      <w:r>
-        <w:rPr>
-          <w:b/>
-        </w:rPr>
-        <w:t xml:space="preserve">Status: </w:t>
-      </w:r>
-      <w:r>
-        <w:rPr>
-          <w:i w:val="0"/>
-        </w:rPr>
-        <w:t>Not Implemented</w:t>
-      </w:r>
-    </w:p>
-    <w:p>
-      <w:pPr>
-        <w:pStyle w:val="Heading2"/>
-      </w:pPr>
-      <w:r>
-        <w:t>FRC-CSO-JSN FedRAMP JSON Schemas</w:t>
-      </w:r>
-    </w:p>
-    <w:p>
-      <w:r>
-        <w:t>Rule family: FRC (FedRAMP Certification)</w:t>
-      </w:r>
-    </w:p>
-    <w:p>
-      <w:r>
-        <w:t>Force at Class A: MUST | Class A obligation: mandatory</w:t>
-      </w:r>
-    </w:p>
-    <w:p>
-      <w:r>
-        <w:rPr>
-          <w:b/>
-        </w:rPr>
-        <w:t xml:space="preserve">What it looks for: </w:t>
-      </w:r>
-      <w:r>
-        <w:rPr>
-          <w:i w:val="0"/>
-        </w:rPr>
-        <w:t>Providers MUST supply machine-readable information in JSON documents that are valid against the corresponding JSON schema when a rule contains a FedRAMP JSON schema, UNLESS otherwise specified in the rule.</w:t>
-      </w:r>
-    </w:p>
-    <w:p>
-      <w:r>
-        <w:rPr>
-          <w:b/>
-        </w:rPr>
-        <w:t xml:space="preserve">Official note: </w:t>
-      </w:r>
-      <w:r>
-        <w:rPr>
-          <w:i/>
-        </w:rPr>
-        <w:t>FedRAMP JSON schemas are designed to be lightweight and flexible to establish a minimum set of structured information while allowing providers to improve on the format and structure of the information as needed to meet their needs and the needs of their customers.</w:t>
-      </w:r>
-    </w:p>
-    <w:p>
-      <w:r>
-        <w:rPr>
-          <w:b/>
-        </w:rPr>
-        <w:t xml:space="preserve">How to comply (SAS guidance): </w:t>
-      </w:r>
-      <w:r>
-        <w:rPr>
-          <w:i w:val="0"/>
-        </w:rPr>
-        <w:t>Certification mechanics: pick one Program Certification type, supply schema-valid JSON wherever a rule defines a schema, meet the per-class automated verification and validation minimums (FRC-CSX-VVK), and accumulate the 6-month metrics history (FRC-CSX-MOT) before applying.</w:t>
-      </w:r>
-    </w:p>
-    <w:p>
-      <w:r>
-        <w:rPr>
-          <w:b/>
-        </w:rPr>
-        <w:t xml:space="preserve">Evidence required (FedRAMP default artifact expectations for rules): </w:t>
-      </w:r>
-      <w:r>
-        <w:rPr>
-          <w:i w:val="0"/>
-        </w:rPr>
-      </w:r>
-    </w:p>
-    <w:p>
-      <w:pPr>
-        <w:pStyle w:val="ListBullet"/>
-      </w:pPr>
-      <w:r>
-        <w:t>Explanation of how the rule is followed, or an explanation of the reason and resulting risk to customers for not following the rule.</w:t>
-      </w:r>
-    </w:p>
-    <w:p>
-      <w:pPr>
-        <w:pStyle w:val="ListBullet"/>
-      </w:pPr>
-      <w:r>
-        <w:t>Verification that the implementation is appropriate for the rule, or that the reason for not implementing is accepted by a senior official.</w:t>
-      </w:r>
-    </w:p>
-    <w:p>
-      <w:pPr>
-        <w:pStyle w:val="ListBullet"/>
-      </w:pPr>
-      <w:r>
-        <w:t>Validation that the implementation is in place and working as intended, or that the reason for not implementing is accepted by a senior official.</w:t>
-      </w:r>
-    </w:p>
-    <w:p>
-      <w:pPr>
-        <w:pStyle w:val="ListBullet"/>
-      </w:pPr>
-      <w:r>
-        <w:t>Independent verification.</w:t>
-      </w:r>
-    </w:p>
-    <w:p>
-      <w:pPr>
-        <w:pStyle w:val="ListBullet"/>
-      </w:pPr>
-      <w:r>
-        <w:t>Independent validation.</w:t>
-      </w:r>
-    </w:p>
-    <w:p>
-      <w:r>
-        <w:rPr>
-          <w:b/>
-        </w:rPr>
-        <w:t xml:space="preserve">Implementation: </w:t>
-      </w:r>
-      <w:r>
-        <w:rPr>
-          <w:i w:val="0"/>
-        </w:rPr>
-        <w:t>Example (reference architecture, replace with your real implementation): All machine-readable certification information is produced as JSON validated against the corresponding published FedRAMP JSON schema before release. The generation pipeline pins the current official schema, hash-compares it against the live published schema at each run, and fails the build on any validation error.</w:t>
-      </w:r>
-    </w:p>
-    <w:p>
-      <w:r>
-        <w:rPr>
-          <w:b/>
-        </w:rPr>
-        <w:t xml:space="preserve">Validation: </w:t>
-      </w:r>
-      <w:r>
-        <w:rPr>
-          <w:i w:val="0"/>
-        </w:rPr>
-        <w:t>Example (reference architecture, replace with your real implementation): Schema validation runs in CI on every change to certification data; results are retained with the build record. A scheduled job re-validates published artifacts weekly against the live schema to catch in-place schema updates.</w:t>
-      </w:r>
-    </w:p>
-    <w:p>
-      <w:r>
-        <w:rPr>
-          <w:b/>
-        </w:rPr>
-        <w:t xml:space="preserve">Owner: </w:t>
-      </w:r>
-      <w:r>
-        <w:rPr>
-          <w:i w:val="0"/>
-        </w:rPr>
-        <w:t>Example: Compliance Engineering Lead</w:t>
-      </w:r>
-    </w:p>
-    <w:p>
-      <w:r>
-        <w:rPr>
-          <w:b/>
-        </w:rPr>
-        <w:t xml:space="preserve">Status: </w:t>
-      </w:r>
-      <w:r>
-        <w:rPr>
-          <w:i w:val="0"/>
-        </w:rPr>
-        <w:t>Not Implemented</w:t>
-      </w:r>
-    </w:p>
-    <w:p>
-      <w:pPr>
-        <w:pStyle w:val="Heading2"/>
-      </w:pPr>
-      <w:r>
-        <w:t>FRC-CSO-PKG FedRAMP Certification Package</w:t>
-      </w:r>
-    </w:p>
-    <w:p>
-      <w:r>
-        <w:t>Rule family: FRC (FedRAMP Certification)</w:t>
-      </w:r>
-    </w:p>
-    <w:p>
-      <w:r>
-        <w:t>Force at Class A: MUST | Class A obligation: mandatory</w:t>
-      </w:r>
-    </w:p>
-    <w:p>
-      <w:r>
-        <w:rPr>
-          <w:b/>
-        </w:rPr>
-        <w:t xml:space="preserve">What it looks for: </w:t>
-      </w:r>
-      <w:r>
-        <w:rPr>
-          <w:i w:val="0"/>
-        </w:rPr>
-        <w:t>Providers seeking a Certification MUST supply a complete FedRAMP Certification Package to FedRAMP for initial certification; the FedRAMP Certification Package MUST include at least the following information:</w:t>
-      </w:r>
-    </w:p>
-    <w:p>
-      <w:r>
-        <w:rPr>
-          <w:b/>
-        </w:rPr>
-        <w:t xml:space="preserve">How to comply (SAS guidance): </w:t>
-      </w:r>
-      <w:r>
-        <w:rPr>
-          <w:i w:val="0"/>
-        </w:rPr>
-        <w:t>Certification mechanics: pick one Program Certification type, supply schema-valid JSON wherever a rule defines a schema, meet the per-class automated verification and validation minimums (FRC-CSX-VVK), and accumulate the 6-month metrics history (FRC-CSX-MOT) before applying.</w:t>
-      </w:r>
-    </w:p>
-    <w:p>
-      <w:r>
-        <w:rPr>
-          <w:b/>
-        </w:rPr>
-        <w:t xml:space="preserve">Evidence required (FedRAMP default artifact expectations for rules): </w:t>
-      </w:r>
-      <w:r>
-        <w:rPr>
-          <w:i w:val="0"/>
-        </w:rPr>
-      </w:r>
-    </w:p>
-    <w:p>
-      <w:pPr>
-        <w:pStyle w:val="ListBullet"/>
-      </w:pPr>
-      <w:r>
-        <w:t>Explanation of how the rule is followed, or an explanation of the reason and resulting risk to customers for not following the rule.</w:t>
-      </w:r>
-    </w:p>
-    <w:p>
-      <w:pPr>
-        <w:pStyle w:val="ListBullet"/>
-      </w:pPr>
-      <w:r>
-        <w:t>Verification that the implementation is appropriate for the rule, or that the reason for not implementing is accepted by a senior official.</w:t>
-      </w:r>
-    </w:p>
-    <w:p>
-      <w:pPr>
-        <w:pStyle w:val="ListBullet"/>
-      </w:pPr>
-      <w:r>
-        <w:t>Validation that the implementation is in place and working as intended, or that the reason for not implementing is accepted by a senior official.</w:t>
-      </w:r>
-    </w:p>
-    <w:p>
-      <w:pPr>
-        <w:pStyle w:val="ListBullet"/>
-      </w:pPr>
-      <w:r>
-        <w:t>Independent verification.</w:t>
-      </w:r>
-    </w:p>
-    <w:p>
-      <w:pPr>
-        <w:pStyle w:val="ListBullet"/>
-      </w:pPr>
-      <w:r>
-        <w:t>Independent validation.</w:t>
-      </w:r>
-    </w:p>
-    <w:p>
-      <w:r>
-        <w:rPr>
-          <w:b/>
-        </w:rPr>
-        <w:t xml:space="preserve">Implementation: </w:t>
-      </w:r>
-      <w:r>
-        <w:rPr>
-          <w:i w:val="0"/>
-        </w:rPr>
-        <w:t>[[ FILL: replace with the provider's real implementation facts ]]</w:t>
-      </w:r>
-    </w:p>
-    <w:p>
-      <w:r>
-        <w:rPr>
-          <w:b/>
-        </w:rPr>
-        <w:t xml:space="preserve">Validation: </w:t>
-      </w:r>
-      <w:r>
-        <w:rPr>
-          <w:i w:val="0"/>
-        </w:rPr>
-        <w:t>[[ FILL: replace with the provider's real implementation facts ]]</w:t>
-      </w:r>
-    </w:p>
-    <w:p>
-      <w:r>
-        <w:rPr>
-          <w:b/>
-        </w:rPr>
-        <w:t xml:space="preserve">Owner: </w:t>
-      </w:r>
-      <w:r>
-        <w:rPr>
-          <w:i w:val="0"/>
-        </w:rPr>
-        <w:t>[[ FILL: replace with the provider's real implementation facts ]]</w:t>
-      </w:r>
-    </w:p>
-    <w:p>
-      <w:r>
-        <w:rPr>
-          <w:b/>
-        </w:rPr>
-        <w:t xml:space="preserve">Status: </w:t>
-      </w:r>
-      <w:r>
-        <w:rPr>
-          <w:i w:val="0"/>
-        </w:rPr>
-        <w:t>Not Implemented</w:t>
-      </w:r>
-    </w:p>
-    <w:p>
-      <w:pPr>
-        <w:pStyle w:val="Heading2"/>
-      </w:pPr>
-      <w:r>
-        <w:t>FRC-CSO-POP Pick One Program Certification Type</w:t>
-      </w:r>
-    </w:p>
-    <w:p>
-      <w:r>
-        <w:t>Rule family: FRC (FedRAMP Certification)</w:t>
-      </w:r>
-    </w:p>
-    <w:p>
-      <w:r>
-        <w:t>Force at Class A: MUST NOT | Class A obligation: mandatory</w:t>
-      </w:r>
-    </w:p>
-    <w:p>
-      <w:r>
-        <w:rPr>
-          <w:b/>
-        </w:rPr>
-        <w:t xml:space="preserve">What it looks for: </w:t>
-      </w:r>
-      <w:r>
-        <w:rPr>
-          <w:i w:val="0"/>
-        </w:rPr>
-        <w:t>Providers MUST NOT seek both FedRAMP Rev5 Program Certification and FedRAMP 20x Program Certification for the same cloud service offering; pick one type.</w:t>
-      </w:r>
-    </w:p>
-    <w:p>
-      <w:r>
-        <w:rPr>
-          <w:b/>
-        </w:rPr>
-        <w:t xml:space="preserve">Official note: </w:t>
-      </w:r>
-      <w:r>
-        <w:rPr>
-          <w:i/>
-        </w:rPr>
-        <w:t>This rule does not prevent a provider from seeking and maintaining a FedRAMP Rev5 Agency Certification and a FedRAMP 20x Program Certification for the same cloud service offering, however, doing so is strongly discouraged due to the increased complexity and risk of confusion for all parties.</w:t>
-      </w:r>
-    </w:p>
-    <w:p>
-      <w:r>
-        <w:rPr>
-          <w:b/>
-        </w:rPr>
-        <w:t xml:space="preserve">How to comply (SAS guidance): </w:t>
-      </w:r>
-      <w:r>
-        <w:rPr>
-          <w:i w:val="0"/>
-        </w:rPr>
-        <w:t>Certification mechanics: pick one Program Certification type, supply schema-valid JSON wherever a rule defines a schema, meet the per-class automated verification and validation minimums (FRC-CSX-VVK), and accumulate the 6-month metrics history (FRC-CSX-MOT) before applying.</w:t>
-      </w:r>
-    </w:p>
-    <w:p>
-      <w:r>
-        <w:rPr>
-          <w:b/>
-        </w:rPr>
-        <w:t xml:space="preserve">Evidence required (FedRAMP default artifact expectations for rules): </w:t>
-      </w:r>
-      <w:r>
-        <w:rPr>
-          <w:i w:val="0"/>
-        </w:rPr>
-      </w:r>
-    </w:p>
-    <w:p>
-      <w:pPr>
-        <w:pStyle w:val="ListBullet"/>
-      </w:pPr>
-      <w:r>
-        <w:t>Explanation of how the rule is followed, or an explanation of the reason and resulting risk to customers for not following the rule.</w:t>
-      </w:r>
-    </w:p>
-    <w:p>
-      <w:pPr>
-        <w:pStyle w:val="ListBullet"/>
-      </w:pPr>
-      <w:r>
-        <w:t>Verification that the implementation is appropriate for the rule, or that the reason for not implementing is accepted by a senior official.</w:t>
-      </w:r>
-    </w:p>
-    <w:p>
-      <w:pPr>
-        <w:pStyle w:val="ListBullet"/>
-      </w:pPr>
-      <w:r>
-        <w:t>Validation that the implementation is in place and working as intended, or that the reason for not implementing is accepted by a senior official.</w:t>
-      </w:r>
-    </w:p>
-    <w:p>
-      <w:pPr>
-        <w:pStyle w:val="ListBullet"/>
-      </w:pPr>
-      <w:r>
-        <w:t>Independent verification.</w:t>
-      </w:r>
-    </w:p>
-    <w:p>
-      <w:pPr>
-        <w:pStyle w:val="ListBullet"/>
-      </w:pPr>
-      <w:r>
-        <w:t>Independent validation.</w:t>
-      </w:r>
-    </w:p>
-    <w:p>
-      <w:r>
-        <w:rPr>
-          <w:b/>
-        </w:rPr>
-        <w:t xml:space="preserve">Implementation: </w:t>
-      </w:r>
-      <w:r>
-        <w:rPr>
-          <w:i w:val="0"/>
-        </w:rPr>
-        <w:t>[[ FILL: replace with the provider's real implementation facts ]]</w:t>
-      </w:r>
-    </w:p>
-    <w:p>
-      <w:r>
-        <w:rPr>
-          <w:b/>
-        </w:rPr>
-        <w:t xml:space="preserve">Validation: </w:t>
-      </w:r>
-      <w:r>
-        <w:rPr>
-          <w:i w:val="0"/>
-        </w:rPr>
-        <w:t>[[ FILL: replace with the provider's real implementation facts ]]</w:t>
-      </w:r>
-    </w:p>
-    <w:p>
-      <w:r>
-        <w:rPr>
-          <w:b/>
-        </w:rPr>
-        <w:t xml:space="preserve">Owner: </w:t>
-      </w:r>
-      <w:r>
-        <w:rPr>
-          <w:i w:val="0"/>
-        </w:rPr>
-        <w:t>[[ FILL: replace with the provider's real implementation facts ]]</w:t>
-      </w:r>
-    </w:p>
-    <w:p>
-      <w:r>
-        <w:rPr>
-          <w:b/>
-        </w:rPr>
-        <w:t xml:space="preserve">Status: </w:t>
-      </w:r>
-      <w:r>
-        <w:rPr>
-          <w:i w:val="0"/>
-        </w:rPr>
-        <w:t>Not Implemented</w:t>
-      </w:r>
-    </w:p>
-    <w:p>
-      <w:pPr>
-        <w:pStyle w:val="Heading2"/>
-      </w:pPr>
-      <w:r>
-        <w:t>IEC-CSO-EFR Evaluate FedRAMP Reportability</w:t>
-      </w:r>
-    </w:p>
-    <w:p>
-      <w:r>
-        <w:t>Rule family: IEC (Incident Evaluation and Communication)</w:t>
-      </w:r>
-    </w:p>
-    <w:p>
-      <w:r>
-        <w:t>Force at Class A: MUST | Class A obligation: mandatory</w:t>
-      </w:r>
-    </w:p>
-    <w:p>
-      <w:r>
-        <w:rPr>
-          <w:b/>
-        </w:rPr>
-        <w:t xml:space="preserve">What it looks for: </w:t>
-      </w:r>
-      <w:r>
-        <w:rPr>
-          <w:i w:val="0"/>
-        </w:rPr>
-        <w:t>Providers MUST promptly evaluate incidents to determine if they affect confidentiality or integrity of federal customer data or are likely to affect confidentiality or integrity of federal customer data; such incidents are FedRAMP Reportable Incidents and must be reported following the FedRAMP Incident Evaluation and Communication rules.</w:t>
-      </w:r>
-    </w:p>
-    <w:p>
-      <w:r>
-        <w:rPr>
-          <w:b/>
-        </w:rPr>
-        <w:t xml:space="preserve">How to comply (SAS guidance): </w:t>
-      </w:r>
-      <w:r>
-        <w:rPr>
-          <w:i w:val="0"/>
-        </w:rPr>
-        <w:t>Define incident evaluation and reporting procedures with the FedRAMP Reportable Incident test, the Potential Agency Impact N-rating scale, and the class-specific reporting timeframes. Wire detection (GuardDuty, Security Hub) to an on-call process that can meet the clock.</w:t>
-      </w:r>
-    </w:p>
-    <w:p>
-      <w:r>
-        <w:rPr>
-          <w:b/>
-        </w:rPr>
-        <w:t xml:space="preserve">Evidence required (rule-specific artifacts list): </w:t>
-      </w:r>
-      <w:r>
-        <w:rPr>
-          <w:i w:val="0"/>
-        </w:rPr>
-      </w:r>
-    </w:p>
-    <w:p>
-      <w:pPr>
-        <w:pStyle w:val="ListBullet"/>
-      </w:pPr>
-      <w:r>
-        <w:t>An incident log showing an example of one or more incidents being evaluated including the reason for the determination. The log can be from real incidents, simulated incidents, or a combination of sources.</w:t>
-      </w:r>
-    </w:p>
-    <w:p>
-      <w:r>
-        <w:rPr>
-          <w:b/>
-        </w:rPr>
-        <w:t xml:space="preserve">Implementation: </w:t>
-      </w:r>
-      <w:r>
-        <w:rPr>
-          <w:i w:val="0"/>
-        </w:rPr>
-        <w:t>[[ FILL: replace with the provider's real implementation facts ]]</w:t>
-      </w:r>
-    </w:p>
-    <w:p>
-      <w:r>
-        <w:rPr>
-          <w:b/>
-        </w:rPr>
-        <w:t xml:space="preserve">Validation: </w:t>
-      </w:r>
-      <w:r>
-        <w:rPr>
-          <w:i w:val="0"/>
-        </w:rPr>
-        <w:t>[[ FILL: replace with the provider's real implementation facts ]]</w:t>
-      </w:r>
-    </w:p>
-    <w:p>
-      <w:r>
-        <w:rPr>
-          <w:b/>
-        </w:rPr>
-        <w:t xml:space="preserve">Owner: </w:t>
-      </w:r>
-      <w:r>
-        <w:rPr>
-          <w:i w:val="0"/>
-        </w:rPr>
-        <w:t>[[ FILL: replace with the provider's real implementation facts ]]</w:t>
-      </w:r>
-    </w:p>
-    <w:p>
-      <w:r>
-        <w:rPr>
-          <w:b/>
-        </w:rPr>
-        <w:t xml:space="preserve">Status: </w:t>
-      </w:r>
-      <w:r>
-        <w:rPr>
-          <w:i w:val="0"/>
-        </w:rPr>
-        <w:t>Not Implemented</w:t>
-      </w:r>
-    </w:p>
-    <w:p>
-      <w:pPr>
-        <w:pStyle w:val="Heading2"/>
-      </w:pPr>
-      <w:r>
-        <w:t>IEC-CSO-FIR Final Incident Report</w:t>
-      </w:r>
-    </w:p>
-    <w:p>
-      <w:r>
-        <w:t>Rule family: IEC (Incident Evaluation and Communication)</w:t>
-      </w:r>
-    </w:p>
-    <w:p>
-      <w:r>
-        <w:t>Force at Class A: MUST | Class A obligation: mandatory</w:t>
-      </w:r>
-    </w:p>
-    <w:p>
-      <w:r>
-        <w:rPr>
-          <w:b/>
-        </w:rPr>
-        <w:t xml:space="preserve">What it looks for: </w:t>
-      </w:r>
-      <w:r>
-        <w:rPr>
-          <w:i w:val="0"/>
-        </w:rPr>
-        <w:t>Providers with Class A Certifications MUST responsibly notify all affected parties by providing a Final Incident Report once the incident has been resolved and recovery is complete, including final updates to all previously reported information.</w:t>
-      </w:r>
-    </w:p>
-    <w:p>
-      <w:r>
-        <w:rPr>
-          <w:b/>
-        </w:rPr>
-        <w:t xml:space="preserve">How to comply (SAS guidance): </w:t>
-      </w:r>
-      <w:r>
-        <w:rPr>
-          <w:i w:val="0"/>
-        </w:rPr>
-        <w:t>Define incident evaluation and reporting procedures with the FedRAMP Reportable Incident test, the Potential Agency Impact N-rating scale, and the class-specific reporting timeframes. Wire detection (GuardDuty, Security Hub) to an on-call process that can meet the clock.</w:t>
-      </w:r>
-    </w:p>
-    <w:p>
-      <w:r>
-        <w:rPr>
-          <w:b/>
-        </w:rPr>
-        <w:t xml:space="preserve">Evidence required (FedRAMP default artifact expectations for rules): </w:t>
-      </w:r>
-      <w:r>
-        <w:rPr>
-          <w:i w:val="0"/>
-        </w:rPr>
-      </w:r>
-    </w:p>
-    <w:p>
-      <w:pPr>
-        <w:pStyle w:val="ListBullet"/>
-      </w:pPr>
-      <w:r>
-        <w:t>Explanation of how the rule is followed, or an explanation of the reason and resulting risk to customers for not following the rule.</w:t>
-      </w:r>
-    </w:p>
-    <w:p>
-      <w:pPr>
-        <w:pStyle w:val="ListBullet"/>
-      </w:pPr>
-      <w:r>
-        <w:t>Verification that the implementation is appropriate for the rule, or that the reason for not implementing is accepted by a senior official.</w:t>
-      </w:r>
-    </w:p>
-    <w:p>
-      <w:pPr>
-        <w:pStyle w:val="ListBullet"/>
-      </w:pPr>
-      <w:r>
-        <w:t>Validation that the implementation is in place and working as intended, or that the reason for not implementing is accepted by a senior official.</w:t>
-      </w:r>
-    </w:p>
-    <w:p>
-      <w:pPr>
-        <w:pStyle w:val="ListBullet"/>
-      </w:pPr>
-      <w:r>
-        <w:t>Independent verification.</w:t>
-      </w:r>
-    </w:p>
-    <w:p>
-      <w:pPr>
-        <w:pStyle w:val="ListBullet"/>
-      </w:pPr>
-      <w:r>
-        <w:t>Independent validation.</w:t>
-      </w:r>
-    </w:p>
-    <w:p>
-      <w:r>
-        <w:rPr>
-          <w:b/>
-        </w:rPr>
-        <w:t xml:space="preserve">Implementation: </w:t>
-      </w:r>
-      <w:r>
-        <w:rPr>
-          <w:i w:val="0"/>
-        </w:rPr>
-        <w:t>[[ FILL: replace with the provider's real implementation facts ]]</w:t>
-      </w:r>
-    </w:p>
-    <w:p>
-      <w:r>
-        <w:rPr>
-          <w:b/>
-        </w:rPr>
-        <w:t xml:space="preserve">Validation: </w:t>
-      </w:r>
-      <w:r>
-        <w:rPr>
-          <w:i w:val="0"/>
-        </w:rPr>
-        <w:t>[[ FILL: replace with the provider's real implementation facts ]]</w:t>
-      </w:r>
-    </w:p>
-    <w:p>
-      <w:r>
-        <w:rPr>
-          <w:b/>
-        </w:rPr>
-        <w:t xml:space="preserve">Owner: </w:t>
-      </w:r>
-      <w:r>
-        <w:rPr>
-          <w:i w:val="0"/>
-        </w:rPr>
-        <w:t>[[ FILL: replace with the provider's real implementation facts ]]</w:t>
-      </w:r>
-    </w:p>
-    <w:p>
-      <w:r>
-        <w:rPr>
-          <w:b/>
-        </w:rPr>
-        <w:t xml:space="preserve">Status: </w:t>
-      </w:r>
-      <w:r>
-        <w:rPr>
-          <w:i w:val="0"/>
-        </w:rPr>
-        <w:t>Not Implemented</w:t>
-      </w:r>
-    </w:p>
-    <w:p>
-      <w:pPr>
-        <w:pStyle w:val="Heading2"/>
-      </w:pPr>
-      <w:r>
-        <w:t>IEC-CSO-IIR Initial Incident Report</w:t>
-      </w:r>
-    </w:p>
-    <w:p>
-      <w:r>
-        <w:t>Rule family: IEC (Incident Evaluation and Communication)</w:t>
-      </w:r>
-    </w:p>
-    <w:p>
-      <w:r>
-        <w:t>Force at Class A: SHOULD | Class A obligation: recommended</w:t>
-      </w:r>
-    </w:p>
-    <w:p>
-      <w:r>
-        <w:rPr>
-          <w:b/>
-        </w:rPr>
-        <w:t xml:space="preserve">What it looks for: </w:t>
-      </w:r>
-      <w:r>
-        <w:rPr>
-          <w:i w:val="0"/>
-        </w:rPr>
-        <w:t>Providers with Class A Certifications SHOULD responsibly notify all affected parties after identifying FedRAMP Reportable Incidents by providing an Initial Incident Report with as much of the following information that is available at the time of reporting and/or the current relevant status for each item:</w:t>
-      </w:r>
-    </w:p>
-    <w:p>
-      <w:r>
-        <w:rPr>
-          <w:b/>
-        </w:rPr>
-        <w:t xml:space="preserve">How to comply (SAS guidance): </w:t>
-      </w:r>
-      <w:r>
-        <w:rPr>
-          <w:i w:val="0"/>
-        </w:rPr>
-        <w:t>Define incident evaluation and reporting procedures with the FedRAMP Reportable Incident test, the Potential Agency Impact N-rating scale, and the class-specific reporting timeframes. Wire detection (GuardDuty, Security Hub) to an on-call process that can meet the clock.</w:t>
-      </w:r>
-    </w:p>
-    <w:p>
-      <w:r>
-        <w:rPr>
-          <w:b/>
-        </w:rPr>
-        <w:t xml:space="preserve">Evidence required (FedRAMP default artifact expectations for rules): </w:t>
-      </w:r>
-      <w:r>
-        <w:rPr>
-          <w:i w:val="0"/>
-        </w:rPr>
-      </w:r>
-    </w:p>
-    <w:p>
-      <w:pPr>
-        <w:pStyle w:val="ListBullet"/>
-      </w:pPr>
-      <w:r>
-        <w:t>Explanation of how the rule is followed, or an explanation of the reason and resulting risk to customers for not following the rule.</w:t>
-      </w:r>
-    </w:p>
-    <w:p>
-      <w:pPr>
-        <w:pStyle w:val="ListBullet"/>
-      </w:pPr>
-      <w:r>
-        <w:t>Verification that the implementation is appropriate for the rule, or that the reason for not implementing is accepted by a senior official.</w:t>
-      </w:r>
-    </w:p>
-    <w:p>
-      <w:pPr>
-        <w:pStyle w:val="ListBullet"/>
-      </w:pPr>
-      <w:r>
-        <w:t>Validation that the implementation is in place and working as intended, or that the reason for not implementing is accepted by a senior official.</w:t>
-      </w:r>
-    </w:p>
-    <w:p>
-      <w:pPr>
-        <w:pStyle w:val="ListBullet"/>
-      </w:pPr>
-      <w:r>
-        <w:t>Independent verification.</w:t>
-      </w:r>
-    </w:p>
-    <w:p>
-      <w:pPr>
-        <w:pStyle w:val="ListBullet"/>
-      </w:pPr>
-      <w:r>
-        <w:t>Independent validation.</w:t>
-      </w:r>
-    </w:p>
-    <w:p>
-      <w:r>
-        <w:rPr>
-          <w:b/>
-        </w:rPr>
-        <w:t xml:space="preserve">Implementation: </w:t>
-      </w:r>
-      <w:r>
-        <w:rPr>
-          <w:i w:val="0"/>
-        </w:rPr>
-        <w:t>[[ FILL: replace with the provider's real implementation facts ]]</w:t>
-      </w:r>
-    </w:p>
-    <w:p>
-      <w:r>
-        <w:rPr>
-          <w:b/>
-        </w:rPr>
-        <w:t xml:space="preserve">Validation: </w:t>
-      </w:r>
-      <w:r>
-        <w:rPr>
-          <w:i w:val="0"/>
-        </w:rPr>
-        <w:t>[[ FILL: replace with the provider's real implementation facts ]]</w:t>
-      </w:r>
-    </w:p>
-    <w:p>
-      <w:r>
-        <w:rPr>
-          <w:b/>
-        </w:rPr>
-        <w:t xml:space="preserve">Owner: </w:t>
-      </w:r>
-      <w:r>
-        <w:rPr>
-          <w:i w:val="0"/>
-        </w:rPr>
-        <w:t>[[ FILL: replace with the provider's real implementation facts ]]</w:t>
-      </w:r>
-    </w:p>
-    <w:p>
-      <w:r>
-        <w:rPr>
-          <w:b/>
-        </w:rPr>
-        <w:t xml:space="preserve">Status: </w:t>
-      </w:r>
-      <w:r>
-        <w:rPr>
-          <w:i w:val="0"/>
-        </w:rPr>
-        <w:t>Not Implemented</w:t>
-      </w:r>
-    </w:p>
-    <w:p>
-      <w:pPr>
-        <w:pStyle w:val="Heading2"/>
-      </w:pPr>
-      <w:r>
-        <w:t>IEC-CSO-OIR Ongoing Incident Reports</w:t>
-      </w:r>
-    </w:p>
-    <w:p>
-      <w:r>
-        <w:t>Rule family: IEC (Incident Evaluation and Communication)</w:t>
-      </w:r>
-    </w:p>
-    <w:p>
-      <w:r>
-        <w:t>Force at Class A: SHOULD | Class A obligation: recommended</w:t>
-      </w:r>
-    </w:p>
-    <w:p>
-      <w:r>
-        <w:rPr>
-          <w:b/>
-        </w:rPr>
-        <w:t xml:space="preserve">What it looks for: </w:t>
-      </w:r>
-      <w:r>
-        <w:rPr>
-          <w:i w:val="0"/>
-        </w:rPr>
-        <w:t>Providers with Class A Certifications SHOULD responsibly notify all affected parties of ongoing activity as new information becomes available during incident response for FedRAMP Reportable Incidents, including updates (or lack of updates) to all previously reported information and as much of the the following additional information that is available and/or the current relevant status for each item:</w:t>
+        <w:t>Providers with Class A Certifications SHOULD responsibly notify all affected parties of ongoing activity as new information becomes available during incident response for FedRAMP Reportable Incidents, including updates (or lack of updates) to all previously reported information and as much of the following additional information that is available and/or the current relevant status for each item:</w:t>
       </w:r>
     </w:p>
     <w:p>
